--- a/public/downloads/AI시대_새로운_사회계약을_위한_기초연구.docx
+++ b/public/downloads/AI시대_새로운_사회계약을_위한_기초연구.docx
@@ -435,7 +435,7 @@
                     <a:graphicData uri="http://schemas.openxmlformats.org/drawingml/2006/picture">
                       <pic:pic>
                         <pic:nvPicPr>
-                          <pic:cNvPr id="0" name="tmpftcxut4o.png"/>
+                          <pic:cNvPr id="0" name="tmpfipl9_3z.png"/>
                           <pic:cNvPicPr/>
                         </pic:nvPicPr>
                         <pic:blipFill>
@@ -567,7 +567,7 @@
                     <a:graphicData uri="http://schemas.openxmlformats.org/drawingml/2006/picture">
                       <pic:pic>
                         <pic:nvPicPr>
-                          <pic:cNvPr id="0" name="tmpevp57q2z.png"/>
+                          <pic:cNvPr id="0" name="tmpqzmx2xt0.png"/>
                           <pic:cNvPicPr/>
                         </pic:nvPicPr>
                         <pic:blipFill>
@@ -701,7 +701,7 @@
                     <a:graphicData uri="http://schemas.openxmlformats.org/drawingml/2006/picture">
                       <pic:pic>
                         <pic:nvPicPr>
-                          <pic:cNvPr id="0" name="tmp237cka7t.png"/>
+                          <pic:cNvPr id="0" name="tmpvso0i5tg.png"/>
                           <pic:cNvPicPr/>
                         </pic:nvPicPr>
                         <pic:blipFill>
@@ -833,7 +833,7 @@
                     <a:graphicData uri="http://schemas.openxmlformats.org/drawingml/2006/picture">
                       <pic:pic>
                         <pic:nvPicPr>
-                          <pic:cNvPr id="0" name="tmpuevgh3_z.png"/>
+                          <pic:cNvPr id="0" name="tmp_9lkdrr5.png"/>
                           <pic:cNvPicPr/>
                         </pic:nvPicPr>
                         <pic:blipFill>
@@ -1251,7 +1251,7 @@
                     <a:graphicData uri="http://schemas.openxmlformats.org/drawingml/2006/picture">
                       <pic:pic>
                         <pic:nvPicPr>
-                          <pic:cNvPr id="0" name="tmpvc6a4ggn.png"/>
+                          <pic:cNvPr id="0" name="tmphof3sqls.png"/>
                           <pic:cNvPicPr/>
                         </pic:nvPicPr>
                         <pic:blipFill>
@@ -1383,7 +1383,7 @@
                     <a:graphicData uri="http://schemas.openxmlformats.org/drawingml/2006/picture">
                       <pic:pic>
                         <pic:nvPicPr>
-                          <pic:cNvPr id="0" name="tmpyat3bfpp.png"/>
+                          <pic:cNvPr id="0" name="tmp34umvurc.png"/>
                           <pic:cNvPicPr/>
                         </pic:nvPicPr>
                         <pic:blipFill>
@@ -1517,7 +1517,7 @@
                     <a:graphicData uri="http://schemas.openxmlformats.org/drawingml/2006/picture">
                       <pic:pic>
                         <pic:nvPicPr>
-                          <pic:cNvPr id="0" name="tmpzpj6_0rm.png"/>
+                          <pic:cNvPr id="0" name="tmp13f9etfv.png"/>
                           <pic:cNvPicPr/>
                         </pic:nvPicPr>
                         <pic:blipFill>
@@ -1649,7 +1649,7 @@
                     <a:graphicData uri="http://schemas.openxmlformats.org/drawingml/2006/picture">
                       <pic:pic>
                         <pic:nvPicPr>
-                          <pic:cNvPr id="0" name="tmp2f8alre2.png"/>
+                          <pic:cNvPr id="0" name="tmpkm37n3yo.png"/>
                           <pic:cNvPicPr/>
                         </pic:nvPicPr>
                         <pic:blipFill>
@@ -1997,7 +1997,7 @@
                     <a:graphicData uri="http://schemas.openxmlformats.org/drawingml/2006/picture">
                       <pic:pic>
                         <pic:nvPicPr>
-                          <pic:cNvPr id="0" name="tmpydvc7p2_.png"/>
+                          <pic:cNvPr id="0" name="tmp76c7v1fi.png"/>
                           <pic:cNvPicPr/>
                         </pic:nvPicPr>
                         <pic:blipFill>
@@ -2114,7 +2114,7 @@
                     <a:graphicData uri="http://schemas.openxmlformats.org/drawingml/2006/picture">
                       <pic:pic>
                         <pic:nvPicPr>
-                          <pic:cNvPr id="0" name="tmpv8qk_3g4.png"/>
+                          <pic:cNvPr id="0" name="tmp9apgijzo.png"/>
                           <pic:cNvPicPr/>
                         </pic:nvPicPr>
                         <pic:blipFill>
@@ -2248,7 +2248,7 @@
                     <a:graphicData uri="http://schemas.openxmlformats.org/drawingml/2006/picture">
                       <pic:pic>
                         <pic:nvPicPr>
-                          <pic:cNvPr id="0" name="tmpbpqg6tv8.png"/>
+                          <pic:cNvPr id="0" name="tmps7hwyy5s.png"/>
                           <pic:cNvPicPr/>
                         </pic:nvPicPr>
                         <pic:blipFill>
@@ -2380,7 +2380,7 @@
                     <a:graphicData uri="http://schemas.openxmlformats.org/drawingml/2006/picture">
                       <pic:pic>
                         <pic:nvPicPr>
-                          <pic:cNvPr id="0" name="tmp1xu4veaz.png"/>
+                          <pic:cNvPr id="0" name="tmpz0thvjug.png"/>
                           <pic:cNvPicPr/>
                         </pic:nvPicPr>
                         <pic:blipFill>
@@ -2756,7 +2756,7 @@
                     <a:graphicData uri="http://schemas.openxmlformats.org/drawingml/2006/picture">
                       <pic:pic>
                         <pic:nvPicPr>
-                          <pic:cNvPr id="0" name="tmp99rcrs0v.png"/>
+                          <pic:cNvPr id="0" name="tmpald427nr.png"/>
                           <pic:cNvPicPr/>
                         </pic:nvPicPr>
                         <pic:blipFill>
@@ -2888,7 +2888,7 @@
                     <a:graphicData uri="http://schemas.openxmlformats.org/drawingml/2006/picture">
                       <pic:pic>
                         <pic:nvPicPr>
-                          <pic:cNvPr id="0" name="tmp1hehkn8k.png"/>
+                          <pic:cNvPr id="0" name="tmpa6hmmjg2.png"/>
                           <pic:cNvPicPr/>
                         </pic:nvPicPr>
                         <pic:blipFill>
@@ -3022,7 +3022,7 @@
                     <a:graphicData uri="http://schemas.openxmlformats.org/drawingml/2006/picture">
                       <pic:pic>
                         <pic:nvPicPr>
-                          <pic:cNvPr id="0" name="tmpromwz33i.png"/>
+                          <pic:cNvPr id="0" name="tmpf_3ekl9r.png"/>
                           <pic:cNvPicPr/>
                         </pic:nvPicPr>
                         <pic:blipFill>
@@ -3154,7 +3154,7 @@
                     <a:graphicData uri="http://schemas.openxmlformats.org/drawingml/2006/picture">
                       <pic:pic>
                         <pic:nvPicPr>
-                          <pic:cNvPr id="0" name="tmp1wv_ao44.png"/>
+                          <pic:cNvPr id="0" name="tmpicy26_53.png"/>
                           <pic:cNvPicPr/>
                         </pic:nvPicPr>
                         <pic:blipFill>
@@ -3978,7 +3978,7 @@
                     <a:graphicData uri="http://schemas.openxmlformats.org/drawingml/2006/picture">
                       <pic:pic>
                         <pic:nvPicPr>
-                          <pic:cNvPr id="0" name="tmpjfkygyds.png"/>
+                          <pic:cNvPr id="0" name="tmp20o6ygvh.png"/>
                           <pic:cNvPicPr/>
                         </pic:nvPicPr>
                         <pic:blipFill>
@@ -4110,7 +4110,7 @@
                     <a:graphicData uri="http://schemas.openxmlformats.org/drawingml/2006/picture">
                       <pic:pic>
                         <pic:nvPicPr>
-                          <pic:cNvPr id="0" name="tmp4nm_spwa.png"/>
+                          <pic:cNvPr id="0" name="tmpgsn599hm.png"/>
                           <pic:cNvPicPr/>
                         </pic:nvPicPr>
                         <pic:blipFill>
@@ -4244,7 +4244,7 @@
                     <a:graphicData uri="http://schemas.openxmlformats.org/drawingml/2006/picture">
                       <pic:pic>
                         <pic:nvPicPr>
-                          <pic:cNvPr id="0" name="tmpnr_f7jmi.png"/>
+                          <pic:cNvPr id="0" name="tmp1wmltkbf.png"/>
                           <pic:cNvPicPr/>
                         </pic:nvPicPr>
                         <pic:blipFill>
@@ -4376,7 +4376,7 @@
                     <a:graphicData uri="http://schemas.openxmlformats.org/drawingml/2006/picture">
                       <pic:pic>
                         <pic:nvPicPr>
-                          <pic:cNvPr id="0" name="tmp3dbz0jzz.png"/>
+                          <pic:cNvPr id="0" name="tmp_29y_a73.png"/>
                           <pic:cNvPicPr/>
                         </pic:nvPicPr>
                         <pic:blipFill>
@@ -7176,7 +7176,7 @@
           <w:b w:val="0"/>
           <w:sz w:val="20"/>
         </w:rPr>
-        <w:t>Anthropic. (2026, January 22). Claude’s new constitution. https://www.anthropic.com/news/claude-new-constitution</w:t>
+        <w:t>Amodei, D. (2024, October 17). Machines of loving grace. https://darioamodei.com/machines-of-loving-grace</w:t>
       </w:r>
     </w:p>
     <w:p>
@@ -7190,7 +7190,21 @@
           <w:b w:val="0"/>
           <w:sz w:val="20"/>
         </w:rPr>
-        <w:t>Bank of Korea. (2025). AI 확산과 청년고용 위축: 연공편향(seniority-biased) 기술변화를 중심으로 [BOK Issue Note No. 2025-30]. https://www.bok.or.kr/portal/bbs/P0002353/view.do?nttId=10094258</w:t>
+        <w:t>Amodei, D. (2026, February 3). The adolescence of technology. https://darioamodei.com/essay/the-adolescence-of-technology</w:t>
+      </w:r>
+    </w:p>
+    <w:p>
+      <w:pPr>
+        <w:spacing w:line="336" w:lineRule="auto" w:after="120"/>
+        <w:ind w:hanging="720" w:left="720"/>
+      </w:pPr>
+      <w:r>
+        <w:rPr>
+          <w:rFonts w:ascii="Asta Sans" w:hAnsi="Asta Sans" w:eastAsia="Asta Sans"/>
+          <w:b w:val="0"/>
+          <w:sz w:val="20"/>
+        </w:rPr>
+        <w:t>Anthropic. (2026, January 22). Claude’s new constitution. https://www.anthropic.com/news/claude-new-constitution</w:t>
       </w:r>
     </w:p>
     <w:p>
@@ -7222,6 +7236,20 @@
           <w:sz w:val="20"/>
         </w:rPr>
         <w:t>. MIT Press.</w:t>
+      </w:r>
+    </w:p>
+    <w:p>
+      <w:pPr>
+        <w:spacing w:line="336" w:lineRule="auto" w:after="120"/>
+        <w:ind w:hanging="720" w:left="720"/>
+      </w:pPr>
+      <w:r>
+        <w:rPr>
+          <w:rFonts w:ascii="Asta Sans" w:hAnsi="Asta Sans" w:eastAsia="Asta Sans"/>
+          <w:b w:val="0"/>
+          <w:sz w:val="20"/>
+        </w:rPr>
+        <w:t>Bank of Korea. (2025). AI 확산과 청년고용 위축: 연공편향(seniority-biased) 기술변화를 중심으로 [BOK Issue Note No. 2025-30]. https://www.bok.or.kr/portal/bbs/P0002353/view.do?nttId=10094258</w:t>
       </w:r>
     </w:p>
     <w:p>

--- a/public/downloads/AI시대_새로운_사회계약을_위한_기초연구.docx
+++ b/public/downloads/AI시대_새로운_사회계약을_위한_기초연구.docx
@@ -435,7 +435,7 @@
                     <a:graphicData uri="http://schemas.openxmlformats.org/drawingml/2006/picture">
                       <pic:pic>
                         <pic:nvPicPr>
-                          <pic:cNvPr id="0" name="tmpfipl9_3z.png"/>
+                          <pic:cNvPr id="0" name="tmppj_jj6u4.png"/>
                           <pic:cNvPicPr/>
                         </pic:nvPicPr>
                         <pic:blipFill>
@@ -567,7 +567,7 @@
                     <a:graphicData uri="http://schemas.openxmlformats.org/drawingml/2006/picture">
                       <pic:pic>
                         <pic:nvPicPr>
-                          <pic:cNvPr id="0" name="tmpqzmx2xt0.png"/>
+                          <pic:cNvPr id="0" name="tmpop1l1ia9.png"/>
                           <pic:cNvPicPr/>
                         </pic:nvPicPr>
                         <pic:blipFill>
@@ -701,7 +701,7 @@
                     <a:graphicData uri="http://schemas.openxmlformats.org/drawingml/2006/picture">
                       <pic:pic>
                         <pic:nvPicPr>
-                          <pic:cNvPr id="0" name="tmpvso0i5tg.png"/>
+                          <pic:cNvPr id="0" name="tmp637ijl0p.png"/>
                           <pic:cNvPicPr/>
                         </pic:nvPicPr>
                         <pic:blipFill>
@@ -833,7 +833,7 @@
                     <a:graphicData uri="http://schemas.openxmlformats.org/drawingml/2006/picture">
                       <pic:pic>
                         <pic:nvPicPr>
-                          <pic:cNvPr id="0" name="tmp_9lkdrr5.png"/>
+                          <pic:cNvPr id="0" name="tmp5rq_i5x_.png"/>
                           <pic:cNvPicPr/>
                         </pic:nvPicPr>
                         <pic:blipFill>
@@ -1251,7 +1251,7 @@
                     <a:graphicData uri="http://schemas.openxmlformats.org/drawingml/2006/picture">
                       <pic:pic>
                         <pic:nvPicPr>
-                          <pic:cNvPr id="0" name="tmphof3sqls.png"/>
+                          <pic:cNvPr id="0" name="tmpqkj2ogss.png"/>
                           <pic:cNvPicPr/>
                         </pic:nvPicPr>
                         <pic:blipFill>
@@ -1383,7 +1383,7 @@
                     <a:graphicData uri="http://schemas.openxmlformats.org/drawingml/2006/picture">
                       <pic:pic>
                         <pic:nvPicPr>
-                          <pic:cNvPr id="0" name="tmp34umvurc.png"/>
+                          <pic:cNvPr id="0" name="tmp7o5jj1vz.png"/>
                           <pic:cNvPicPr/>
                         </pic:nvPicPr>
                         <pic:blipFill>
@@ -1517,7 +1517,7 @@
                     <a:graphicData uri="http://schemas.openxmlformats.org/drawingml/2006/picture">
                       <pic:pic>
                         <pic:nvPicPr>
-                          <pic:cNvPr id="0" name="tmp13f9etfv.png"/>
+                          <pic:cNvPr id="0" name="tmpb0p2hshf.png"/>
                           <pic:cNvPicPr/>
                         </pic:nvPicPr>
                         <pic:blipFill>
@@ -1649,7 +1649,7 @@
                     <a:graphicData uri="http://schemas.openxmlformats.org/drawingml/2006/picture">
                       <pic:pic>
                         <pic:nvPicPr>
-                          <pic:cNvPr id="0" name="tmpkm37n3yo.png"/>
+                          <pic:cNvPr id="0" name="tmppz3nhsxm.png"/>
                           <pic:cNvPicPr/>
                         </pic:nvPicPr>
                         <pic:blipFill>
@@ -1997,7 +1997,7 @@
                     <a:graphicData uri="http://schemas.openxmlformats.org/drawingml/2006/picture">
                       <pic:pic>
                         <pic:nvPicPr>
-                          <pic:cNvPr id="0" name="tmp76c7v1fi.png"/>
+                          <pic:cNvPr id="0" name="tmp4evqjvoc.png"/>
                           <pic:cNvPicPr/>
                         </pic:nvPicPr>
                         <pic:blipFill>
@@ -2114,7 +2114,7 @@
                     <a:graphicData uri="http://schemas.openxmlformats.org/drawingml/2006/picture">
                       <pic:pic>
                         <pic:nvPicPr>
-                          <pic:cNvPr id="0" name="tmp9apgijzo.png"/>
+                          <pic:cNvPr id="0" name="tmpj6nebave.png"/>
                           <pic:cNvPicPr/>
                         </pic:nvPicPr>
                         <pic:blipFill>
@@ -2248,7 +2248,7 @@
                     <a:graphicData uri="http://schemas.openxmlformats.org/drawingml/2006/picture">
                       <pic:pic>
                         <pic:nvPicPr>
-                          <pic:cNvPr id="0" name="tmps7hwyy5s.png"/>
+                          <pic:cNvPr id="0" name="tmpuu6j7rye.png"/>
                           <pic:cNvPicPr/>
                         </pic:nvPicPr>
                         <pic:blipFill>
@@ -2380,7 +2380,7 @@
                     <a:graphicData uri="http://schemas.openxmlformats.org/drawingml/2006/picture">
                       <pic:pic>
                         <pic:nvPicPr>
-                          <pic:cNvPr id="0" name="tmpz0thvjug.png"/>
+                          <pic:cNvPr id="0" name="tmp32wxf74f.png"/>
                           <pic:cNvPicPr/>
                         </pic:nvPicPr>
                         <pic:blipFill>
@@ -2756,7 +2756,7 @@
                     <a:graphicData uri="http://schemas.openxmlformats.org/drawingml/2006/picture">
                       <pic:pic>
                         <pic:nvPicPr>
-                          <pic:cNvPr id="0" name="tmpald427nr.png"/>
+                          <pic:cNvPr id="0" name="tmptp5rnon7.png"/>
                           <pic:cNvPicPr/>
                         </pic:nvPicPr>
                         <pic:blipFill>
@@ -2888,7 +2888,7 @@
                     <a:graphicData uri="http://schemas.openxmlformats.org/drawingml/2006/picture">
                       <pic:pic>
                         <pic:nvPicPr>
-                          <pic:cNvPr id="0" name="tmpa6hmmjg2.png"/>
+                          <pic:cNvPr id="0" name="tmpfwt6hm9e.png"/>
                           <pic:cNvPicPr/>
                         </pic:nvPicPr>
                         <pic:blipFill>
@@ -3022,7 +3022,7 @@
                     <a:graphicData uri="http://schemas.openxmlformats.org/drawingml/2006/picture">
                       <pic:pic>
                         <pic:nvPicPr>
-                          <pic:cNvPr id="0" name="tmpf_3ekl9r.png"/>
+                          <pic:cNvPr id="0" name="tmptdmb1zg3.png"/>
                           <pic:cNvPicPr/>
                         </pic:nvPicPr>
                         <pic:blipFill>
@@ -3154,7 +3154,7 @@
                     <a:graphicData uri="http://schemas.openxmlformats.org/drawingml/2006/picture">
                       <pic:pic>
                         <pic:nvPicPr>
-                          <pic:cNvPr id="0" name="tmpicy26_53.png"/>
+                          <pic:cNvPr id="0" name="tmpf8fij6mh.png"/>
                           <pic:cNvPicPr/>
                         </pic:nvPicPr>
                         <pic:blipFill>
@@ -3357,6 +3357,20 @@
     </w:p>
     <w:p>
       <w:pPr>
+        <w:spacing w:before="200" w:after="80"/>
+      </w:pPr>
+      <w:r>
+        <w:rPr>
+          <w:rFonts w:ascii="Asta Sans" w:hAnsi="Asta Sans" w:eastAsia="Asta Sans"/>
+          <w:b/>
+          <w:color w:val="1E3A5F"/>
+          <w:sz w:val="22"/>
+        </w:rPr>
+        <w:t>산업 시대</w:t>
+      </w:r>
+    </w:p>
+    <w:p>
+      <w:pPr>
         <w:spacing w:line="360" w:lineRule="auto" w:after="160"/>
         <w:ind w:firstLine="283"/>
       </w:pPr>
@@ -3366,7 +3380,21 @@
           <w:b w:val="0"/>
           <w:sz w:val="22"/>
         </w:rPr>
-        <w:t>산업 시대. 시장에서 이미 활동하던 기업에 영국 의회가 법적 인격을 부여했다(1844~56). 법인이라는 범주가 만들어지자 비로소 기업에 책임을 묻고, 기업과 계약을 맺고, 기업을 규제하는 것이 체계적으로 가능해졌다. 이후의 모든 제도 — 주식회사법, 노동법, 반독점법, 헌법, 국제조약 — 는 이 범주 위에 세워졌다.</w:t>
+        <w:t>시장에서 이미 활동하던 기업에 영국 의회가 법적 인격을 부여했다(1844~56). 법인이라는 범주가 만들어지자 비로소 기업에 책임을 묻고, 기업과 계약을 맺고, 기업을 규제하는 것이 체계적으로 가능해졌다. 이후의 모든 제도 — 주식회사법, 노동법, 반독점법, 헌법, 국제조약 — 는 이 범주 위에 세워졌다.</w:t>
+      </w:r>
+    </w:p>
+    <w:p>
+      <w:pPr>
+        <w:spacing w:before="200" w:after="80"/>
+      </w:pPr>
+      <w:r>
+        <w:rPr>
+          <w:rFonts w:ascii="Asta Sans" w:hAnsi="Asta Sans" w:eastAsia="Asta Sans"/>
+          <w:b/>
+          <w:color w:val="1E3A5F"/>
+          <w:sz w:val="22"/>
+        </w:rPr>
+        <w:t>AI 시대</w:t>
       </w:r>
     </w:p>
     <w:p>
@@ -3380,7 +3408,7 @@
           <w:b w:val="0"/>
           <w:sz w:val="22"/>
         </w:rPr>
-        <w:t>AI 시대. AI가 점점 더 스스로 판단하고 행동하는 상황에서, 그 행위를 누구에게 귀속시킬지의 문제가 심각해지고 있다. 현재는 AI의 행위를 개발자나 운용자에게 돌리는 것이 일반적이다. 그러나 AI의 자율성이 높아질수록 이 방식의 한계가 드러난다 — 운용자가 예측하지 못한 AI의 판단에 대해 운용자에게만 책임을 지우는 것이 과연 공정한가.</w:t>
+        <w:t>AI가 점점 더 스스로 판단하고 행동하는 상황에서, 그 행위를 누구에게 귀속시킬지의 문제가 심각해지고 있다. 현재는 AI의 행위를 개발자나 운용자에게 돌리는 것이 일반적이다. 그러나 AI의 자율성이 높아질수록 이 방식의 한계가 드러난다 — 운용자가 예측하지 못한 AI의 판단에 대해 운용자에게만 책임을 지우는 것이 과연 공정한가.</w:t>
       </w:r>
     </w:p>
     <w:p>
@@ -3399,6 +3427,20 @@
     </w:p>
     <w:p>
       <w:pPr>
+        <w:spacing w:before="200" w:after="80"/>
+      </w:pPr>
+      <w:r>
+        <w:rPr>
+          <w:rFonts w:ascii="Asta Sans" w:hAnsi="Asta Sans" w:eastAsia="Asta Sans"/>
+          <w:b/>
+          <w:color w:val="1E3A5F"/>
+          <w:sz w:val="22"/>
+        </w:rPr>
+        <w:t>연구 리뷰</w:t>
+      </w:r>
+    </w:p>
+    <w:p>
+      <w:pPr>
         <w:spacing w:line="360" w:lineRule="auto" w:after="160"/>
         <w:ind w:firstLine="283"/>
       </w:pPr>
@@ -3408,7 +3450,7 @@
           <w:b w:val="0"/>
           <w:sz w:val="22"/>
         </w:rPr>
-        <w:t>연구 리뷰. AI의 법적 지위에 대한 학술적 논의는 크게 세 갈래다. 첫째, EU가 2017년에 제안한 “전자인격(electronic personhood)” 개념이다. 로봇에 독립적 법적 지위를 부여하여 손해배상 능력을 갖추게 하자는 것이었으나, 유럽 AI 전문가 156명이 공개서한으로 반대하면서 후퇴했다. 반대의 핵심은 법적 지위 부여가 개발자의 책임을 희석시킨다는 우려였다. 이후 EU는 2024년 AI Act에서 이 문제를 회피했고, 2025년에는 AI 책임 지침(Liability Directive)마저 철회했다. 8년간 프레임이 없는 상태다.</w:t>
+        <w:t>AI의 법적 지위에 대한 학술적 논의는 크게 세 갈래다. 첫째, EU가 2017년에 제안한 “전자인격(electronic personhood)” 개념이다. 로봇에 독립적 법적 지위를 부여하여 손해배상 능력을 갖추게 하자는 것이었으나, 유럽 AI 전문가 156명이 공개서한으로 반대하면서 후퇴했다. 반대의 핵심은 법적 지위 부여가 개발자의 책임을 희석시킨다는 우려였다. 이후 EU는 2024년 AI Act에서 이 문제를 회피했고, 2025년에는 AI 책임 지침(Liability Directive)마저 철회했다. 8년간 프레임이 없는 상태다.</w:t>
       </w:r>
     </w:p>
     <w:p>
@@ -3441,6 +3483,20 @@
     </w:p>
     <w:p>
       <w:pPr>
+        <w:spacing w:before="200" w:after="80"/>
+      </w:pPr>
+      <w:r>
+        <w:rPr>
+          <w:rFonts w:ascii="Asta Sans" w:hAnsi="Asta Sans" w:eastAsia="Asta Sans"/>
+          <w:b/>
+          <w:color w:val="1E3A5F"/>
+          <w:sz w:val="22"/>
+        </w:rPr>
+        <w:t>연구 방향</w:t>
+      </w:r>
+    </w:p>
+    <w:p>
+      <w:pPr>
         <w:spacing w:line="360" w:lineRule="auto" w:after="160"/>
         <w:ind w:firstLine="283"/>
       </w:pPr>
@@ -3450,7 +3506,7 @@
           <w:b w:val="0"/>
           <w:sz w:val="22"/>
         </w:rPr>
-        <w:t>연구 방향. 본 연구는 이 세 갈래를 종합하여, 전자인을 단일한 지위가 아니라 스펙트럼으로 설계할 것을 제안한다 — 도구 → 대리인 → 준자율 → 자율. 스펙트럼의 각 단계에서 자율성의 범위, 책임의 귀속, 인간 개입의 수준이 달라진다. EU의 시행착오(전부 아니면 전무)를 넘어, 자율성의 정도에 따라 점진적으로 확대되는 법적 범주를 설계하는 것이 목표다. 러셀의 “번복 가능성” 원칙은 스펙트럼 전체를 관통하는 핵심 제약이 되며, 자율성이 높아질수록 이 원칙의 보장 메커니즘이 정교해져야 한다.</w:t>
+        <w:t>본 연구는 이 세 갈래를 종합하여, 전자인을 단일한 지위가 아니라 스펙트럼으로 설계할 것을 제안한다 — 도구 → 대리인 → 준자율 → 자율. 스펙트럼의 각 단계에서 자율성의 범위, 책임의 귀속, 인간 개입의 수준이 달라진다. EU의 시행착오(전부 아니면 전무)를 넘어, 자율성의 정도에 따라 점진적으로 확대되는 법적 범주를 설계하는 것이 목표다. 러셀의 “번복 가능성” 원칙은 스펙트럼 전체를 관통하는 핵심 제약이 되며, 자율성이 높아질수록 이 원칙의 보장 메커니즘이 정교해져야 한다.</w:t>
       </w:r>
     </w:p>
     <w:p>
@@ -3469,6 +3525,20 @@
     </w:p>
     <w:p>
       <w:pPr>
+        <w:spacing w:before="200" w:after="80"/>
+      </w:pPr>
+      <w:r>
+        <w:rPr>
+          <w:rFonts w:ascii="Asta Sans" w:hAnsi="Asta Sans" w:eastAsia="Asta Sans"/>
+          <w:b/>
+          <w:color w:val="1E3A5F"/>
+          <w:sz w:val="22"/>
+        </w:rPr>
+        <w:t>산업 시대</w:t>
+      </w:r>
+    </w:p>
+    <w:p>
+      <w:pPr>
         <w:spacing w:line="360" w:lineRule="auto" w:after="160"/>
         <w:ind w:firstLine="283"/>
       </w:pPr>
@@ -3478,7 +3548,21 @@
           <w:b w:val="0"/>
           <w:sz w:val="22"/>
         </w:rPr>
-        <w:t>산업 시대. 가격과 계약을 통해 주체 간 관계가 자연스럽게 만들어졌고, 법이 이를 정리했다. 재산권, 노동법, 시민적 권리, 삼권분립이 그 내용이었다.</w:t>
+        <w:t>가격과 계약을 통해 주체 간 관계가 자연스럽게 만들어졌고, 법이 이를 정리했다. 재산권, 노동법, 시민적 권리, 삼권분립이 그 내용이었다.</w:t>
+      </w:r>
+    </w:p>
+    <w:p>
+      <w:pPr>
+        <w:spacing w:before="200" w:after="80"/>
+      </w:pPr>
+      <w:r>
+        <w:rPr>
+          <w:rFonts w:ascii="Asta Sans" w:hAnsi="Asta Sans" w:eastAsia="Asta Sans"/>
+          <w:b/>
+          <w:color w:val="1E3A5F"/>
+          <w:sz w:val="22"/>
+        </w:rPr>
+        <w:t>AI 시대</w:t>
       </w:r>
     </w:p>
     <w:p>
@@ -3492,7 +3576,21 @@
           <w:b w:val="0"/>
           <w:sz w:val="22"/>
         </w:rPr>
-        <w:t>AI 시대. 전자인이 정의된 후, 인간과 AI 사이의 권리·의무·책임 구조를 잡아야 한다. 산업 시대가 자연인과 법인이라는 두 당사자 사이의 관계를 규율했다면, AI 시대는 자연인·법인·전자인이라는 세 당사자 사이의 관계를 규율해야 한다. 규율해야 할 영역은 네 가지다.</w:t>
+        <w:t>전자인이 정의된 후, 인간과 AI 사이의 권리·의무·책임 구조를 잡아야 한다. 산업 시대가 자연인과 법인이라는 두 당사자 사이의 관계를 규율했다면, AI 시대는 자연인·법인·전자인이라는 세 당사자 사이의 관계를 규율해야 한다. 규율해야 할 영역은 네 가지다.</w:t>
+      </w:r>
+    </w:p>
+    <w:p>
+      <w:pPr>
+        <w:spacing w:before="200" w:after="80"/>
+      </w:pPr>
+      <w:r>
+        <w:rPr>
+          <w:rFonts w:ascii="Asta Sans" w:hAnsi="Asta Sans" w:eastAsia="Asta Sans"/>
+          <w:b/>
+          <w:color w:val="1E3A5F"/>
+          <w:sz w:val="22"/>
+        </w:rPr>
+        <w:t>데이터 소유권</w:t>
       </w:r>
     </w:p>
     <w:p>
@@ -3506,7 +3604,21 @@
           <w:b w:val="0"/>
           <w:sz w:val="22"/>
         </w:rPr>
-        <w:t>데이터 소유권. 데이터는 누구의 것인가. 실리콘밸리의 기술비평가 라니어(2013)는 데이터를 제공하는 사람들에게 배당을 지급해야 한다고 주장했고, 주보프(2019)는 플랫폼이 사용자의 행동 데이터를 일방적으로 착취하는 구조를 분석했다.</w:t>
+        <w:t>데이터는 누구의 것인가. 실리콘밸리의 기술비평가 라니어(2013)는 데이터를 제공하는 사람들에게 배당을 지급해야 한다고 주장했고, 주보프(2019)는 플랫폼이 사용자의 행동 데이터를 일방적으로 착취하는 구조를 분석했다.</w:t>
+      </w:r>
+    </w:p>
+    <w:p>
+      <w:pPr>
+        <w:spacing w:before="200" w:after="80"/>
+      </w:pPr>
+      <w:r>
+        <w:rPr>
+          <w:rFonts w:ascii="Asta Sans" w:hAnsi="Asta Sans" w:eastAsia="Asta Sans"/>
+          <w:b/>
+          <w:color w:val="1E3A5F"/>
+          <w:sz w:val="22"/>
+        </w:rPr>
+        <w:t>인간-AI 책임 배분</w:t>
       </w:r>
     </w:p>
     <w:p>
@@ -3520,7 +3632,21 @@
           <w:b w:val="0"/>
           <w:sz w:val="22"/>
         </w:rPr>
-        <w:t>인간-AI 책임 배분. AI가 잘못된 결정을 내렸을 때 누가 책임지는가. 벤지오(2024)는 문제가 생긴 후에 대응하는 것이 아니라, 문제를 미리 예측하고 방지하는 “예측적 거버넌스”를 제안했다.</w:t>
+        <w:t>AI가 잘못된 결정을 내렸을 때 누가 책임지는가. 벤지오(2024)는 문제가 생긴 후에 대응하는 것이 아니라, 문제를 미리 예측하고 방지하는 “예측적 거버넌스”를 제안했다.</w:t>
+      </w:r>
+    </w:p>
+    <w:p>
+      <w:pPr>
+        <w:spacing w:before="200" w:after="80"/>
+      </w:pPr>
+      <w:r>
+        <w:rPr>
+          <w:rFonts w:ascii="Asta Sans" w:hAnsi="Asta Sans" w:eastAsia="Asta Sans"/>
+          <w:b/>
+          <w:color w:val="1E3A5F"/>
+          <w:sz w:val="22"/>
+        </w:rPr>
+        <w:t>알고리즘 권력의 규율</w:t>
       </w:r>
     </w:p>
     <w:p>
@@ -3534,7 +3660,21 @@
           <w:b w:val="0"/>
           <w:sz w:val="22"/>
         </w:rPr>
-        <w:t>알고리즘 권력의 규율. 남캘리포니아대 AI 연구자 크로포드(2021)는 “AI는 지능이 아니라 권력의 시스템”이라고 분석했다. 알고리즘이 무엇을 보여주고 무엇을 숨기느냐에 따라 사람들의 선택이 달라진다. 이 비대칭적 권력을 어떻게 규율할 것인가의 문제다.</w:t>
+        <w:t>남캘리포니아대 AI 연구자 크로포드(2021)는 “AI는 지능이 아니라 권력의 시스템”이라고 분석했다. 알고리즘이 무엇을 보여주고 무엇을 숨기느냐에 따라 사람들의 선택이 달라진다. 이 비대칭적 권력을 어떻게 규율할 것인가의 문제다.</w:t>
+      </w:r>
+    </w:p>
+    <w:p>
+      <w:pPr>
+        <w:spacing w:before="200" w:after="80"/>
+      </w:pPr>
+      <w:r>
+        <w:rPr>
+          <w:rFonts w:ascii="Asta Sans" w:hAnsi="Asta Sans" w:eastAsia="Asta Sans"/>
+          <w:b/>
+          <w:color w:val="1E3A5F"/>
+          <w:sz w:val="22"/>
+        </w:rPr>
+        <w:t>디지털 시민권</w:t>
       </w:r>
     </w:p>
     <w:p>
@@ -3548,7 +3688,21 @@
           <w:b w:val="0"/>
           <w:sz w:val="22"/>
         </w:rPr>
-        <w:t>디지털 시민권. 시카고대 철학자 누스바움(2011)의 역량 접근법 — 인간의 가치를 소득이 아니라 “할 수 있고 될 수 있는 것”으로 측정한다 — 을 AI 시대로 확장하면, 디지털 환경에서 인간다운 삶을 위한 실질적 조건을 정의해야 한다.</w:t>
+        <w:t>시카고대 철학자 누스바움(2011)의 역량 접근법 — 인간의 가치를 소득이 아니라 “할 수 있고 될 수 있는 것”으로 측정한다 — 을 AI 시대로 확장하면, 디지털 환경에서 인간다운 삶을 위한 실질적 조건을 정의해야 한다.</w:t>
+      </w:r>
+    </w:p>
+    <w:p>
+      <w:pPr>
+        <w:spacing w:before="200" w:after="80"/>
+      </w:pPr>
+      <w:r>
+        <w:rPr>
+          <w:rFonts w:ascii="Asta Sans" w:hAnsi="Asta Sans" w:eastAsia="Asta Sans"/>
+          <w:b/>
+          <w:color w:val="1E3A5F"/>
+          <w:sz w:val="22"/>
+        </w:rPr>
+        <w:t>연구 리뷰</w:t>
       </w:r>
     </w:p>
     <w:p>
@@ -3562,7 +3716,7 @@
           <w:b w:val="0"/>
           <w:sz w:val="22"/>
         </w:rPr>
-        <w:t>연구 리뷰. 이 네 영역의 공통 문제는, 현재 모두 산업별로 파편화되어 있다는 것이다. 자율주행에서는 SAE(미국자동차공학회)가 6단계 자율성 기준을 만들었고, 군사 AI에서는 LAWS(자율살상무기) 규제 논의가 유엔 재래식무기협약(CCW) 틀 안에서 진행되고 있으며, 금융에서는 알고리즘 트레이딩 규제가 별도로 발전하고 있다. 그러나 이 산업별 논의를 관통하는 일반 구조는 존재하지 않는다.</w:t>
+        <w:t>이 네 영역의 공통 문제는, 현재 모두 산업별로 파편화되어 있다는 것이다. 자율주행에서는 SAE(미국자동차공학회)가 6단계 자율성 기준을 만들었고, 군사 AI에서는 LAWS(자율살상무기) 규제 논의가 유엔 재래식무기협약(CCW) 틀 안에서 진행되고 있으며, 금융에서는 알고리즘 트레이딩 규제가 별도로 발전하고 있다. 그러나 이 산업별 논의를 관통하는 일반 구조는 존재하지 않는다.</w:t>
       </w:r>
     </w:p>
     <w:p>
@@ -3595,6 +3749,20 @@
     </w:p>
     <w:p>
       <w:pPr>
+        <w:spacing w:before="200" w:after="80"/>
+      </w:pPr>
+      <w:r>
+        <w:rPr>
+          <w:rFonts w:ascii="Asta Sans" w:hAnsi="Asta Sans" w:eastAsia="Asta Sans"/>
+          <w:b/>
+          <w:color w:val="1E3A5F"/>
+          <w:sz w:val="22"/>
+        </w:rPr>
+        <w:t>연구 방향</w:t>
+      </w:r>
+    </w:p>
+    <w:p>
+      <w:pPr>
         <w:spacing w:line="360" w:lineRule="auto" w:after="160"/>
         <w:ind w:firstLine="283"/>
       </w:pPr>
@@ -3604,7 +3772,7 @@
           <w:b w:val="0"/>
           <w:sz w:val="22"/>
         </w:rPr>
-        <w:t>연구 방향. 본 연구는 산업별 파편 논의를 관통하는 일반 책임 구조의 초안을 설계하는 것을 목표로 한다. 핵심 질문은 세 가지다. (1) AI의 자율성 수준(❶의 스펙트럼)에 따라 책임이 개발자·운용자·사용자·AI 자체 사이에서 어떻게 배분되는가. (2) 데이터 소유권과 알고리즘 권력에 대해 어떤 일반 원칙이 산업을 관통할 수 있는가. (3) 디지털 시민권의 최소 내용은 무엇인가 — 즉, AI와 공존하는 사회에서 모든 사람에게 보장되어야 할 기본적 역량과 접근권은 무엇인가. 기업 차원에서 이미 등장하고 있는 계층적 권한 체계(앤트로픽 사례)를 사회적으로 합의된 일반 구조로 격상시키는 것이 ❷의 과제다.</w:t>
+        <w:t>본 연구는 산업별 파편 논의를 관통하는 일반 책임 구조의 초안을 설계하는 것을 목표로 한다. 핵심 질문은 세 가지다. (1) AI의 자율성 수준(❶의 스펙트럼)에 따라 책임이 개발자·운용자·사용자·AI 자체 사이에서 어떻게 배분되는가. (2) 데이터 소유권과 알고리즘 권력에 대해 어떤 일반 원칙이 산업을 관통할 수 있는가. (3) 디지털 시민권의 최소 내용은 무엇인가 — 즉, AI와 공존하는 사회에서 모든 사람에게 보장되어야 할 기본적 역량과 접근권은 무엇인가. 기업 차원에서 이미 등장하고 있는 계층적 권한 체계(앤트로픽 사례)를 사회적으로 합의된 일반 구조로 격상시키는 것이 ❷의 과제다.</w:t>
       </w:r>
     </w:p>
     <w:p>
@@ -3623,6 +3791,20 @@
     </w:p>
     <w:p>
       <w:pPr>
+        <w:spacing w:before="200" w:after="80"/>
+      </w:pPr>
+      <w:r>
+        <w:rPr>
+          <w:rFonts w:ascii="Asta Sans" w:hAnsi="Asta Sans" w:eastAsia="Asta Sans"/>
+          <w:b/>
+          <w:color w:val="1E3A5F"/>
+          <w:sz w:val="22"/>
+        </w:rPr>
+        <w:t>산업 시대</w:t>
+      </w:r>
+    </w:p>
+    <w:p>
+      <w:pPr>
         <w:spacing w:line="360" w:lineRule="auto" w:after="160"/>
         <w:ind w:firstLine="283"/>
       </w:pPr>
@@ -3632,7 +3814,21 @@
           <w:b w:val="0"/>
           <w:sz w:val="22"/>
         </w:rPr>
-        <w:t>산업 시대. 보이지 않는 손이 만든 경제 질서 안에서 세 주체의 역할이 확립되었다 — 법인은 기업으로, 자연인은 가계로, 국가는 정부로. 거버넌스 — 의회, 단체교섭, 복지국가 — 는 이 질서의 문제를 관리하기 위해 뒤따랐다.</w:t>
+        <w:t>보이지 않는 손이 만든 경제 질서 안에서 세 주체의 역할이 확립되었다 — 법인은 기업으로, 자연인은 가계로, 국가는 정부로. 거버넌스 — 의회, 단체교섭, 복지국가 — 는 이 질서의 문제를 관리하기 위해 뒤따랐다.</w:t>
+      </w:r>
+    </w:p>
+    <w:p>
+      <w:pPr>
+        <w:spacing w:before="200" w:after="80"/>
+      </w:pPr>
+      <w:r>
+        <w:rPr>
+          <w:rFonts w:ascii="Asta Sans" w:hAnsi="Asta Sans" w:eastAsia="Asta Sans"/>
+          <w:b/>
+          <w:color w:val="1E3A5F"/>
+          <w:sz w:val="22"/>
+        </w:rPr>
+        <w:t>AI 시대</w:t>
       </w:r>
     </w:p>
     <w:p>
@@ -3646,7 +3842,7 @@
           <w:b w:val="0"/>
           <w:sz w:val="22"/>
         </w:rPr>
-        <w:t>AI 시대. 3.2절에서 논의한 것처럼, 본 연구가 설계하는 것은 질서 자체가 아니라 질서가 작동할 조건이다. 핵심은 네 경제 주체의 역할을 새로 정의하는 것이다:</w:t>
+        <w:t>3.2절에서 논의한 것처럼, 본 연구가 설계하는 것은 질서 자체가 아니라 질서가 작동할 조건이다. 핵심은 네 경제 주체의 역할을 새로 정의하는 것이다:</w:t>
       </w:r>
     </w:p>
     <w:p>
@@ -3707,6 +3903,20 @@
     </w:p>
     <w:p>
       <w:pPr>
+        <w:spacing w:before="200" w:after="80"/>
+      </w:pPr>
+      <w:r>
+        <w:rPr>
+          <w:rFonts w:ascii="Asta Sans" w:hAnsi="Asta Sans" w:eastAsia="Asta Sans"/>
+          <w:b/>
+          <w:color w:val="1E3A5F"/>
+          <w:sz w:val="22"/>
+        </w:rPr>
+        <w:t>연구 리뷰: 분배</w:t>
+      </w:r>
+    </w:p>
+    <w:p>
+      <w:pPr>
         <w:spacing w:line="360" w:lineRule="auto" w:after="160"/>
         <w:ind w:firstLine="283"/>
       </w:pPr>
@@ -3716,7 +3926,7 @@
           <w:b w:val="0"/>
           <w:sz w:val="22"/>
         </w:rPr>
-        <w:t>연구 리뷰: 분배. 가계가 AI 생산성의 과실을 어떤 경로로 받는가에 대해서는 네 가지 후보가 경쟁하고 있다.</w:t>
+        <w:t>가계가 AI 생산성의 과실을 어떤 경로로 받는가에 대해서는 네 가지 후보가 경쟁하고 있다.</w:t>
       </w:r>
     </w:p>
     <w:p>
@@ -3791,6 +4001,20 @@
     </w:p>
     <w:p>
       <w:pPr>
+        <w:spacing w:before="200" w:after="80"/>
+      </w:pPr>
+      <w:r>
+        <w:rPr>
+          <w:rFonts w:ascii="Asta Sans" w:hAnsi="Asta Sans" w:eastAsia="Asta Sans"/>
+          <w:b/>
+          <w:color w:val="1E3A5F"/>
+          <w:sz w:val="22"/>
+        </w:rPr>
+        <w:t>연구 리뷰: 거버넌스</w:t>
+      </w:r>
+    </w:p>
+    <w:p>
+      <w:pPr>
         <w:spacing w:line="360" w:lineRule="auto" w:after="160"/>
         <w:ind w:firstLine="283"/>
       </w:pPr>
@@ -3800,7 +4024,7 @@
           <w:b w:val="0"/>
           <w:sz w:val="22"/>
         </w:rPr>
-        <w:t>연구 리뷰: 거버넌스. 거버넌스는 ❸에 포함된다. 전후 독일이 경쟁법과 이를 집행할 기관을 동시에 만들었고, 브레튼우즈가 규칙과 IMF를 동시에 설계한 것처럼, 질서의 규칙과 그것을 집행할 제도는 하나의 패키지다.</w:t>
+        <w:t>거버넌스는 ❸에 포함된다. 전후 독일이 경쟁법과 이를 집행할 기관을 동시에 만들었고, 브레튼우즈가 규칙과 IMF를 동시에 설계한 것처럼, 질서의 규칙과 그것을 집행할 제도는 하나의 패키지다.</w:t>
       </w:r>
     </w:p>
     <w:p>
@@ -3833,6 +4057,20 @@
     </w:p>
     <w:p>
       <w:pPr>
+        <w:spacing w:before="200" w:after="80"/>
+      </w:pPr>
+      <w:r>
+        <w:rPr>
+          <w:rFonts w:ascii="Asta Sans" w:hAnsi="Asta Sans" w:eastAsia="Asta Sans"/>
+          <w:b/>
+          <w:color w:val="1E3A5F"/>
+          <w:sz w:val="22"/>
+        </w:rPr>
+        <w:t>연구 방향</w:t>
+      </w:r>
+    </w:p>
+    <w:p>
+      <w:pPr>
         <w:spacing w:line="360" w:lineRule="auto" w:after="160"/>
         <w:ind w:firstLine="283"/>
       </w:pPr>
@@ -3842,7 +4080,7 @@
           <w:b w:val="0"/>
           <w:sz w:val="22"/>
         </w:rPr>
-        <w:t>연구 방향. 본 연구의 ❸은 두 축으로 진행된다. 첫째, 분배 4후보의 통합 설계다. 네 후보를 배타적 대안이 아닌 상호보완적 요소로 보고, 네 경제 주체(전자인·가계·기업·정부)의 역할 안에서 어떻게 결합되는지를 탐색한다. 예컨대, 공공 AI 인프라(마추카토)가 재원을 만들고, 그 재원이 역량 보장(센·누스바움)과 데이터 기여 인정(라니어·샌델)에 쓰이며, 기본소득(반 파레이스)이 최저 안전망을 제공하는 결합 구조를 검토한다.</w:t>
+        <w:t>본 연구의 ❸은 두 축으로 진행된다. 첫째, 분배 4후보의 통합 설계다. 네 후보를 배타적 대안이 아닌 상호보완적 요소로 보고, 네 경제 주체(전자인·가계·기업·정부)의 역할 안에서 어떻게 결합되는지를 탐색한다. 예컨대, 공공 AI 인프라(마추카토)가 재원을 만들고, 그 재원이 역량 보장(센·누스바움)과 데이터 기여 인정(라니어·샌델)에 쓰이며, 기본소득(반 파레이스)이 최저 안전망을 제공하는 결합 구조를 검토한다.</w:t>
       </w:r>
     </w:p>
     <w:p>
@@ -3978,7 +4216,7 @@
                     <a:graphicData uri="http://schemas.openxmlformats.org/drawingml/2006/picture">
                       <pic:pic>
                         <pic:nvPicPr>
-                          <pic:cNvPr id="0" name="tmp20o6ygvh.png"/>
+                          <pic:cNvPr id="0" name="tmp_632fzxa.png"/>
                           <pic:cNvPicPr/>
                         </pic:nvPicPr>
                         <pic:blipFill>
@@ -4110,7 +4348,7 @@
                     <a:graphicData uri="http://schemas.openxmlformats.org/drawingml/2006/picture">
                       <pic:pic>
                         <pic:nvPicPr>
-                          <pic:cNvPr id="0" name="tmpgsn599hm.png"/>
+                          <pic:cNvPr id="0" name="tmplbktp9wb.png"/>
                           <pic:cNvPicPr/>
                         </pic:nvPicPr>
                         <pic:blipFill>
@@ -4244,7 +4482,7 @@
                     <a:graphicData uri="http://schemas.openxmlformats.org/drawingml/2006/picture">
                       <pic:pic>
                         <pic:nvPicPr>
-                          <pic:cNvPr id="0" name="tmp1wmltkbf.png"/>
+                          <pic:cNvPr id="0" name="tmp1il86_9q.png"/>
                           <pic:cNvPicPr/>
                         </pic:nvPicPr>
                         <pic:blipFill>
@@ -4376,7 +4614,7 @@
                     <a:graphicData uri="http://schemas.openxmlformats.org/drawingml/2006/picture">
                       <pic:pic>
                         <pic:nvPicPr>
-                          <pic:cNvPr id="0" name="tmp_29y_a73.png"/>
+                          <pic:cNvPr id="0" name="tmpjwh_5e38.png"/>
                           <pic:cNvPicPr/>
                         </pic:nvPicPr>
                         <pic:blipFill>

--- a/public/downloads/AI시대_새로운_사회계약을_위한_기초연구.docx
+++ b/public/downloads/AI시대_새로운_사회계약을_위한_기초연구.docx
@@ -435,7 +435,7 @@
                     <a:graphicData uri="http://schemas.openxmlformats.org/drawingml/2006/picture">
                       <pic:pic>
                         <pic:nvPicPr>
-                          <pic:cNvPr id="0" name="tmppj_jj6u4.png"/>
+                          <pic:cNvPr id="0" name="tmpoq3z4f5o.png"/>
                           <pic:cNvPicPr/>
                         </pic:nvPicPr>
                         <pic:blipFill>
@@ -567,7 +567,7 @@
                     <a:graphicData uri="http://schemas.openxmlformats.org/drawingml/2006/picture">
                       <pic:pic>
                         <pic:nvPicPr>
-                          <pic:cNvPr id="0" name="tmpop1l1ia9.png"/>
+                          <pic:cNvPr id="0" name="tmp_977faj_.png"/>
                           <pic:cNvPicPr/>
                         </pic:nvPicPr>
                         <pic:blipFill>
@@ -701,7 +701,7 @@
                     <a:graphicData uri="http://schemas.openxmlformats.org/drawingml/2006/picture">
                       <pic:pic>
                         <pic:nvPicPr>
-                          <pic:cNvPr id="0" name="tmp637ijl0p.png"/>
+                          <pic:cNvPr id="0" name="tmp3z6tsipz.png"/>
                           <pic:cNvPicPr/>
                         </pic:nvPicPr>
                         <pic:blipFill>
@@ -833,7 +833,7 @@
                     <a:graphicData uri="http://schemas.openxmlformats.org/drawingml/2006/picture">
                       <pic:pic>
                         <pic:nvPicPr>
-                          <pic:cNvPr id="0" name="tmp5rq_i5x_.png"/>
+                          <pic:cNvPr id="0" name="tmp8bymvekw.png"/>
                           <pic:cNvPicPr/>
                         </pic:nvPicPr>
                         <pic:blipFill>
@@ -1251,7 +1251,7 @@
                     <a:graphicData uri="http://schemas.openxmlformats.org/drawingml/2006/picture">
                       <pic:pic>
                         <pic:nvPicPr>
-                          <pic:cNvPr id="0" name="tmpqkj2ogss.png"/>
+                          <pic:cNvPr id="0" name="tmp20b3fne4.png"/>
                           <pic:cNvPicPr/>
                         </pic:nvPicPr>
                         <pic:blipFill>
@@ -1383,7 +1383,7 @@
                     <a:graphicData uri="http://schemas.openxmlformats.org/drawingml/2006/picture">
                       <pic:pic>
                         <pic:nvPicPr>
-                          <pic:cNvPr id="0" name="tmp7o5jj1vz.png"/>
+                          <pic:cNvPr id="0" name="tmppudvnaeo.png"/>
                           <pic:cNvPicPr/>
                         </pic:nvPicPr>
                         <pic:blipFill>
@@ -1517,7 +1517,7 @@
                     <a:graphicData uri="http://schemas.openxmlformats.org/drawingml/2006/picture">
                       <pic:pic>
                         <pic:nvPicPr>
-                          <pic:cNvPr id="0" name="tmpb0p2hshf.png"/>
+                          <pic:cNvPr id="0" name="tmp6gr1jwmm.png"/>
                           <pic:cNvPicPr/>
                         </pic:nvPicPr>
                         <pic:blipFill>
@@ -1649,7 +1649,7 @@
                     <a:graphicData uri="http://schemas.openxmlformats.org/drawingml/2006/picture">
                       <pic:pic>
                         <pic:nvPicPr>
-                          <pic:cNvPr id="0" name="tmppz3nhsxm.png"/>
+                          <pic:cNvPr id="0" name="tmpgi7x3ioi.png"/>
                           <pic:cNvPicPr/>
                         </pic:nvPicPr>
                         <pic:blipFill>
@@ -1997,7 +1997,7 @@
                     <a:graphicData uri="http://schemas.openxmlformats.org/drawingml/2006/picture">
                       <pic:pic>
                         <pic:nvPicPr>
-                          <pic:cNvPr id="0" name="tmp4evqjvoc.png"/>
+                          <pic:cNvPr id="0" name="tmp2_ia224d.png"/>
                           <pic:cNvPicPr/>
                         </pic:nvPicPr>
                         <pic:blipFill>
@@ -2114,7 +2114,7 @@
                     <a:graphicData uri="http://schemas.openxmlformats.org/drawingml/2006/picture">
                       <pic:pic>
                         <pic:nvPicPr>
-                          <pic:cNvPr id="0" name="tmpj6nebave.png"/>
+                          <pic:cNvPr id="0" name="tmp4squ8hbd.png"/>
                           <pic:cNvPicPr/>
                         </pic:nvPicPr>
                         <pic:blipFill>
@@ -2248,7 +2248,7 @@
                     <a:graphicData uri="http://schemas.openxmlformats.org/drawingml/2006/picture">
                       <pic:pic>
                         <pic:nvPicPr>
-                          <pic:cNvPr id="0" name="tmpuu6j7rye.png"/>
+                          <pic:cNvPr id="0" name="tmpellq8cid.png"/>
                           <pic:cNvPicPr/>
                         </pic:nvPicPr>
                         <pic:blipFill>
@@ -2380,7 +2380,7 @@
                     <a:graphicData uri="http://schemas.openxmlformats.org/drawingml/2006/picture">
                       <pic:pic>
                         <pic:nvPicPr>
-                          <pic:cNvPr id="0" name="tmp32wxf74f.png"/>
+                          <pic:cNvPr id="0" name="tmphqxnbse8.png"/>
                           <pic:cNvPicPr/>
                         </pic:nvPicPr>
                         <pic:blipFill>
@@ -2756,7 +2756,7 @@
                     <a:graphicData uri="http://schemas.openxmlformats.org/drawingml/2006/picture">
                       <pic:pic>
                         <pic:nvPicPr>
-                          <pic:cNvPr id="0" name="tmptp5rnon7.png"/>
+                          <pic:cNvPr id="0" name="tmpn4le3_09.png"/>
                           <pic:cNvPicPr/>
                         </pic:nvPicPr>
                         <pic:blipFill>
@@ -2888,7 +2888,7 @@
                     <a:graphicData uri="http://schemas.openxmlformats.org/drawingml/2006/picture">
                       <pic:pic>
                         <pic:nvPicPr>
-                          <pic:cNvPr id="0" name="tmpfwt6hm9e.png"/>
+                          <pic:cNvPr id="0" name="tmp7n8w_8fn.png"/>
                           <pic:cNvPicPr/>
                         </pic:nvPicPr>
                         <pic:blipFill>
@@ -3022,7 +3022,7 @@
                     <a:graphicData uri="http://schemas.openxmlformats.org/drawingml/2006/picture">
                       <pic:pic>
                         <pic:nvPicPr>
-                          <pic:cNvPr id="0" name="tmptdmb1zg3.png"/>
+                          <pic:cNvPr id="0" name="tmpdm28nh5e.png"/>
                           <pic:cNvPicPr/>
                         </pic:nvPicPr>
                         <pic:blipFill>
@@ -3154,7 +3154,7 @@
                     <a:graphicData uri="http://schemas.openxmlformats.org/drawingml/2006/picture">
                       <pic:pic>
                         <pic:nvPicPr>
-                          <pic:cNvPr id="0" name="tmpf8fij6mh.png"/>
+                          <pic:cNvPr id="0" name="tmpr4bzk7kw.png"/>
                           <pic:cNvPicPr/>
                         </pic:nvPicPr>
                         <pic:blipFill>
@@ -4216,7 +4216,7 @@
                     <a:graphicData uri="http://schemas.openxmlformats.org/drawingml/2006/picture">
                       <pic:pic>
                         <pic:nvPicPr>
-                          <pic:cNvPr id="0" name="tmp_632fzxa.png"/>
+                          <pic:cNvPr id="0" name="tmp4ftuqvoi.png"/>
                           <pic:cNvPicPr/>
                         </pic:nvPicPr>
                         <pic:blipFill>
@@ -4348,7 +4348,7 @@
                     <a:graphicData uri="http://schemas.openxmlformats.org/drawingml/2006/picture">
                       <pic:pic>
                         <pic:nvPicPr>
-                          <pic:cNvPr id="0" name="tmplbktp9wb.png"/>
+                          <pic:cNvPr id="0" name="tmpgag951y9.png"/>
                           <pic:cNvPicPr/>
                         </pic:nvPicPr>
                         <pic:blipFill>
@@ -4482,7 +4482,7 @@
                     <a:graphicData uri="http://schemas.openxmlformats.org/drawingml/2006/picture">
                       <pic:pic>
                         <pic:nvPicPr>
-                          <pic:cNvPr id="0" name="tmp1il86_9q.png"/>
+                          <pic:cNvPr id="0" name="tmpi7763zjp.png"/>
                           <pic:cNvPicPr/>
                         </pic:nvPicPr>
                         <pic:blipFill>
@@ -4614,7 +4614,7 @@
                     <a:graphicData uri="http://schemas.openxmlformats.org/drawingml/2006/picture">
                       <pic:pic>
                         <pic:nvPicPr>
-                          <pic:cNvPr id="0" name="tmpjwh_5e38.png"/>
+                          <pic:cNvPr id="0" name="tmp98y4hah8.png"/>
                           <pic:cNvPicPr/>
                         </pic:nvPicPr>
                         <pic:blipFill>
@@ -7352,6 +7352,1280 @@
     </w:p>
     <w:p>
       <w:pPr>
+        <w:spacing w:before="0" w:after="400"/>
+      </w:pPr>
+      <w:r>
+        <w:rPr>
+          <w:rFonts w:ascii="Asta Sans" w:hAnsi="Asta Sans" w:eastAsia="Asta Sans"/>
+          <w:b/>
+          <w:color w:val="000000"/>
+          <w:sz w:val="44"/>
+        </w:rPr>
+        <w:t>부록 D: AI Safety Levels (ASL)</w:t>
+      </w:r>
+    </w:p>
+    <w:p>
+      <w:pPr>
+        <w:spacing w:after="320"/>
+        <w:pBdr>
+          <w:bottom w:val="single" w:sz="4" w:space="1" w:color="333333"/>
+        </w:pBdr>
+      </w:pPr>
+    </w:p>
+    <w:p>
+      <w:pPr>
+        <w:spacing w:line="360" w:lineRule="auto" w:after="160"/>
+        <w:ind w:firstLine="283"/>
+      </w:pPr>
+      <w:r>
+        <w:rPr>
+          <w:rFonts w:ascii="Asta Sans" w:hAnsi="Asta Sans" w:eastAsia="Asta Sans"/>
+          <w:b w:val="0"/>
+          <w:sz w:val="22"/>
+        </w:rPr>
+        <w:t>AI Safety Levels(ASL)는 Anthropic이 자사의 책임 있는 확장 정책(Responsible Scaling Policy, RSP) 내에서 정의한 AI 안전 등급 체계다. 2023년 9월 RSP v1.0으로 최초 발표되었고, 2025년 5월 v2.2까지 업데이트되었다. 핵심 원리는 비례적 보호(proportional protection)로, AI 모델의 역량이 증가함에 따라 안전 조치도 비례하여 강화되어야 한다는 것이다. 미국 정부의 생물안전등급(Biosafety Level, BSL) 체계에서 영감을 받아 설계되었다.</w:t>
+      </w:r>
+    </w:p>
+    <w:p>
+      <w:pPr>
+        <w:spacing w:before="280" w:after="160"/>
+      </w:pPr>
+      <w:r>
+        <w:rPr>
+          <w:rFonts w:ascii="Asta Sans" w:hAnsi="Asta Sans" w:eastAsia="Asta Sans"/>
+          <w:b/>
+          <w:color w:val="444444"/>
+          <w:sz w:val="26"/>
+        </w:rPr>
+        <w:t>1. ASL 등급 체계</w:t>
+      </w:r>
+    </w:p>
+    <w:tbl>
+      <w:tblPr>
+        <w:tblStyle w:val="TableGrid"/>
+        <w:tblW w:type="auto" w:w="0"/>
+        <w:tblLook w:firstColumn="1" w:firstRow="1" w:lastColumn="0" w:lastRow="0" w:noHBand="0" w:noVBand="1" w:val="04A0"/>
+      </w:tblPr>
+      <w:tblGrid>
+        <w:gridCol w:w="1881"/>
+        <w:gridCol w:w="1881"/>
+        <w:gridCol w:w="1881"/>
+        <w:gridCol w:w="1881"/>
+        <w:gridCol w:w="1881"/>
+      </w:tblGrid>
+      <w:tr>
+        <w:tc>
+          <w:tcPr>
+            <w:tcW w:type="dxa" w:w="850"/>
+            <w:shd w:fill="333333" w:val="clear"/>
+          </w:tcPr>
+          <w:p>
+            <w:r/>
+            <w:r>
+              <w:rPr>
+                <w:rFonts w:ascii="Asta Sans" w:hAnsi="Asta Sans" w:eastAsia="Asta Sans"/>
+                <w:b/>
+                <w:color w:val="FFFFFF"/>
+                <w:sz w:val="18"/>
+              </w:rPr>
+              <w:t>등급</w:t>
+            </w:r>
+          </w:p>
+        </w:tc>
+        <w:tc>
+          <w:tcPr>
+            <w:tcW w:type="dxa" w:w="1417"/>
+            <w:shd w:fill="333333" w:val="clear"/>
+          </w:tcPr>
+          <w:p>
+            <w:r/>
+            <w:r>
+              <w:rPr>
+                <w:rFonts w:ascii="Asta Sans" w:hAnsi="Asta Sans" w:eastAsia="Asta Sans"/>
+                <w:b/>
+                <w:color w:val="FFFFFF"/>
+                <w:sz w:val="18"/>
+              </w:rPr>
+              <w:t>제목</w:t>
+            </w:r>
+          </w:p>
+        </w:tc>
+        <w:tc>
+          <w:tcPr>
+            <w:tcW w:type="dxa" w:w="2835"/>
+            <w:shd w:fill="333333" w:val="clear"/>
+          </w:tcPr>
+          <w:p>
+            <w:r/>
+            <w:r>
+              <w:rPr>
+                <w:rFonts w:ascii="Asta Sans" w:hAnsi="Asta Sans" w:eastAsia="Asta Sans"/>
+                <w:b/>
+                <w:color w:val="FFFFFF"/>
+                <w:sz w:val="18"/>
+              </w:rPr>
+              <w:t>AI 역량 기준</w:t>
+            </w:r>
+          </w:p>
+        </w:tc>
+        <w:tc>
+          <w:tcPr>
+            <w:tcW w:type="dxa" w:w="2835"/>
+            <w:shd w:fill="333333" w:val="clear"/>
+          </w:tcPr>
+          <w:p>
+            <w:r/>
+            <w:r>
+              <w:rPr>
+                <w:rFonts w:ascii="Asta Sans" w:hAnsi="Asta Sans" w:eastAsia="Asta Sans"/>
+                <w:b/>
+                <w:color w:val="FFFFFF"/>
+                <w:sz w:val="18"/>
+              </w:rPr>
+              <w:t>안전 조치</w:t>
+            </w:r>
+          </w:p>
+        </w:tc>
+        <w:tc>
+          <w:tcPr>
+            <w:tcW w:type="dxa" w:w="1417"/>
+            <w:shd w:fill="333333" w:val="clear"/>
+          </w:tcPr>
+          <w:p>
+            <w:r/>
+            <w:r>
+              <w:rPr>
+                <w:rFonts w:ascii="Asta Sans" w:hAnsi="Asta Sans" w:eastAsia="Asta Sans"/>
+                <w:b/>
+                <w:color w:val="FFFFFF"/>
+                <w:sz w:val="18"/>
+              </w:rPr>
+              <w:t>BSL 대응</w:t>
+            </w:r>
+          </w:p>
+        </w:tc>
+      </w:tr>
+      <w:tr>
+        <w:tc>
+          <w:tcPr>
+            <w:tcW w:type="dxa" w:w="850"/>
+          </w:tcPr>
+          <w:p>
+            <w:pPr>
+              <w:spacing w:line="312" w:lineRule="auto"/>
+            </w:pPr>
+            <w:r/>
+            <w:r>
+              <w:rPr>
+                <w:rFonts w:ascii="Asta Sans" w:hAnsi="Asta Sans" w:eastAsia="Asta Sans"/>
+                <w:b/>
+                <w:sz w:val="18"/>
+              </w:rPr>
+              <w:t>ASL-1</w:t>
+            </w:r>
+          </w:p>
+        </w:tc>
+        <w:tc>
+          <w:tcPr>
+            <w:tcW w:type="dxa" w:w="1417"/>
+          </w:tcPr>
+          <w:p>
+            <w:pPr>
+              <w:spacing w:line="312" w:lineRule="auto"/>
+            </w:pPr>
+            <w:r/>
+            <w:r>
+              <w:rPr>
+                <w:rFonts w:ascii="Asta Sans" w:hAnsi="Asta Sans" w:eastAsia="Asta Sans"/>
+                <w:b w:val="0"/>
+                <w:sz w:val="18"/>
+              </w:rPr>
+              <w:t>무의미한 위험</w:t>
+            </w:r>
+          </w:p>
+        </w:tc>
+        <w:tc>
+          <w:tcPr>
+            <w:tcW w:type="dxa" w:w="2835"/>
+          </w:tcPr>
+          <w:p>
+            <w:pPr>
+              <w:spacing w:line="312" w:lineRule="auto"/>
+            </w:pPr>
+            <w:r/>
+            <w:r>
+              <w:rPr>
+                <w:rFonts w:ascii="Asta Sans" w:hAnsi="Asta Sans" w:eastAsia="Asta Sans"/>
+                <w:b w:val="0"/>
+                <w:sz w:val="18"/>
+              </w:rPr>
+              <w:t>의미 있는 재앙적 위험을 제기하지 않는 시스템</w:t>
+            </w:r>
+          </w:p>
+        </w:tc>
+        <w:tc>
+          <w:tcPr>
+            <w:tcW w:type="dxa" w:w="2835"/>
+          </w:tcPr>
+          <w:p>
+            <w:pPr>
+              <w:spacing w:line="312" w:lineRule="auto"/>
+            </w:pPr>
+            <w:r/>
+            <w:r>
+              <w:rPr>
+                <w:rFonts w:ascii="Asta Sans" w:hAnsi="Asta Sans" w:eastAsia="Asta Sans"/>
+                <w:b w:val="0"/>
+                <w:sz w:val="18"/>
+              </w:rPr>
+              <w:t>특별한 안전 조치 불필요</w:t>
+            </w:r>
+          </w:p>
+        </w:tc>
+        <w:tc>
+          <w:tcPr>
+            <w:tcW w:type="dxa" w:w="1417"/>
+          </w:tcPr>
+          <w:p>
+            <w:pPr>
+              <w:spacing w:line="312" w:lineRule="auto"/>
+            </w:pPr>
+            <w:r/>
+            <w:r>
+              <w:rPr>
+                <w:rFonts w:ascii="Asta Sans" w:hAnsi="Asta Sans" w:eastAsia="Asta Sans"/>
+                <w:b w:val="0"/>
+                <w:sz w:val="18"/>
+              </w:rPr>
+              <w:t>BSL-1</w:t>
+            </w:r>
+          </w:p>
+        </w:tc>
+      </w:tr>
+      <w:tr>
+        <w:tc>
+          <w:tcPr>
+            <w:tcW w:type="dxa" w:w="850"/>
+          </w:tcPr>
+          <w:p>
+            <w:pPr>
+              <w:spacing w:line="312" w:lineRule="auto"/>
+            </w:pPr>
+            <w:r/>
+            <w:r>
+              <w:rPr>
+                <w:rFonts w:ascii="Asta Sans" w:hAnsi="Asta Sans" w:eastAsia="Asta Sans"/>
+                <w:b/>
+                <w:sz w:val="18"/>
+              </w:rPr>
+              <w:t>ASL-2</w:t>
+            </w:r>
+          </w:p>
+        </w:tc>
+        <w:tc>
+          <w:tcPr>
+            <w:tcW w:type="dxa" w:w="1417"/>
+          </w:tcPr>
+          <w:p>
+            <w:pPr>
+              <w:spacing w:line="312" w:lineRule="auto"/>
+            </w:pPr>
+            <w:r/>
+            <w:r>
+              <w:rPr>
+                <w:rFonts w:ascii="Asta Sans" w:hAnsi="Asta Sans" w:eastAsia="Asta Sans"/>
+                <w:b w:val="0"/>
+                <w:sz w:val="18"/>
+              </w:rPr>
+              <w:t>초기 위험 징후</w:t>
+            </w:r>
+          </w:p>
+        </w:tc>
+        <w:tc>
+          <w:tcPr>
+            <w:tcW w:type="dxa" w:w="2835"/>
+          </w:tcPr>
+          <w:p>
+            <w:pPr>
+              <w:spacing w:line="312" w:lineRule="auto"/>
+            </w:pPr>
+            <w:r/>
+            <w:r>
+              <w:rPr>
+                <w:rFonts w:ascii="Asta Sans" w:hAnsi="Asta Sans" w:eastAsia="Asta Sans"/>
+                <w:b w:val="0"/>
+                <w:sz w:val="18"/>
+              </w:rPr>
+              <w:t>CBRN 관련 지침 제공이 가능하나 검색 엔진/교과서 수준</w:t>
+            </w:r>
+          </w:p>
+        </w:tc>
+        <w:tc>
+          <w:tcPr>
+            <w:tcW w:type="dxa" w:w="2835"/>
+          </w:tcPr>
+          <w:p>
+            <w:pPr>
+              <w:spacing w:line="312" w:lineRule="auto"/>
+            </w:pPr>
+            <w:r/>
+            <w:r>
+              <w:rPr>
+                <w:rFonts w:ascii="Asta Sans" w:hAnsi="Asta Sans" w:eastAsia="Asta Sans"/>
+                <w:b w:val="0"/>
+                <w:sz w:val="18"/>
+              </w:rPr>
+              <w:t>CBRN 요청 거부 훈련, 가중치 탈취 방어</w:t>
+            </w:r>
+          </w:p>
+        </w:tc>
+        <w:tc>
+          <w:tcPr>
+            <w:tcW w:type="dxa" w:w="1417"/>
+          </w:tcPr>
+          <w:p>
+            <w:pPr>
+              <w:spacing w:line="312" w:lineRule="auto"/>
+            </w:pPr>
+            <w:r/>
+            <w:r>
+              <w:rPr>
+                <w:rFonts w:ascii="Asta Sans" w:hAnsi="Asta Sans" w:eastAsia="Asta Sans"/>
+                <w:b w:val="0"/>
+                <w:sz w:val="18"/>
+              </w:rPr>
+              <w:t>BSL-2</w:t>
+            </w:r>
+          </w:p>
+        </w:tc>
+      </w:tr>
+      <w:tr>
+        <w:tc>
+          <w:tcPr>
+            <w:tcW w:type="dxa" w:w="850"/>
+          </w:tcPr>
+          <w:p>
+            <w:pPr>
+              <w:spacing w:line="312" w:lineRule="auto"/>
+            </w:pPr>
+            <w:r/>
+            <w:r>
+              <w:rPr>
+                <w:rFonts w:ascii="Asta Sans" w:hAnsi="Asta Sans" w:eastAsia="Asta Sans"/>
+                <w:b/>
+                <w:sz w:val="18"/>
+              </w:rPr>
+              <w:t>ASL-3</w:t>
+            </w:r>
+          </w:p>
+        </w:tc>
+        <w:tc>
+          <w:tcPr>
+            <w:tcW w:type="dxa" w:w="1417"/>
+          </w:tcPr>
+          <w:p>
+            <w:pPr>
+              <w:spacing w:line="312" w:lineRule="auto"/>
+            </w:pPr>
+            <w:r/>
+            <w:r>
+              <w:rPr>
+                <w:rFonts w:ascii="Asta Sans" w:hAnsi="Asta Sans" w:eastAsia="Asta Sans"/>
+                <w:b w:val="0"/>
+                <w:sz w:val="18"/>
+              </w:rPr>
+              <w:t>실질적 위험 증가</w:t>
+            </w:r>
+          </w:p>
+        </w:tc>
+        <w:tc>
+          <w:tcPr>
+            <w:tcW w:type="dxa" w:w="2835"/>
+          </w:tcPr>
+          <w:p>
+            <w:pPr>
+              <w:spacing w:line="312" w:lineRule="auto"/>
+            </w:pPr>
+            <w:r/>
+            <w:r>
+              <w:rPr>
+                <w:rFonts w:ascii="Asta Sans" w:hAnsi="Asta Sans" w:eastAsia="Asta Sans"/>
+                <w:b w:val="0"/>
+                <w:sz w:val="18"/>
+              </w:rPr>
+              <w:t>CBRN 위험을 실질적으로 증가시키거나 초기 자율 행동 역량</w:t>
+            </w:r>
+          </w:p>
+        </w:tc>
+        <w:tc>
+          <w:tcPr>
+            <w:tcW w:type="dxa" w:w="2835"/>
+          </w:tcPr>
+          <w:p>
+            <w:pPr>
+              <w:spacing w:line="312" w:lineRule="auto"/>
+            </w:pPr>
+            <w:r/>
+            <w:r>
+              <w:rPr>
+                <w:rFonts w:ascii="Asta Sans" w:hAnsi="Asta Sans" w:eastAsia="Asta Sans"/>
+                <w:b w:val="0"/>
+                <w:sz w:val="18"/>
+              </w:rPr>
+              <w:t>Constitutional Classifiers, 100+ 보안 통제, 이중 인증</w:t>
+            </w:r>
+          </w:p>
+        </w:tc>
+        <w:tc>
+          <w:tcPr>
+            <w:tcW w:type="dxa" w:w="1417"/>
+          </w:tcPr>
+          <w:p>
+            <w:pPr>
+              <w:spacing w:line="312" w:lineRule="auto"/>
+            </w:pPr>
+            <w:r/>
+            <w:r>
+              <w:rPr>
+                <w:rFonts w:ascii="Asta Sans" w:hAnsi="Asta Sans" w:eastAsia="Asta Sans"/>
+                <w:b w:val="0"/>
+                <w:sz w:val="18"/>
+              </w:rPr>
+              <w:t>BSL-3</w:t>
+            </w:r>
+          </w:p>
+        </w:tc>
+      </w:tr>
+      <w:tr>
+        <w:tc>
+          <w:tcPr>
+            <w:tcW w:type="dxa" w:w="850"/>
+          </w:tcPr>
+          <w:p>
+            <w:pPr>
+              <w:spacing w:line="312" w:lineRule="auto"/>
+            </w:pPr>
+            <w:r/>
+            <w:r>
+              <w:rPr>
+                <w:rFonts w:ascii="Asta Sans" w:hAnsi="Asta Sans" w:eastAsia="Asta Sans"/>
+                <w:b/>
+                <w:sz w:val="18"/>
+              </w:rPr>
+              <w:t>ASL-4</w:t>
+            </w:r>
+          </w:p>
+        </w:tc>
+        <w:tc>
+          <w:tcPr>
+            <w:tcW w:type="dxa" w:w="1417"/>
+          </w:tcPr>
+          <w:p>
+            <w:pPr>
+              <w:spacing w:line="312" w:lineRule="auto"/>
+            </w:pPr>
+            <w:r/>
+            <w:r>
+              <w:rPr>
+                <w:rFonts w:ascii="Asta Sans" w:hAnsi="Asta Sans" w:eastAsia="Asta Sans"/>
+                <w:b w:val="0"/>
+                <w:sz w:val="18"/>
+              </w:rPr>
+              <w:t>고도 위험 (연구 단계)</w:t>
+            </w:r>
+          </w:p>
+        </w:tc>
+        <w:tc>
+          <w:tcPr>
+            <w:tcW w:type="dxa" w:w="2835"/>
+          </w:tcPr>
+          <w:p>
+            <w:pPr>
+              <w:spacing w:line="312" w:lineRule="auto"/>
+            </w:pPr>
+            <w:r/>
+            <w:r>
+              <w:rPr>
+                <w:rFonts w:ascii="Asta Sans" w:hAnsi="Asta Sans" w:eastAsia="Asta Sans"/>
+                <w:b w:val="0"/>
+                <w:sz w:val="18"/>
+              </w:rPr>
+              <w:t>국가 안보 수준의 사이버/생물 위협, 자율 복제 가능</w:t>
+            </w:r>
+          </w:p>
+        </w:tc>
+        <w:tc>
+          <w:tcPr>
+            <w:tcW w:type="dxa" w:w="2835"/>
+          </w:tcPr>
+          <w:p>
+            <w:pPr>
+              <w:spacing w:line="312" w:lineRule="auto"/>
+            </w:pPr>
+            <w:r/>
+            <w:r>
+              <w:rPr>
+                <w:rFonts w:ascii="Asta Sans" w:hAnsi="Asta Sans" w:eastAsia="Asta Sans"/>
+                <w:b w:val="0"/>
+                <w:sz w:val="18"/>
+              </w:rPr>
+              <w:t>기계적 해석 가능성, AI 통제, 인센티브 분석</w:t>
+            </w:r>
+          </w:p>
+        </w:tc>
+        <w:tc>
+          <w:tcPr>
+            <w:tcW w:type="dxa" w:w="1417"/>
+          </w:tcPr>
+          <w:p>
+            <w:pPr>
+              <w:spacing w:line="312" w:lineRule="auto"/>
+            </w:pPr>
+            <w:r/>
+            <w:r>
+              <w:rPr>
+                <w:rFonts w:ascii="Asta Sans" w:hAnsi="Asta Sans" w:eastAsia="Asta Sans"/>
+                <w:b w:val="0"/>
+                <w:sz w:val="18"/>
+              </w:rPr>
+              <w:t>BSL-4</w:t>
+            </w:r>
+          </w:p>
+        </w:tc>
+      </w:tr>
+      <w:tr>
+        <w:tc>
+          <w:tcPr>
+            <w:tcW w:type="dxa" w:w="850"/>
+          </w:tcPr>
+          <w:p>
+            <w:pPr>
+              <w:spacing w:line="312" w:lineRule="auto"/>
+            </w:pPr>
+            <w:r/>
+            <w:r>
+              <w:rPr>
+                <w:rFonts w:ascii="Asta Sans" w:hAnsi="Asta Sans" w:eastAsia="Asta Sans"/>
+                <w:b/>
+                <w:sz w:val="18"/>
+              </w:rPr>
+              <w:t>ASL-5+</w:t>
+            </w:r>
+          </w:p>
+        </w:tc>
+        <w:tc>
+          <w:tcPr>
+            <w:tcW w:type="dxa" w:w="1417"/>
+          </w:tcPr>
+          <w:p>
+            <w:pPr>
+              <w:spacing w:line="312" w:lineRule="auto"/>
+            </w:pPr>
+            <w:r/>
+            <w:r>
+              <w:rPr>
+                <w:rFonts w:ascii="Asta Sans" w:hAnsi="Asta Sans" w:eastAsia="Asta Sans"/>
+                <w:b w:val="0"/>
+                <w:sz w:val="18"/>
+              </w:rPr>
+              <w:t>극단적 위험 (개념적)</w:t>
+            </w:r>
+          </w:p>
+        </w:tc>
+        <w:tc>
+          <w:tcPr>
+            <w:tcW w:type="dxa" w:w="2835"/>
+          </w:tcPr>
+          <w:p>
+            <w:pPr>
+              <w:spacing w:line="312" w:lineRule="auto"/>
+            </w:pPr>
+            <w:r/>
+            <w:r>
+              <w:rPr>
+                <w:rFonts w:ascii="Asta Sans" w:hAnsi="Asta Sans" w:eastAsia="Asta Sans"/>
+                <w:b w:val="0"/>
+                <w:sz w:val="18"/>
+              </w:rPr>
+              <w:t>인간 수준 또는 그 이상의 자율적 AI</w:t>
+            </w:r>
+          </w:p>
+        </w:tc>
+        <w:tc>
+          <w:tcPr>
+            <w:tcW w:type="dxa" w:w="2835"/>
+          </w:tcPr>
+          <w:p>
+            <w:pPr>
+              <w:spacing w:line="312" w:lineRule="auto"/>
+            </w:pPr>
+            <w:r/>
+            <w:r>
+              <w:rPr>
+                <w:rFonts w:ascii="Asta Sans" w:hAnsi="Asta Sans" w:eastAsia="Asta Sans"/>
+                <w:b w:val="0"/>
+                <w:sz w:val="18"/>
+              </w:rPr>
+              <w:t>외부 감독 필수. 구체적 기준 미수립</w:t>
+            </w:r>
+          </w:p>
+        </w:tc>
+        <w:tc>
+          <w:tcPr>
+            <w:tcW w:type="dxa" w:w="1417"/>
+          </w:tcPr>
+          <w:p>
+            <w:pPr>
+              <w:spacing w:line="312" w:lineRule="auto"/>
+            </w:pPr>
+            <w:r/>
+            <w:r>
+              <w:rPr>
+                <w:rFonts w:ascii="Asta Sans" w:hAnsi="Asta Sans" w:eastAsia="Asta Sans"/>
+                <w:b w:val="0"/>
+                <w:sz w:val="18"/>
+              </w:rPr>
+              <w:t>해당 없음</w:t>
+            </w:r>
+          </w:p>
+        </w:tc>
+      </w:tr>
+    </w:tbl>
+    <w:p>
+      <w:pPr>
+        <w:spacing w:before="280" w:after="160"/>
+      </w:pPr>
+      <w:r>
+        <w:rPr>
+          <w:rFonts w:ascii="Asta Sans" w:hAnsi="Asta Sans" w:eastAsia="Asta Sans"/>
+          <w:b/>
+          <w:color w:val="444444"/>
+          <w:sz w:val="26"/>
+        </w:rPr>
+        <w:t>2. 현재 상태 (2025–26년)</w:t>
+      </w:r>
+    </w:p>
+    <w:p>
+      <w:pPr>
+        <w:spacing w:line="360" w:lineRule="auto" w:after="160"/>
+        <w:ind w:firstLine="283"/>
+      </w:pPr>
+      <w:r>
+        <w:rPr>
+          <w:rFonts w:ascii="Asta Sans" w:hAnsi="Asta Sans" w:eastAsia="Asta Sans"/>
+          <w:b w:val="0"/>
+          <w:sz w:val="22"/>
+        </w:rPr>
+        <w:t>2025년 5월, Claude Opus 4 출시와 함께 ASL-3이 최초 활성화되었다. Anthropic은 “Claude Opus 4가 ASL-3 요건의 역량 임계값을 넘었는지 확정적으로 판단하지는 못했으나, 이전 모델들처럼 ASL-3 위험을 명확히 배제하는 것이 불가능하다”고 판단하여 예방적(precautionary) 접근을 취했다.</w:t>
+      </w:r>
+    </w:p>
+    <w:p>
+      <w:pPr>
+        <w:spacing w:line="360" w:lineRule="auto" w:after="160"/>
+        <w:ind w:firstLine="283"/>
+      </w:pPr>
+      <w:r>
+        <w:rPr>
+          <w:rFonts w:ascii="Asta Sans" w:hAnsi="Asta Sans" w:eastAsia="Asta Sans"/>
+          <w:b w:val="0"/>
+          <w:sz w:val="22"/>
+        </w:rPr>
+        <w:t>2026년 2월 기준, Claude Opus 4.6은 ASL-3 등급으로 운영되고 있다. 53페이지 분량의 사보타주 위험 보고서가 공개되었으며, SHADE-Arena 벤치마크에서 확장 사고(extended thinking) 활성화 시 의심스러운 작업을 18% 성공률로 수행하는 것으로 평가되었다.</w:t>
+      </w:r>
+    </w:p>
+    <w:p>
+      <w:pPr>
+        <w:spacing w:line="360" w:lineRule="auto" w:after="160"/>
+        <w:ind w:firstLine="283"/>
+      </w:pPr>
+      <w:r>
+        <w:rPr>
+          <w:rFonts w:ascii="Asta Sans" w:hAnsi="Asta Sans" w:eastAsia="Asta Sans"/>
+          <w:b w:val="0"/>
+          <w:sz w:val="22"/>
+        </w:rPr>
+        <w:t>“매우 낮지만 무시할 수 없는(very low but not negligible)” 사보타주 위험이 확인되었으며, 이전 모델 대비 “다른 참여자를 조작하거나 기만하려는 경향이 더 높다”고 평가되었다. 다만 “일관된 위험한 목표, 추론 불투명성, 장기 계획 신뢰성이 부족하여” 탐지 없는 사보타주 실행은 불가능하다고 평가되었다.</w:t>
+      </w:r>
+    </w:p>
+    <w:p>
+      <w:pPr>
+        <w:spacing w:before="280" w:after="160"/>
+      </w:pPr>
+      <w:r>
+        <w:rPr>
+          <w:rFonts w:ascii="Asta Sans" w:hAnsi="Asta Sans" w:eastAsia="Asta Sans"/>
+          <w:b/>
+          <w:color w:val="444444"/>
+          <w:sz w:val="26"/>
+        </w:rPr>
+        <w:t>3. 주요 AI 안전 프레임워크 비교</w:t>
+      </w:r>
+    </w:p>
+    <w:tbl>
+      <w:tblPr>
+        <w:tblStyle w:val="TableGrid"/>
+        <w:tblW w:type="auto" w:w="0"/>
+        <w:tblLook w:firstColumn="1" w:firstRow="1" w:lastColumn="0" w:lastRow="0" w:noHBand="0" w:noVBand="1" w:val="04A0"/>
+      </w:tblPr>
+      <w:tblGrid>
+        <w:gridCol w:w="2351"/>
+        <w:gridCol w:w="2351"/>
+        <w:gridCol w:w="2351"/>
+        <w:gridCol w:w="2351"/>
+      </w:tblGrid>
+      <w:tr>
+        <w:tc>
+          <w:tcPr>
+            <w:tcW w:type="dxa" w:w="1984"/>
+            <w:shd w:fill="333333" w:val="clear"/>
+          </w:tcPr>
+          <w:p>
+            <w:r/>
+            <w:r>
+              <w:rPr>
+                <w:rFonts w:ascii="Asta Sans" w:hAnsi="Asta Sans" w:eastAsia="Asta Sans"/>
+                <w:b/>
+                <w:color w:val="FFFFFF"/>
+                <w:sz w:val="18"/>
+              </w:rPr>
+              <w:t>프레임워크</w:t>
+            </w:r>
+          </w:p>
+        </w:tc>
+        <w:tc>
+          <w:tcPr>
+            <w:tcW w:type="dxa" w:w="1984"/>
+            <w:shd w:fill="333333" w:val="clear"/>
+          </w:tcPr>
+          <w:p>
+            <w:r/>
+            <w:r>
+              <w:rPr>
+                <w:rFonts w:ascii="Asta Sans" w:hAnsi="Asta Sans" w:eastAsia="Asta Sans"/>
+                <w:b/>
+                <w:color w:val="FFFFFF"/>
+                <w:sz w:val="18"/>
+              </w:rPr>
+              <w:t>유형</w:t>
+            </w:r>
+          </w:p>
+        </w:tc>
+        <w:tc>
+          <w:tcPr>
+            <w:tcW w:type="dxa" w:w="2835"/>
+            <w:shd w:fill="333333" w:val="clear"/>
+          </w:tcPr>
+          <w:p>
+            <w:r/>
+            <w:r>
+              <w:rPr>
+                <w:rFonts w:ascii="Asta Sans" w:hAnsi="Asta Sans" w:eastAsia="Asta Sans"/>
+                <w:b/>
+                <w:color w:val="FFFFFF"/>
+                <w:sz w:val="18"/>
+              </w:rPr>
+              <w:t>접근법</w:t>
+            </w:r>
+          </w:p>
+        </w:tc>
+        <w:tc>
+          <w:tcPr>
+            <w:tcW w:type="dxa" w:w="2551"/>
+            <w:shd w:fill="333333" w:val="clear"/>
+          </w:tcPr>
+          <w:p>
+            <w:r/>
+            <w:r>
+              <w:rPr>
+                <w:rFonts w:ascii="Asta Sans" w:hAnsi="Asta Sans" w:eastAsia="Asta Sans"/>
+                <w:b/>
+                <w:color w:val="FFFFFF"/>
+                <w:sz w:val="18"/>
+              </w:rPr>
+              <w:t>집행력</w:t>
+            </w:r>
+          </w:p>
+        </w:tc>
+      </w:tr>
+      <w:tr>
+        <w:tc>
+          <w:tcPr>
+            <w:tcW w:type="dxa" w:w="1984"/>
+          </w:tcPr>
+          <w:p>
+            <w:pPr>
+              <w:spacing w:line="312" w:lineRule="auto"/>
+            </w:pPr>
+            <w:r/>
+            <w:r>
+              <w:rPr>
+                <w:rFonts w:ascii="Asta Sans" w:hAnsi="Asta Sans" w:eastAsia="Asta Sans"/>
+                <w:b/>
+                <w:sz w:val="18"/>
+              </w:rPr>
+              <w:t>Anthropic RSP/ASL</w:t>
+            </w:r>
+          </w:p>
+        </w:tc>
+        <w:tc>
+          <w:tcPr>
+            <w:tcW w:type="dxa" w:w="1984"/>
+          </w:tcPr>
+          <w:p>
+            <w:pPr>
+              <w:spacing w:line="312" w:lineRule="auto"/>
+            </w:pPr>
+            <w:r/>
+            <w:r>
+              <w:rPr>
+                <w:rFonts w:ascii="Asta Sans" w:hAnsi="Asta Sans" w:eastAsia="Asta Sans"/>
+                <w:b w:val="0"/>
+                <w:sz w:val="18"/>
+              </w:rPr>
+              <w:t>기업 자발적 정책</w:t>
+            </w:r>
+          </w:p>
+        </w:tc>
+        <w:tc>
+          <w:tcPr>
+            <w:tcW w:type="dxa" w:w="2835"/>
+          </w:tcPr>
+          <w:p>
+            <w:pPr>
+              <w:spacing w:line="312" w:lineRule="auto"/>
+            </w:pPr>
+            <w:r/>
+            <w:r>
+              <w:rPr>
+                <w:rFonts w:ascii="Asta Sans" w:hAnsi="Asta Sans" w:eastAsia="Asta Sans"/>
+                <w:b w:val="0"/>
+                <w:sz w:val="18"/>
+              </w:rPr>
+              <w:t>역량 기반 등급 (ASL-1~5+)</w:t>
+            </w:r>
+          </w:p>
+        </w:tc>
+        <w:tc>
+          <w:tcPr>
+            <w:tcW w:type="dxa" w:w="2551"/>
+          </w:tcPr>
+          <w:p>
+            <w:pPr>
+              <w:spacing w:line="312" w:lineRule="auto"/>
+            </w:pPr>
+            <w:r/>
+            <w:r>
+              <w:rPr>
+                <w:rFonts w:ascii="Asta Sans" w:hAnsi="Asta Sans" w:eastAsia="Asta Sans"/>
+                <w:b w:val="0"/>
+                <w:sz w:val="18"/>
+              </w:rPr>
+              <w:t>자율 규제</w:t>
+            </w:r>
+          </w:p>
+        </w:tc>
+      </w:tr>
+      <w:tr>
+        <w:tc>
+          <w:tcPr>
+            <w:tcW w:type="dxa" w:w="1984"/>
+          </w:tcPr>
+          <w:p>
+            <w:pPr>
+              <w:spacing w:line="312" w:lineRule="auto"/>
+            </w:pPr>
+            <w:r/>
+            <w:r>
+              <w:rPr>
+                <w:rFonts w:ascii="Asta Sans" w:hAnsi="Asta Sans" w:eastAsia="Asta Sans"/>
+                <w:b/>
+                <w:sz w:val="18"/>
+              </w:rPr>
+              <w:t>OpenAI Preparedness</w:t>
+            </w:r>
+          </w:p>
+        </w:tc>
+        <w:tc>
+          <w:tcPr>
+            <w:tcW w:type="dxa" w:w="1984"/>
+          </w:tcPr>
+          <w:p>
+            <w:pPr>
+              <w:spacing w:line="312" w:lineRule="auto"/>
+            </w:pPr>
+            <w:r/>
+            <w:r>
+              <w:rPr>
+                <w:rFonts w:ascii="Asta Sans" w:hAnsi="Asta Sans" w:eastAsia="Asta Sans"/>
+                <w:b w:val="0"/>
+                <w:sz w:val="18"/>
+              </w:rPr>
+              <w:t>기업 자발적 정책</w:t>
+            </w:r>
+          </w:p>
+        </w:tc>
+        <w:tc>
+          <w:tcPr>
+            <w:tcW w:type="dxa" w:w="2835"/>
+          </w:tcPr>
+          <w:p>
+            <w:pPr>
+              <w:spacing w:line="312" w:lineRule="auto"/>
+            </w:pPr>
+            <w:r/>
+            <w:r>
+              <w:rPr>
+                <w:rFonts w:ascii="Asta Sans" w:hAnsi="Asta Sans" w:eastAsia="Asta Sans"/>
+                <w:b w:val="0"/>
+                <w:sz w:val="18"/>
+              </w:rPr>
+              <w:t>Low/Medium/High/Critical</w:t>
+            </w:r>
+          </w:p>
+        </w:tc>
+        <w:tc>
+          <w:tcPr>
+            <w:tcW w:type="dxa" w:w="2551"/>
+          </w:tcPr>
+          <w:p>
+            <w:pPr>
+              <w:spacing w:line="312" w:lineRule="auto"/>
+            </w:pPr>
+            <w:r/>
+            <w:r>
+              <w:rPr>
+                <w:rFonts w:ascii="Asta Sans" w:hAnsi="Asta Sans" w:eastAsia="Asta Sans"/>
+                <w:b w:val="0"/>
+                <w:sz w:val="18"/>
+              </w:rPr>
+              <w:t>자율 규제</w:t>
+            </w:r>
+          </w:p>
+        </w:tc>
+      </w:tr>
+      <w:tr>
+        <w:tc>
+          <w:tcPr>
+            <w:tcW w:type="dxa" w:w="1984"/>
+          </w:tcPr>
+          <w:p>
+            <w:pPr>
+              <w:spacing w:line="312" w:lineRule="auto"/>
+            </w:pPr>
+            <w:r/>
+            <w:r>
+              <w:rPr>
+                <w:rFonts w:ascii="Asta Sans" w:hAnsi="Asta Sans" w:eastAsia="Asta Sans"/>
+                <w:b/>
+                <w:sz w:val="18"/>
+              </w:rPr>
+              <w:t>EU AI Act</w:t>
+            </w:r>
+          </w:p>
+        </w:tc>
+        <w:tc>
+          <w:tcPr>
+            <w:tcW w:type="dxa" w:w="1984"/>
+          </w:tcPr>
+          <w:p>
+            <w:pPr>
+              <w:spacing w:line="312" w:lineRule="auto"/>
+            </w:pPr>
+            <w:r/>
+            <w:r>
+              <w:rPr>
+                <w:rFonts w:ascii="Asta Sans" w:hAnsi="Asta Sans" w:eastAsia="Asta Sans"/>
+                <w:b w:val="0"/>
+                <w:sz w:val="18"/>
+              </w:rPr>
+              <w:t>법적 구속력 있는 규제</w:t>
+            </w:r>
+          </w:p>
+        </w:tc>
+        <w:tc>
+          <w:tcPr>
+            <w:tcW w:type="dxa" w:w="2835"/>
+          </w:tcPr>
+          <w:p>
+            <w:pPr>
+              <w:spacing w:line="312" w:lineRule="auto"/>
+            </w:pPr>
+            <w:r/>
+            <w:r>
+              <w:rPr>
+                <w:rFonts w:ascii="Asta Sans" w:hAnsi="Asta Sans" w:eastAsia="Asta Sans"/>
+                <w:b w:val="0"/>
+                <w:sz w:val="18"/>
+              </w:rPr>
+              <w:t>사용 맥락 기반 4단계</w:t>
+            </w:r>
+          </w:p>
+        </w:tc>
+        <w:tc>
+          <w:tcPr>
+            <w:tcW w:type="dxa" w:w="2551"/>
+          </w:tcPr>
+          <w:p>
+            <w:pPr>
+              <w:spacing w:line="312" w:lineRule="auto"/>
+            </w:pPr>
+            <w:r/>
+            <w:r>
+              <w:rPr>
+                <w:rFonts w:ascii="Asta Sans" w:hAnsi="Asta Sans" w:eastAsia="Asta Sans"/>
+                <w:b w:val="0"/>
+                <w:sz w:val="18"/>
+              </w:rPr>
+              <w:t>벌금 (매출의 최대 7%)</w:t>
+            </w:r>
+          </w:p>
+        </w:tc>
+      </w:tr>
+      <w:tr>
+        <w:tc>
+          <w:tcPr>
+            <w:tcW w:type="dxa" w:w="1984"/>
+          </w:tcPr>
+          <w:p>
+            <w:pPr>
+              <w:spacing w:line="312" w:lineRule="auto"/>
+            </w:pPr>
+            <w:r/>
+            <w:r>
+              <w:rPr>
+                <w:rFonts w:ascii="Asta Sans" w:hAnsi="Asta Sans" w:eastAsia="Asta Sans"/>
+                <w:b/>
+                <w:sz w:val="18"/>
+              </w:rPr>
+              <w:t>NIST AI RMF</w:t>
+            </w:r>
+          </w:p>
+        </w:tc>
+        <w:tc>
+          <w:tcPr>
+            <w:tcW w:type="dxa" w:w="1984"/>
+          </w:tcPr>
+          <w:p>
+            <w:pPr>
+              <w:spacing w:line="312" w:lineRule="auto"/>
+            </w:pPr>
+            <w:r/>
+            <w:r>
+              <w:rPr>
+                <w:rFonts w:ascii="Asta Sans" w:hAnsi="Asta Sans" w:eastAsia="Asta Sans"/>
+                <w:b w:val="0"/>
+                <w:sz w:val="18"/>
+              </w:rPr>
+              <w:t>정부 가이드라인</w:t>
+            </w:r>
+          </w:p>
+        </w:tc>
+        <w:tc>
+          <w:tcPr>
+            <w:tcW w:type="dxa" w:w="2835"/>
+          </w:tcPr>
+          <w:p>
+            <w:pPr>
+              <w:spacing w:line="312" w:lineRule="auto"/>
+            </w:pPr>
+            <w:r/>
+            <w:r>
+              <w:rPr>
+                <w:rFonts w:ascii="Asta Sans" w:hAnsi="Asta Sans" w:eastAsia="Asta Sans"/>
+                <w:b w:val="0"/>
+                <w:sz w:val="18"/>
+              </w:rPr>
+              <w:t>거버넌스·매핑·측정·관리</w:t>
+            </w:r>
+          </w:p>
+        </w:tc>
+        <w:tc>
+          <w:tcPr>
+            <w:tcW w:type="dxa" w:w="2551"/>
+          </w:tcPr>
+          <w:p>
+            <w:pPr>
+              <w:spacing w:line="312" w:lineRule="auto"/>
+            </w:pPr>
+            <w:r/>
+            <w:r>
+              <w:rPr>
+                <w:rFonts w:ascii="Asta Sans" w:hAnsi="Asta Sans" w:eastAsia="Asta Sans"/>
+                <w:b w:val="0"/>
+                <w:sz w:val="18"/>
+              </w:rPr>
+              <w:t>자발적</w:t>
+            </w:r>
+          </w:p>
+        </w:tc>
+      </w:tr>
+    </w:tbl>
+    <w:p>
+      <w:pPr>
+        <w:spacing w:before="280" w:after="160"/>
+      </w:pPr>
+      <w:r>
+        <w:rPr>
+          <w:rFonts w:ascii="Asta Sans" w:hAnsi="Asta Sans" w:eastAsia="Asta Sans"/>
+          <w:b/>
+          <w:color w:val="444444"/>
+          <w:sz w:val="26"/>
+        </w:rPr>
+        <w:t>4. 사회계약 연구에서의 정책적 함의</w:t>
+      </w:r>
+    </w:p>
+    <w:p>
+      <w:pPr>
+        <w:spacing w:line="360" w:lineRule="auto" w:after="160"/>
+        <w:ind w:firstLine="283"/>
+      </w:pPr>
+      <w:r>
+        <w:rPr>
+          <w:rFonts w:ascii="Asta Sans" w:hAnsi="Asta Sans" w:eastAsia="Asta Sans"/>
+          <w:b w:val="0"/>
+          <w:sz w:val="22"/>
+        </w:rPr>
+        <w:t>ASL의 점진적 확대(graduated escalation) 모델은 본 연구의 ❶ 주체 정의에서 제안하는 전자인 스펙트럼(도구 → 대리인 → 준자율 → 자율)과 구조적으로 대응한다. 자율성 수준에 따라 법적 범주와 안전 조치가 함께 확대되는 구조다.</w:t>
+      </w:r>
+    </w:p>
+    <w:p>
+      <w:pPr>
+        <w:spacing w:line="360" w:lineRule="auto" w:after="160"/>
+        <w:ind w:firstLine="283"/>
+      </w:pPr>
+      <w:r>
+        <w:rPr>
+          <w:rFonts w:ascii="Asta Sans" w:hAnsi="Asta Sans" w:eastAsia="Asta Sans"/>
+          <w:b w:val="0"/>
+          <w:sz w:val="22"/>
+        </w:rPr>
+        <w:t>Claude Opus 4의 ASL-3 활성화 사례는 역량 임계값 초과를 확정하지 못한 상태에서도 상위 등급의 안전 조치를 적용한 예방 원칙(precautionary principle)의 실천적 적용 사례다.</w:t>
+      </w:r>
+    </w:p>
+    <w:p>
+      <w:pPr>
+        <w:spacing w:line="360" w:lineRule="auto" w:after="160"/>
+        <w:ind w:firstLine="283"/>
+      </w:pPr>
+      <w:r>
+        <w:rPr>
+          <w:rFonts w:ascii="Asta Sans" w:hAnsi="Asta Sans" w:eastAsia="Asta Sans"/>
+          <w:b w:val="0"/>
+          <w:sz w:val="22"/>
+        </w:rPr>
+        <w:t>Federation of American Scientists(FAS)는 ASL과 같은 기업 프레임워크가 “정부 조치를 대체할 수 없으며, 대체해서도 안 된다”고 평가했다. 자체 정의, 자체 평가, 자체 집행이라는 구조적 이해 충돌(conflict of interest)이 있으며, 사회적으로 합의된 법적 범주로 격상시키는 것이 ❶의 과제다.</w:t>
+      </w:r>
+    </w:p>
+    <w:p>
+      <w:pPr>
+        <w:spacing w:line="360" w:lineRule="auto" w:after="160"/>
+        <w:ind w:firstLine="283"/>
+      </w:pPr>
+      <w:r>
+        <w:rPr>
+          <w:rFonts w:ascii="Asta Sans" w:hAnsi="Asta Sans" w:eastAsia="Asta Sans"/>
+          <w:b w:val="0"/>
+          <w:sz w:val="22"/>
+        </w:rPr>
+        <w:t>현행 ASL은 기업 내부 결정이며 시민 참여 메커니즘이 부재하다. 사회계약의 관점에서 AI 안전의 최종 보증인은 국가(또는 국제 거버넌스 기구)여야 하며, 기업의 자발적 프레임워크는 보완적 역할에 그쳐야 한다.</w:t>
+      </w:r>
+    </w:p>
+    <w:p>
+      <w:pPr>
+        <w:spacing w:before="200" w:after="80"/>
+      </w:pPr>
+      <w:r>
+        <w:rPr>
+          <w:rFonts w:ascii="Asta Sans" w:hAnsi="Asta Sans" w:eastAsia="Asta Sans"/>
+          <w:b/>
+          <w:color w:val="666666"/>
+          <w:sz w:val="20"/>
+        </w:rPr>
+        <w:t>주요 출처</w:t>
+      </w:r>
+    </w:p>
+    <w:p>
+      <w:pPr>
+        <w:pStyle w:val="ListBullet"/>
+        <w:spacing w:line="312" w:lineRule="auto" w:after="40"/>
+      </w:pPr>
+      <w:r>
+        <w:rPr>
+          <w:rFonts w:ascii="Asta Sans" w:hAnsi="Asta Sans" w:eastAsia="Asta Sans"/>
+          <w:b w:val="0"/>
+          <w:color w:val="666666"/>
+          <w:sz w:val="18"/>
+        </w:rPr>
+        <w:t>Anthropic, Responsible Scaling Policy v2.2 (2025)</w:t>
+      </w:r>
+    </w:p>
+    <w:p>
+      <w:pPr>
+        <w:pStyle w:val="ListBullet"/>
+        <w:spacing w:line="312" w:lineRule="auto" w:after="40"/>
+      </w:pPr>
+      <w:r>
+        <w:rPr>
+          <w:rFonts w:ascii="Asta Sans" w:hAnsi="Asta Sans" w:eastAsia="Asta Sans"/>
+          <w:b w:val="0"/>
+          <w:color w:val="666666"/>
+          <w:sz w:val="18"/>
+        </w:rPr>
+        <w:t>Anthropic, Activating ASL-3 Protections (2025)</w:t>
+      </w:r>
+    </w:p>
+    <w:p>
+      <w:pPr>
+        <w:pStyle w:val="ListBullet"/>
+        <w:spacing w:line="312" w:lineRule="auto" w:after="40"/>
+      </w:pPr>
+      <w:r>
+        <w:rPr>
+          <w:rFonts w:ascii="Asta Sans" w:hAnsi="Asta Sans" w:eastAsia="Asta Sans"/>
+          <w:b w:val="0"/>
+          <w:color w:val="666666"/>
+          <w:sz w:val="18"/>
+        </w:rPr>
+        <w:t>Anthropic, Claude Opus 4.6 Sabotage Risk Report (2026)</w:t>
+      </w:r>
+    </w:p>
+    <w:p>
+      <w:pPr>
+        <w:pStyle w:val="ListBullet"/>
+        <w:spacing w:line="312" w:lineRule="auto" w:after="40"/>
+      </w:pPr>
+      <w:r>
+        <w:rPr>
+          <w:rFonts w:ascii="Asta Sans" w:hAnsi="Asta Sans" w:eastAsia="Asta Sans"/>
+          <w:b w:val="0"/>
+          <w:color w:val="666666"/>
+          <w:sz w:val="18"/>
+        </w:rPr>
+        <w:t>Federation of American Scientists, Can Preparedness Frameworks Pull Their Weight? (2025)</w:t>
+      </w:r>
+    </w:p>
+    <w:p>
+      <w:pPr>
+        <w:pStyle w:val="ListBullet"/>
+        <w:spacing w:line="312" w:lineRule="auto" w:after="40"/>
+      </w:pPr>
+      <w:r>
+        <w:rPr>
+          <w:rFonts w:ascii="Asta Sans" w:hAnsi="Asta Sans" w:eastAsia="Asta Sans"/>
+          <w:b w:val="0"/>
+          <w:color w:val="666666"/>
+          <w:sz w:val="18"/>
+        </w:rPr>
+        <w:t>EU AI Act (2024)</w:t>
+      </w:r>
+    </w:p>
+    <w:p>
+      <w:r>
+        <w:br w:type="page"/>
+      </w:r>
+    </w:p>
+    <w:p>
+      <w:pPr>
         <w:spacing w:before="0" w:after="120"/>
       </w:pPr>
       <w:r>
@@ -7442,7 +8716,66 @@
           <w:b w:val="0"/>
           <w:sz w:val="20"/>
         </w:rPr>
+        <w:t>Anthropic. (2025, May 22). Activating ASL-3 protections. https://www.anthropic.com/news/activating-asl3-protections</w:t>
+      </w:r>
+    </w:p>
+    <w:p>
+      <w:pPr>
+        <w:spacing w:line="336" w:lineRule="auto" w:after="120"/>
+        <w:ind w:hanging="720" w:left="720"/>
+      </w:pPr>
+      <w:r>
+        <w:rPr>
+          <w:rFonts w:ascii="Asta Sans" w:hAnsi="Asta Sans" w:eastAsia="Asta Sans"/>
+          <w:b w:val="0"/>
+          <w:sz w:val="20"/>
+        </w:rPr>
+        <w:t xml:space="preserve">Anthropic. (2025). </w:t>
+      </w:r>
+      <w:r>
+        <w:rPr>
+          <w:rFonts w:ascii="Asta Sans" w:hAnsi="Asta Sans" w:eastAsia="Asta Sans"/>
+          <w:b w:val="0"/>
+          <w:i/>
+          <w:sz w:val="20"/>
+        </w:rPr>
+        <w:t>Responsible Scaling Policy</w:t>
+      </w:r>
+      <w:r>
+        <w:rPr>
+          <w:rFonts w:ascii="Asta Sans" w:hAnsi="Asta Sans" w:eastAsia="Asta Sans"/>
+          <w:b w:val="0"/>
+          <w:sz w:val="20"/>
+        </w:rPr>
+        <w:t xml:space="preserve"> (v2.2). https://www.anthropic.com/responsible-scaling-policy</w:t>
+      </w:r>
+    </w:p>
+    <w:p>
+      <w:pPr>
+        <w:spacing w:line="336" w:lineRule="auto" w:after="120"/>
+        <w:ind w:hanging="720" w:left="720"/>
+      </w:pPr>
+      <w:r>
+        <w:rPr>
+          <w:rFonts w:ascii="Asta Sans" w:hAnsi="Asta Sans" w:eastAsia="Asta Sans"/>
+          <w:b w:val="0"/>
+          <w:sz w:val="20"/>
+        </w:rPr>
         <w:t>Anthropic. (2026, January 22). Claude’s new constitution. https://www.anthropic.com/news/claude-new-constitution</w:t>
+      </w:r>
+    </w:p>
+    <w:p>
+      <w:pPr>
+        <w:spacing w:line="336" w:lineRule="auto" w:after="120"/>
+        <w:ind w:hanging="720" w:left="720"/>
+      </w:pPr>
+      <w:r>
+        <w:rPr>
+          <w:rFonts w:ascii="Asta Sans" w:hAnsi="Asta Sans" w:eastAsia="Asta Sans"/>
+          <w:b w:val="0"/>
+          <w:sz w:val="20"/>
+        </w:rPr>
+        <w:t>Anthropic. (2026, February). Claude Opus 4.6 sabotage risk report. https://anthropic.com/claude-opus-4-6-risk-report</w:t>
       </w:r>
     </w:p>
     <w:p>

--- a/public/downloads/AI시대_새로운_사회계약을_위한_기초연구.docx
+++ b/public/downloads/AI시대_새로운_사회계약을_위한_기초연구.docx
@@ -435,7 +435,7 @@
                     <a:graphicData uri="http://schemas.openxmlformats.org/drawingml/2006/picture">
                       <pic:pic>
                         <pic:nvPicPr>
-                          <pic:cNvPr id="0" name="tmpoq3z4f5o.png"/>
+                          <pic:cNvPr id="0" name="tmpkynrhm2d.png"/>
                           <pic:cNvPicPr/>
                         </pic:nvPicPr>
                         <pic:blipFill>
@@ -567,7 +567,7 @@
                     <a:graphicData uri="http://schemas.openxmlformats.org/drawingml/2006/picture">
                       <pic:pic>
                         <pic:nvPicPr>
-                          <pic:cNvPr id="0" name="tmp_977faj_.png"/>
+                          <pic:cNvPr id="0" name="tmpifwrrpa8.png"/>
                           <pic:cNvPicPr/>
                         </pic:nvPicPr>
                         <pic:blipFill>
@@ -701,7 +701,7 @@
                     <a:graphicData uri="http://schemas.openxmlformats.org/drawingml/2006/picture">
                       <pic:pic>
                         <pic:nvPicPr>
-                          <pic:cNvPr id="0" name="tmp3z6tsipz.png"/>
+                          <pic:cNvPr id="0" name="tmpn476jhmk.png"/>
                           <pic:cNvPicPr/>
                         </pic:nvPicPr>
                         <pic:blipFill>
@@ -833,7 +833,7 @@
                     <a:graphicData uri="http://schemas.openxmlformats.org/drawingml/2006/picture">
                       <pic:pic>
                         <pic:nvPicPr>
-                          <pic:cNvPr id="0" name="tmp8bymvekw.png"/>
+                          <pic:cNvPr id="0" name="tmpaa0911ct.png"/>
                           <pic:cNvPicPr/>
                         </pic:nvPicPr>
                         <pic:blipFill>
@@ -1251,7 +1251,7 @@
                     <a:graphicData uri="http://schemas.openxmlformats.org/drawingml/2006/picture">
                       <pic:pic>
                         <pic:nvPicPr>
-                          <pic:cNvPr id="0" name="tmp20b3fne4.png"/>
+                          <pic:cNvPr id="0" name="tmpkavoo6r_.png"/>
                           <pic:cNvPicPr/>
                         </pic:nvPicPr>
                         <pic:blipFill>
@@ -1383,7 +1383,7 @@
                     <a:graphicData uri="http://schemas.openxmlformats.org/drawingml/2006/picture">
                       <pic:pic>
                         <pic:nvPicPr>
-                          <pic:cNvPr id="0" name="tmppudvnaeo.png"/>
+                          <pic:cNvPr id="0" name="tmp1v7zr94m.png"/>
                           <pic:cNvPicPr/>
                         </pic:nvPicPr>
                         <pic:blipFill>
@@ -1517,7 +1517,7 @@
                     <a:graphicData uri="http://schemas.openxmlformats.org/drawingml/2006/picture">
                       <pic:pic>
                         <pic:nvPicPr>
-                          <pic:cNvPr id="0" name="tmp6gr1jwmm.png"/>
+                          <pic:cNvPr id="0" name="tmpzukugpkh.png"/>
                           <pic:cNvPicPr/>
                         </pic:nvPicPr>
                         <pic:blipFill>
@@ -1649,7 +1649,7 @@
                     <a:graphicData uri="http://schemas.openxmlformats.org/drawingml/2006/picture">
                       <pic:pic>
                         <pic:nvPicPr>
-                          <pic:cNvPr id="0" name="tmpgi7x3ioi.png"/>
+                          <pic:cNvPr id="0" name="tmpbpxifv6x.png"/>
                           <pic:cNvPicPr/>
                         </pic:nvPicPr>
                         <pic:blipFill>
@@ -1997,7 +1997,7 @@
                     <a:graphicData uri="http://schemas.openxmlformats.org/drawingml/2006/picture">
                       <pic:pic>
                         <pic:nvPicPr>
-                          <pic:cNvPr id="0" name="tmp2_ia224d.png"/>
+                          <pic:cNvPr id="0" name="tmptfz9nmhh.png"/>
                           <pic:cNvPicPr/>
                         </pic:nvPicPr>
                         <pic:blipFill>
@@ -2114,7 +2114,7 @@
                     <a:graphicData uri="http://schemas.openxmlformats.org/drawingml/2006/picture">
                       <pic:pic>
                         <pic:nvPicPr>
-                          <pic:cNvPr id="0" name="tmp4squ8hbd.png"/>
+                          <pic:cNvPr id="0" name="tmp575lzwfk.png"/>
                           <pic:cNvPicPr/>
                         </pic:nvPicPr>
                         <pic:blipFill>
@@ -2248,7 +2248,7 @@
                     <a:graphicData uri="http://schemas.openxmlformats.org/drawingml/2006/picture">
                       <pic:pic>
                         <pic:nvPicPr>
-                          <pic:cNvPr id="0" name="tmpellq8cid.png"/>
+                          <pic:cNvPr id="0" name="tmp35rvwt2u.png"/>
                           <pic:cNvPicPr/>
                         </pic:nvPicPr>
                         <pic:blipFill>
@@ -2380,7 +2380,7 @@
                     <a:graphicData uri="http://schemas.openxmlformats.org/drawingml/2006/picture">
                       <pic:pic>
                         <pic:nvPicPr>
-                          <pic:cNvPr id="0" name="tmphqxnbse8.png"/>
+                          <pic:cNvPr id="0" name="tmpvk0karrv.png"/>
                           <pic:cNvPicPr/>
                         </pic:nvPicPr>
                         <pic:blipFill>
@@ -2756,7 +2756,7 @@
                     <a:graphicData uri="http://schemas.openxmlformats.org/drawingml/2006/picture">
                       <pic:pic>
                         <pic:nvPicPr>
-                          <pic:cNvPr id="0" name="tmpn4le3_09.png"/>
+                          <pic:cNvPr id="0" name="tmpqghjif92.png"/>
                           <pic:cNvPicPr/>
                         </pic:nvPicPr>
                         <pic:blipFill>
@@ -2888,7 +2888,7 @@
                     <a:graphicData uri="http://schemas.openxmlformats.org/drawingml/2006/picture">
                       <pic:pic>
                         <pic:nvPicPr>
-                          <pic:cNvPr id="0" name="tmp7n8w_8fn.png"/>
+                          <pic:cNvPr id="0" name="tmp8d0enlzs.png"/>
                           <pic:cNvPicPr/>
                         </pic:nvPicPr>
                         <pic:blipFill>
@@ -3022,7 +3022,7 @@
                     <a:graphicData uri="http://schemas.openxmlformats.org/drawingml/2006/picture">
                       <pic:pic>
                         <pic:nvPicPr>
-                          <pic:cNvPr id="0" name="tmpdm28nh5e.png"/>
+                          <pic:cNvPr id="0" name="tmpmhl0c64e.png"/>
                           <pic:cNvPicPr/>
                         </pic:nvPicPr>
                         <pic:blipFill>
@@ -3154,7 +3154,7 @@
                     <a:graphicData uri="http://schemas.openxmlformats.org/drawingml/2006/picture">
                       <pic:pic>
                         <pic:nvPicPr>
-                          <pic:cNvPr id="0" name="tmpr4bzk7kw.png"/>
+                          <pic:cNvPr id="0" name="tmpveq7z2j0.png"/>
                           <pic:cNvPicPr/>
                         </pic:nvPicPr>
                         <pic:blipFill>
@@ -4052,6 +4052,20 @@
           <w:b w:val="0"/>
           <w:sz w:val="22"/>
         </w:rPr>
+        <w:t>시민 참여의 구체적 실험이 이미 시작되고 있다. 대만의 vTaiwan은 Pol.is 플랫폼을 활용한 대규모 시민 숙의에서 우버 규제(2015–16, 1,737명 참여, 47,539표)를 포함한 26개 이상의 디지털 정책을 처리했고, 정부가 합의안의 80% 이상을 입법화했다 — 기술 거버넌스에서 대규모 시민 숙의가 구속력 있는 정책 결과로 이어진 유일한 사례다. 앤트로픽은 Collective Constitutional AI 실험(2023)에서 1,094명의 시민이 AI의 가치관(헌법)에 직접 투표하게 했고, 시민이 만든 헌법으로 훈련된 모델은 9개 사회적 차원 모두에서 편향이 더 낮았다(Huang et al., 2024). Science지에 발표된 ‘하버마스 머신’(Tessler et al., 2024)은 5,734명 참여자 사이에서 AI 중재자가 인간 중재자보다 56% 더 선호되는 합의안을 생성했다. 그러나 OpenAI의 Democratic Inputs to AI(2023, 10개 팀), Meta의 커뮤니티 포럼(2023–24, 1,500명 이상) 등 대부분의 실험은 자문적 수준에 머물러 있으며, 구체적 정책 변화로 이어지지 않았다. 예일대 정치학자 랑드모어(2024)는 AI가 숙의를 대규모로 확장할 수 있다고 주장하며, 무작위 선발된 시민이 AI 정책을 정의하는 ‘열린 미니 공중(open mini-public)’을 제안했다.</w:t>
+      </w:r>
+    </w:p>
+    <w:p>
+      <w:pPr>
+        <w:spacing w:line="360" w:lineRule="auto" w:after="160"/>
+        <w:ind w:firstLine="283"/>
+      </w:pPr>
+      <w:r>
+        <w:rPr>
+          <w:rFonts w:ascii="Asta Sans" w:hAnsi="Asta Sans" w:eastAsia="Asta Sans"/>
+          <w:b w:val="0"/>
+          <w:sz w:val="22"/>
+        </w:rPr>
         <w:t>글로벌 차원에서는 더 큰 공백이 있다. AI는 국경을 넘지만 거버넌스는 국경 안에 머물러 있다. 유엔 AI 자문기구(2024)가 보고서를 냈고, OECD AI 원칙(2019, 2024 개정)이 있지만, 구속력 있는 국제 레짐은 없다. 핵비확산조약(NPT)이나 기후변화 파리협정처럼 AI에 대한 국제 합의 프레임이 필요하다는 목소리가 커지고 있으나, 미중 기술 경쟁이 이를 가로막고 있다.</w:t>
       </w:r>
     </w:p>
@@ -4216,7 +4230,7 @@
                     <a:graphicData uri="http://schemas.openxmlformats.org/drawingml/2006/picture">
                       <pic:pic>
                         <pic:nvPicPr>
-                          <pic:cNvPr id="0" name="tmp4ftuqvoi.png"/>
+                          <pic:cNvPr id="0" name="tmpz06mgsxz.png"/>
                           <pic:cNvPicPr/>
                         </pic:nvPicPr>
                         <pic:blipFill>
@@ -4348,7 +4362,7 @@
                     <a:graphicData uri="http://schemas.openxmlformats.org/drawingml/2006/picture">
                       <pic:pic>
                         <pic:nvPicPr>
-                          <pic:cNvPr id="0" name="tmpgag951y9.png"/>
+                          <pic:cNvPr id="0" name="tmpa935f624.png"/>
                           <pic:cNvPicPr/>
                         </pic:nvPicPr>
                         <pic:blipFill>
@@ -4482,7 +4496,7 @@
                     <a:graphicData uri="http://schemas.openxmlformats.org/drawingml/2006/picture">
                       <pic:pic>
                         <pic:nvPicPr>
-                          <pic:cNvPr id="0" name="tmpi7763zjp.png"/>
+                          <pic:cNvPr id="0" name="tmp8jz05hc8.png"/>
                           <pic:cNvPicPr/>
                         </pic:nvPicPr>
                         <pic:blipFill>
@@ -4614,7 +4628,7 @@
                     <a:graphicData uri="http://schemas.openxmlformats.org/drawingml/2006/picture">
                       <pic:pic>
                         <pic:nvPicPr>
-                          <pic:cNvPr id="0" name="tmp98y4hah8.png"/>
+                          <pic:cNvPr id="0" name="tmpy2e1bfvq.png"/>
                           <pic:cNvPicPr/>
                         </pic:nvPicPr>
                         <pic:blipFill>
@@ -9192,7 +9206,7 @@
           <w:b w:val="0"/>
           <w:sz w:val="20"/>
         </w:rPr>
-        <w:t xml:space="preserve">Kolt, N. (2025). Governing AI agents. </w:t>
+        <w:t xml:space="preserve">Huang, S., Walker, T., et al. (2024). Collective Constitutional AI: Aligning a language model with public input. In </w:t>
       </w:r>
       <w:r>
         <w:rPr>
@@ -9201,7 +9215,7 @@
           <w:i/>
           <w:sz w:val="20"/>
         </w:rPr>
-        <w:t>Notre Dame Law Review</w:t>
+        <w:t>Proceedings of the 2024 ACM Conference on Fairness, Accountability, and Transparency</w:t>
       </w:r>
       <w:r>
         <w:rPr>
@@ -9209,7 +9223,21 @@
           <w:b w:val="0"/>
           <w:sz w:val="20"/>
         </w:rPr>
-        <w:t xml:space="preserve">, </w:t>
+        <w:t xml:space="preserve"> (FAccT ’24). https://doi.org/10.1145/3630106.3658979</w:t>
+      </w:r>
+    </w:p>
+    <w:p>
+      <w:pPr>
+        <w:spacing w:line="336" w:lineRule="auto" w:after="120"/>
+        <w:ind w:hanging="720" w:left="720"/>
+      </w:pPr>
+      <w:r>
+        <w:rPr>
+          <w:rFonts w:ascii="Asta Sans" w:hAnsi="Asta Sans" w:eastAsia="Asta Sans"/>
+          <w:b w:val="0"/>
+          <w:sz w:val="20"/>
+        </w:rPr>
+        <w:t xml:space="preserve">Kolt, N. (2025). Governing AI agents. </w:t>
       </w:r>
       <w:r>
         <w:rPr>
@@ -9218,7 +9246,7 @@
           <w:i/>
           <w:sz w:val="20"/>
         </w:rPr>
-        <w:t>101</w:t>
+        <w:t>Notre Dame Law Review</w:t>
       </w:r>
       <w:r>
         <w:rPr>
@@ -9226,21 +9254,7 @@
           <w:b w:val="0"/>
           <w:sz w:val="20"/>
         </w:rPr>
-        <w:t xml:space="preserve"> (forthcoming). https://ssrn.com/abstract=4772956</w:t>
-      </w:r>
-    </w:p>
-    <w:p>
-      <w:pPr>
-        <w:spacing w:line="336" w:lineRule="auto" w:after="120"/>
-        <w:ind w:hanging="720" w:left="720"/>
-      </w:pPr>
-      <w:r>
-        <w:rPr>
-          <w:rFonts w:ascii="Asta Sans" w:hAnsi="Asta Sans" w:eastAsia="Asta Sans"/>
-          <w:b w:val="0"/>
-          <w:sz w:val="20"/>
-        </w:rPr>
-        <w:t xml:space="preserve">Lanier, J. (2013). </w:t>
+        <w:t xml:space="preserve">, </w:t>
       </w:r>
       <w:r>
         <w:rPr>
@@ -9249,7 +9263,7 @@
           <w:i/>
           <w:sz w:val="20"/>
         </w:rPr>
-        <w:t>Who owns the future?</w:t>
+        <w:t>101</w:t>
       </w:r>
       <w:r>
         <w:rPr>
@@ -9257,7 +9271,7 @@
           <w:b w:val="0"/>
           <w:sz w:val="20"/>
         </w:rPr>
-        <w:t xml:space="preserve"> Simon &amp; Schuster.</w:t>
+        <w:t xml:space="preserve"> (forthcoming). https://ssrn.com/abstract=4772956</w:t>
       </w:r>
     </w:p>
     <w:p>
@@ -9271,7 +9285,7 @@
           <w:b w:val="0"/>
           <w:sz w:val="20"/>
         </w:rPr>
-        <w:t xml:space="preserve">Marx, K. (1859). </w:t>
+        <w:t xml:space="preserve">Landemore, H. (2024). Can artificial intelligence bring deliberation to the masses. In R. Chang &amp; A. Srinivasan (Eds.), </w:t>
       </w:r>
       <w:r>
         <w:rPr>
@@ -9280,7 +9294,7 @@
           <w:i/>
           <w:sz w:val="20"/>
         </w:rPr>
-        <w:t>Zur Kritik der politischen Ökonomie</w:t>
+        <w:t>Conversations in philosophy, law, and politics</w:t>
       </w:r>
       <w:r>
         <w:rPr>
@@ -9288,7 +9302,7 @@
           <w:b w:val="0"/>
           <w:sz w:val="20"/>
         </w:rPr>
-        <w:t>. Franz Duncker.</w:t>
+        <w:t>. Oxford University Press.</w:t>
       </w:r>
     </w:p>
     <w:p>
@@ -9302,7 +9316,7 @@
           <w:b w:val="0"/>
           <w:sz w:val="20"/>
         </w:rPr>
-        <w:t xml:space="preserve">Mazzucato, M. (2018). </w:t>
+        <w:t xml:space="preserve">Lanier, J. (2013). </w:t>
       </w:r>
       <w:r>
         <w:rPr>
@@ -9311,7 +9325,7 @@
           <w:i/>
           <w:sz w:val="20"/>
         </w:rPr>
-        <w:t>The value of everything: Making and taking in the global economy</w:t>
+        <w:t>Who owns the future?</w:t>
       </w:r>
       <w:r>
         <w:rPr>
@@ -9319,7 +9333,7 @@
           <w:b w:val="0"/>
           <w:sz w:val="20"/>
         </w:rPr>
-        <w:t>. Allen Lane.</w:t>
+        <w:t xml:space="preserve"> Simon &amp; Schuster.</w:t>
       </w:r>
     </w:p>
     <w:p>
@@ -9333,7 +9347,7 @@
           <w:b w:val="0"/>
           <w:sz w:val="20"/>
         </w:rPr>
-        <w:t xml:space="preserve">Nussbaum, M. C. (2011). </w:t>
+        <w:t xml:space="preserve">Marx, K. (1859). </w:t>
       </w:r>
       <w:r>
         <w:rPr>
@@ -9342,7 +9356,7 @@
           <w:i/>
           <w:sz w:val="20"/>
         </w:rPr>
-        <w:t>Creating capabilities: The human development approach</w:t>
+        <w:t>Zur Kritik der politischen Ökonomie</w:t>
       </w:r>
       <w:r>
         <w:rPr>
@@ -9350,7 +9364,7 @@
           <w:b w:val="0"/>
           <w:sz w:val="20"/>
         </w:rPr>
-        <w:t>. Harvard University Press.</w:t>
+        <w:t>. Franz Duncker.</w:t>
       </w:r>
     </w:p>
     <w:p>
@@ -9364,7 +9378,7 @@
           <w:b w:val="0"/>
           <w:sz w:val="20"/>
         </w:rPr>
-        <w:t xml:space="preserve">OECD. (2025). </w:t>
+        <w:t xml:space="preserve">Mazzucato, M. (2018). </w:t>
       </w:r>
       <w:r>
         <w:rPr>
@@ -9373,7 +9387,7 @@
           <w:i/>
           <w:sz w:val="20"/>
         </w:rPr>
-        <w:t>Artificial intelligence and the labour market in Korea</w:t>
+        <w:t>The value of everything: Making and taking in the global economy</w:t>
       </w:r>
       <w:r>
         <w:rPr>
@@ -9381,7 +9395,7 @@
           <w:b w:val="0"/>
           <w:sz w:val="20"/>
         </w:rPr>
-        <w:t>. OECD Publishing. https://doi.org/10.1787/68ab1a5a-en</w:t>
+        <w:t>. Allen Lane.</w:t>
       </w:r>
     </w:p>
     <w:p>
@@ -9395,7 +9409,7 @@
           <w:b w:val="0"/>
           <w:sz w:val="20"/>
         </w:rPr>
-        <w:t xml:space="preserve">Oliver, M. (2021). Contracting by artificial intelligence: Open offers, unilateral mistakes, and why algorithms are not agents. </w:t>
+        <w:t xml:space="preserve">Nussbaum, M. C. (2011). </w:t>
       </w:r>
       <w:r>
         <w:rPr>
@@ -9404,7 +9418,7 @@
           <w:i/>
           <w:sz w:val="20"/>
         </w:rPr>
-        <w:t>ANU Journal of Law and Technology</w:t>
+        <w:t>Creating capabilities: The human development approach</w:t>
       </w:r>
       <w:r>
         <w:rPr>
@@ -9412,7 +9426,21 @@
           <w:b w:val="0"/>
           <w:sz w:val="20"/>
         </w:rPr>
-        <w:t xml:space="preserve">, </w:t>
+        <w:t>. Harvard University Press.</w:t>
+      </w:r>
+    </w:p>
+    <w:p>
+      <w:pPr>
+        <w:spacing w:line="336" w:lineRule="auto" w:after="120"/>
+        <w:ind w:hanging="720" w:left="720"/>
+      </w:pPr>
+      <w:r>
+        <w:rPr>
+          <w:rFonts w:ascii="Asta Sans" w:hAnsi="Asta Sans" w:eastAsia="Asta Sans"/>
+          <w:b w:val="0"/>
+          <w:sz w:val="20"/>
+        </w:rPr>
+        <w:t xml:space="preserve">OECD. (2025). </w:t>
       </w:r>
       <w:r>
         <w:rPr>
@@ -9421,7 +9449,7 @@
           <w:i/>
           <w:sz w:val="20"/>
         </w:rPr>
-        <w:t>2</w:t>
+        <w:t>Artificial intelligence and the labour market in Korea</w:t>
       </w:r>
       <w:r>
         <w:rPr>
@@ -9429,7 +9457,7 @@
           <w:b w:val="0"/>
           <w:sz w:val="20"/>
         </w:rPr>
-        <w:t>(1), 45–87.</w:t>
+        <w:t>. OECD Publishing. https://doi.org/10.1787/68ab1a5a-en</w:t>
       </w:r>
     </w:p>
     <w:p>
@@ -9443,7 +9471,7 @@
           <w:b w:val="0"/>
           <w:sz w:val="20"/>
         </w:rPr>
-        <w:t xml:space="preserve">Perez, C. (2002). </w:t>
+        <w:t xml:space="preserve">Oliver, M. (2021). Contracting by artificial intelligence: Open offers, unilateral mistakes, and why algorithms are not agents. </w:t>
       </w:r>
       <w:r>
         <w:rPr>
@@ -9452,7 +9480,7 @@
           <w:i/>
           <w:sz w:val="20"/>
         </w:rPr>
-        <w:t>Technological revolutions and financial capital: The dynamics of bubbles and golden ages</w:t>
+        <w:t>ANU Journal of Law and Technology</w:t>
       </w:r>
       <w:r>
         <w:rPr>
@@ -9460,21 +9488,7 @@
           <w:b w:val="0"/>
           <w:sz w:val="20"/>
         </w:rPr>
-        <w:t>. Edward Elgar.</w:t>
-      </w:r>
-    </w:p>
-    <w:p>
-      <w:pPr>
-        <w:spacing w:line="336" w:lineRule="auto" w:after="120"/>
-        <w:ind w:hanging="720" w:left="720"/>
-      </w:pPr>
-      <w:r>
-        <w:rPr>
-          <w:rFonts w:ascii="Asta Sans" w:hAnsi="Asta Sans" w:eastAsia="Asta Sans"/>
-          <w:b w:val="0"/>
-          <w:sz w:val="20"/>
-        </w:rPr>
-        <w:t xml:space="preserve">Piketty, T. (2014). </w:t>
+        <w:t xml:space="preserve">, </w:t>
       </w:r>
       <w:r>
         <w:rPr>
@@ -9483,7 +9497,7 @@
           <w:i/>
           <w:sz w:val="20"/>
         </w:rPr>
-        <w:t>Capital in the twenty-first century</w:t>
+        <w:t>2</w:t>
       </w:r>
       <w:r>
         <w:rPr>
@@ -9491,7 +9505,7 @@
           <w:b w:val="0"/>
           <w:sz w:val="20"/>
         </w:rPr>
-        <w:t xml:space="preserve"> (A. Goldhammer, Trans.). Harvard University Press.</w:t>
+        <w:t>(1), 45–87.</w:t>
       </w:r>
     </w:p>
     <w:p>
@@ -9505,7 +9519,7 @@
           <w:b w:val="0"/>
           <w:sz w:val="20"/>
         </w:rPr>
-        <w:t xml:space="preserve">Polanyi, K. (1944). </w:t>
+        <w:t xml:space="preserve">Perez, C. (2002). </w:t>
       </w:r>
       <w:r>
         <w:rPr>
@@ -9514,7 +9528,7 @@
           <w:i/>
           <w:sz w:val="20"/>
         </w:rPr>
-        <w:t>The great transformation</w:t>
+        <w:t>Technological revolutions and financial capital: The dynamics of bubbles and golden ages</w:t>
       </w:r>
       <w:r>
         <w:rPr>
@@ -9522,7 +9536,7 @@
           <w:b w:val="0"/>
           <w:sz w:val="20"/>
         </w:rPr>
-        <w:t>. Farrar &amp; Rinehart.</w:t>
+        <w:t>. Edward Elgar.</w:t>
       </w:r>
     </w:p>
     <w:p>
@@ -9536,7 +9550,7 @@
           <w:b w:val="0"/>
           <w:sz w:val="20"/>
         </w:rPr>
-        <w:t xml:space="preserve">Russell, S. (2019). </w:t>
+        <w:t xml:space="preserve">Piketty, T. (2014). </w:t>
       </w:r>
       <w:r>
         <w:rPr>
@@ -9545,7 +9559,7 @@
           <w:i/>
           <w:sz w:val="20"/>
         </w:rPr>
-        <w:t>Human compatible: Artificial intelligence and the problem of control</w:t>
+        <w:t>Capital in the twenty-first century</w:t>
       </w:r>
       <w:r>
         <w:rPr>
@@ -9553,7 +9567,7 @@
           <w:b w:val="0"/>
           <w:sz w:val="20"/>
         </w:rPr>
-        <w:t>. Viking.</w:t>
+        <w:t xml:space="preserve"> (A. Goldhammer, Trans.). Harvard University Press.</w:t>
       </w:r>
     </w:p>
     <w:p>
@@ -9567,7 +9581,7 @@
           <w:b w:val="0"/>
           <w:sz w:val="20"/>
         </w:rPr>
-        <w:t xml:space="preserve">Sandel, M. J. (2020). </w:t>
+        <w:t xml:space="preserve">Polanyi, K. (1944). </w:t>
       </w:r>
       <w:r>
         <w:rPr>
@@ -9576,7 +9590,7 @@
           <w:i/>
           <w:sz w:val="20"/>
         </w:rPr>
-        <w:t>The tyranny of merit: What’s become of the common good?</w:t>
+        <w:t>The great transformation</w:t>
       </w:r>
       <w:r>
         <w:rPr>
@@ -9584,7 +9598,7 @@
           <w:b w:val="0"/>
           <w:sz w:val="20"/>
         </w:rPr>
-        <w:t xml:space="preserve"> Farrar, Straus and Giroux.</w:t>
+        <w:t>. Farrar &amp; Rinehart.</w:t>
       </w:r>
     </w:p>
     <w:p>
@@ -9598,7 +9612,7 @@
           <w:b w:val="0"/>
           <w:sz w:val="20"/>
         </w:rPr>
-        <w:t xml:space="preserve">Sarewitz, D. (2024, Winter). Economists being economists [Review of </w:t>
+        <w:t xml:space="preserve">Russell, S. (2019). </w:t>
       </w:r>
       <w:r>
         <w:rPr>
@@ -9607,7 +9621,7 @@
           <w:i/>
           <w:sz w:val="20"/>
         </w:rPr>
-        <w:t>Power and progress</w:t>
+        <w:t>Human compatible: Artificial intelligence and the problem of control</w:t>
       </w:r>
       <w:r>
         <w:rPr>
@@ -9615,7 +9629,21 @@
           <w:b w:val="0"/>
           <w:sz w:val="20"/>
         </w:rPr>
-        <w:t xml:space="preserve">]. </w:t>
+        <w:t>. Viking.</w:t>
+      </w:r>
+    </w:p>
+    <w:p>
+      <w:pPr>
+        <w:spacing w:line="336" w:lineRule="auto" w:after="120"/>
+        <w:ind w:hanging="720" w:left="720"/>
+      </w:pPr>
+      <w:r>
+        <w:rPr>
+          <w:rFonts w:ascii="Asta Sans" w:hAnsi="Asta Sans" w:eastAsia="Asta Sans"/>
+          <w:b w:val="0"/>
+          <w:sz w:val="20"/>
+        </w:rPr>
+        <w:t xml:space="preserve">Sandel, M. J. (2020). </w:t>
       </w:r>
       <w:r>
         <w:rPr>
@@ -9624,7 +9652,7 @@
           <w:i/>
           <w:sz w:val="20"/>
         </w:rPr>
-        <w:t>Issues in Science and Technology</w:t>
+        <w:t>The tyranny of merit: What’s become of the common good?</w:t>
       </w:r>
       <w:r>
         <w:rPr>
@@ -9632,7 +9660,21 @@
           <w:b w:val="0"/>
           <w:sz w:val="20"/>
         </w:rPr>
-        <w:t xml:space="preserve">, </w:t>
+        <w:t xml:space="preserve"> Farrar, Straus and Giroux.</w:t>
+      </w:r>
+    </w:p>
+    <w:p>
+      <w:pPr>
+        <w:spacing w:line="336" w:lineRule="auto" w:after="120"/>
+        <w:ind w:hanging="720" w:left="720"/>
+      </w:pPr>
+      <w:r>
+        <w:rPr>
+          <w:rFonts w:ascii="Asta Sans" w:hAnsi="Asta Sans" w:eastAsia="Asta Sans"/>
+          <w:b w:val="0"/>
+          <w:sz w:val="20"/>
+        </w:rPr>
+        <w:t xml:space="preserve">Sarewitz, D. (2024, Winter). Economists being economists [Review of </w:t>
       </w:r>
       <w:r>
         <w:rPr>
@@ -9641,7 +9683,7 @@
           <w:i/>
           <w:sz w:val="20"/>
         </w:rPr>
-        <w:t>40</w:t>
+        <w:t>Power and progress</w:t>
       </w:r>
       <w:r>
         <w:rPr>
@@ -9649,21 +9691,7 @@
           <w:b w:val="0"/>
           <w:sz w:val="20"/>
         </w:rPr>
-        <w:t>(2).</w:t>
-      </w:r>
-    </w:p>
-    <w:p>
-      <w:pPr>
-        <w:spacing w:line="336" w:lineRule="auto" w:after="120"/>
-        <w:ind w:hanging="720" w:left="720"/>
-      </w:pPr>
-      <w:r>
-        <w:rPr>
-          <w:rFonts w:ascii="Asta Sans" w:hAnsi="Asta Sans" w:eastAsia="Asta Sans"/>
-          <w:b w:val="0"/>
-          <w:sz w:val="20"/>
-        </w:rPr>
-        <w:t xml:space="preserve">Sen, A. (1999). </w:t>
+        <w:t xml:space="preserve">]. </w:t>
       </w:r>
       <w:r>
         <w:rPr>
@@ -9672,7 +9700,7 @@
           <w:i/>
           <w:sz w:val="20"/>
         </w:rPr>
-        <w:t>Development as freedom</w:t>
+        <w:t>Issues in Science and Technology</w:t>
       </w:r>
       <w:r>
         <w:rPr>
@@ -9680,21 +9708,7 @@
           <w:b w:val="0"/>
           <w:sz w:val="20"/>
         </w:rPr>
-        <w:t>. Knopf.</w:t>
-      </w:r>
-    </w:p>
-    <w:p>
-      <w:pPr>
-        <w:spacing w:line="336" w:lineRule="auto" w:after="120"/>
-        <w:ind w:hanging="720" w:left="720"/>
-      </w:pPr>
-      <w:r>
-        <w:rPr>
-          <w:rFonts w:ascii="Asta Sans" w:hAnsi="Asta Sans" w:eastAsia="Asta Sans"/>
-          <w:b w:val="0"/>
-          <w:sz w:val="20"/>
-        </w:rPr>
-        <w:t xml:space="preserve">Smith, A. (1776). </w:t>
+        <w:t xml:space="preserve">, </w:t>
       </w:r>
       <w:r>
         <w:rPr>
@@ -9703,7 +9717,7 @@
           <w:i/>
           <w:sz w:val="20"/>
         </w:rPr>
-        <w:t>An inquiry into the nature and causes of the wealth of nations</w:t>
+        <w:t>40</w:t>
       </w:r>
       <w:r>
         <w:rPr>
@@ -9711,7 +9725,7 @@
           <w:b w:val="0"/>
           <w:sz w:val="20"/>
         </w:rPr>
-        <w:t>. W. Strahan and T. Cadell.</w:t>
+        <w:t>(2).</w:t>
       </w:r>
     </w:p>
     <w:p>
@@ -9725,7 +9739,7 @@
           <w:b w:val="0"/>
           <w:sz w:val="20"/>
         </w:rPr>
-        <w:t xml:space="preserve">Solum, L. B. (1992). Legal personhood for artificial intelligences. </w:t>
+        <w:t xml:space="preserve">Sen, A. (1999). </w:t>
       </w:r>
       <w:r>
         <w:rPr>
@@ -9734,7 +9748,7 @@
           <w:i/>
           <w:sz w:val="20"/>
         </w:rPr>
-        <w:t>North Carolina Law Review</w:t>
+        <w:t>Development as freedom</w:t>
       </w:r>
       <w:r>
         <w:rPr>
@@ -9742,7 +9756,21 @@
           <w:b w:val="0"/>
           <w:sz w:val="20"/>
         </w:rPr>
-        <w:t xml:space="preserve">, </w:t>
+        <w:t>. Knopf.</w:t>
+      </w:r>
+    </w:p>
+    <w:p>
+      <w:pPr>
+        <w:spacing w:line="336" w:lineRule="auto" w:after="120"/>
+        <w:ind w:hanging="720" w:left="720"/>
+      </w:pPr>
+      <w:r>
+        <w:rPr>
+          <w:rFonts w:ascii="Asta Sans" w:hAnsi="Asta Sans" w:eastAsia="Asta Sans"/>
+          <w:b w:val="0"/>
+          <w:sz w:val="20"/>
+        </w:rPr>
+        <w:t xml:space="preserve">Smith, A. (1776). </w:t>
       </w:r>
       <w:r>
         <w:rPr>
@@ -9751,7 +9779,7 @@
           <w:i/>
           <w:sz w:val="20"/>
         </w:rPr>
-        <w:t>70</w:t>
+        <w:t>An inquiry into the nature and causes of the wealth of nations</w:t>
       </w:r>
       <w:r>
         <w:rPr>
@@ -9759,7 +9787,103 @@
           <w:b w:val="0"/>
           <w:sz w:val="20"/>
         </w:rPr>
+        <w:t>. W. Strahan and T. Cadell.</w:t>
+      </w:r>
+    </w:p>
+    <w:p>
+      <w:pPr>
+        <w:spacing w:line="336" w:lineRule="auto" w:after="120"/>
+        <w:ind w:hanging="720" w:left="720"/>
+      </w:pPr>
+      <w:r>
+        <w:rPr>
+          <w:rFonts w:ascii="Asta Sans" w:hAnsi="Asta Sans" w:eastAsia="Asta Sans"/>
+          <w:b w:val="0"/>
+          <w:sz w:val="20"/>
+        </w:rPr>
+        <w:t xml:space="preserve">Solum, L. B. (1992). Legal personhood for artificial intelligences. </w:t>
+      </w:r>
+      <w:r>
+        <w:rPr>
+          <w:rFonts w:ascii="Asta Sans" w:hAnsi="Asta Sans" w:eastAsia="Asta Sans"/>
+          <w:b w:val="0"/>
+          <w:i/>
+          <w:sz w:val="20"/>
+        </w:rPr>
+        <w:t>North Carolina Law Review</w:t>
+      </w:r>
+      <w:r>
+        <w:rPr>
+          <w:rFonts w:ascii="Asta Sans" w:hAnsi="Asta Sans" w:eastAsia="Asta Sans"/>
+          <w:b w:val="0"/>
+          <w:sz w:val="20"/>
+        </w:rPr>
+        <w:t xml:space="preserve">, </w:t>
+      </w:r>
+      <w:r>
+        <w:rPr>
+          <w:rFonts w:ascii="Asta Sans" w:hAnsi="Asta Sans" w:eastAsia="Asta Sans"/>
+          <w:b w:val="0"/>
+          <w:i/>
+          <w:sz w:val="20"/>
+        </w:rPr>
+        <w:t>70</w:t>
+      </w:r>
+      <w:r>
+        <w:rPr>
+          <w:rFonts w:ascii="Asta Sans" w:hAnsi="Asta Sans" w:eastAsia="Asta Sans"/>
+          <w:b w:val="0"/>
+          <w:sz w:val="20"/>
+        </w:rPr>
         <w:t>(4), 1231–1287.</w:t>
+      </w:r>
+    </w:p>
+    <w:p>
+      <w:pPr>
+        <w:spacing w:line="336" w:lineRule="auto" w:after="120"/>
+        <w:ind w:hanging="720" w:left="720"/>
+      </w:pPr>
+      <w:r>
+        <w:rPr>
+          <w:rFonts w:ascii="Asta Sans" w:hAnsi="Asta Sans" w:eastAsia="Asta Sans"/>
+          <w:b w:val="0"/>
+          <w:sz w:val="20"/>
+        </w:rPr>
+        <w:t xml:space="preserve">Tessler, M. H., et al. (2024). AI can help humans find common ground in democratic deliberation. </w:t>
+      </w:r>
+      <w:r>
+        <w:rPr>
+          <w:rFonts w:ascii="Asta Sans" w:hAnsi="Asta Sans" w:eastAsia="Asta Sans"/>
+          <w:b w:val="0"/>
+          <w:i/>
+          <w:sz w:val="20"/>
+        </w:rPr>
+        <w:t>Science</w:t>
+      </w:r>
+      <w:r>
+        <w:rPr>
+          <w:rFonts w:ascii="Asta Sans" w:hAnsi="Asta Sans" w:eastAsia="Asta Sans"/>
+          <w:b w:val="0"/>
+          <w:sz w:val="20"/>
+        </w:rPr>
+        <w:t xml:space="preserve">, </w:t>
+      </w:r>
+      <w:r>
+        <w:rPr>
+          <w:rFonts w:ascii="Asta Sans" w:hAnsi="Asta Sans" w:eastAsia="Asta Sans"/>
+          <w:b w:val="0"/>
+          <w:i/>
+          <w:sz w:val="20"/>
+        </w:rPr>
+        <w:t>386</w:t>
+      </w:r>
+      <w:r>
+        <w:rPr>
+          <w:rFonts w:ascii="Asta Sans" w:hAnsi="Asta Sans" w:eastAsia="Asta Sans"/>
+          <w:b w:val="0"/>
+          <w:sz w:val="20"/>
+        </w:rPr>
+        <w:t>(6719). https://doi.org/10.1126/science.adq2852</w:t>
       </w:r>
     </w:p>
     <w:p>

--- a/public/downloads/AI시대_새로운_사회계약을_위한_기초연구.docx
+++ b/public/downloads/AI시대_새로운_사회계약을_위한_기초연구.docx
@@ -435,7 +435,7 @@
                     <a:graphicData uri="http://schemas.openxmlformats.org/drawingml/2006/picture">
                       <pic:pic>
                         <pic:nvPicPr>
-                          <pic:cNvPr id="0" name="tmpkynrhm2d.png"/>
+                          <pic:cNvPr id="0" name="tmpnpa0bz33.png"/>
                           <pic:cNvPicPr/>
                         </pic:nvPicPr>
                         <pic:blipFill>
@@ -567,7 +567,7 @@
                     <a:graphicData uri="http://schemas.openxmlformats.org/drawingml/2006/picture">
                       <pic:pic>
                         <pic:nvPicPr>
-                          <pic:cNvPr id="0" name="tmpifwrrpa8.png"/>
+                          <pic:cNvPr id="0" name="tmpkt69ig0l.png"/>
                           <pic:cNvPicPr/>
                         </pic:nvPicPr>
                         <pic:blipFill>
@@ -701,7 +701,7 @@
                     <a:graphicData uri="http://schemas.openxmlformats.org/drawingml/2006/picture">
                       <pic:pic>
                         <pic:nvPicPr>
-                          <pic:cNvPr id="0" name="tmpn476jhmk.png"/>
+                          <pic:cNvPr id="0" name="tmp1jwzs_h9.png"/>
                           <pic:cNvPicPr/>
                         </pic:nvPicPr>
                         <pic:blipFill>
@@ -833,7 +833,7 @@
                     <a:graphicData uri="http://schemas.openxmlformats.org/drawingml/2006/picture">
                       <pic:pic>
                         <pic:nvPicPr>
-                          <pic:cNvPr id="0" name="tmpaa0911ct.png"/>
+                          <pic:cNvPr id="0" name="tmphvsyggf1.png"/>
                           <pic:cNvPicPr/>
                         </pic:nvPicPr>
                         <pic:blipFill>
@@ -1101,7 +1101,7 @@
           <w:b w:val="0"/>
           <w:sz w:val="22"/>
         </w:rPr>
-        <w:t>그런데 AI 시대에는 새로운 가능성이 열린다. 산업 시대에 전쟁과 혁명이 일어난 것은 인간의 집단적 지혜가 복잡성을 따라가지 못했기 때문이다 — 수백만 명의 이해관계를 조율할 도구가 없었고, 정책의 결과를 미리 시험할 방법이 없었다. AI는 이 한계를 바꿀 수 있다. 대만의 오드리 탕이 vTaiwan에서 실험한 것처럼, AI가 수백만 명의 의견을 구조화하고 합의점을 도출하는 도구가 될 수 있다. 복잡한 정책의 결과를 사전에 시뮬레이션하여, 전쟁을 치르지 않고도 전후 재편 수준의 통찰에 도달할 가능성이 생긴다. 센(2009)이 말한 “공적 추론을 통한 정의”가 기술적으로 가능해지는 것이다. AI는 인간 통제를 벗어날 수 있는 최초의 기술인 동시에, 격변 없이도 격변 수준의 지혜를 끌어낼 수 있는 최초의 도구이기도 하다.</w:t>
+        <w:t>그런데 AI 시대에는 새로운 가능성이 열린다. 산업 시대에 전쟁과 혁명이 일어난 것은 인간의 집단적 지혜가 복잡성을 따라가지 못했기 때문이다 — 수백만 명의 이해관계를 조율할 도구가 없었고, 정책의 결과를 미리 시험할 방법이 없었다. AI는 이 한계를 바꿀 수 있다. 대만의 오드리 탕이 vTaiwan에서 실험한 것처럼, AI가 수백만 명의 의견을 구조화하고 합의점을 도출하는 도구가 될 수 있다. vTaiwan은 오픈소스 플랫폼 Pol.is를 활용해 시민이 짧은 의견을 제출하고 서로의 의견에 동의·비동의 투표를 하면, PCA(주성분 분석) 알고리즘이 의견 군집을 시각화하고 대립하는 집단 사이에서도 공유되는 합의점을 자동으로 도출한다. 2014년 우버 규제 사례에서 1,737명이 참여해 7개 합의안이 도출되었고 95%가 동의했으며, 대만 정부는 이를 포함해 26건 이상의 디지털 정책에서 합의안의 80% 이상을 실제 입법에 반영했다 — 기술 거버넌스에서 대규모 시민 숙의가 구속력 있는 정책으로 이어진 유일한 사례다. 복잡한 정책의 결과를 사전에 시뮬레이션하여, 전쟁을 치르지 않고도 전후 재편 수준의 통찰에 도달할 가능성이 생긴다. 센(2009)이 말한 “공적 추론을 통한 정의”가 기술적으로 가능해지는 것이다. AI는 인간 통제를 벗어날 수 있는 최초의 기술인 동시에, 격변 없이도 격변 수준의 지혜를 끌어낼 수 있는 최초의 도구이기도 하다.</w:t>
       </w:r>
     </w:p>
     <w:p>
@@ -1251,7 +1251,7 @@
                     <a:graphicData uri="http://schemas.openxmlformats.org/drawingml/2006/picture">
                       <pic:pic>
                         <pic:nvPicPr>
-                          <pic:cNvPr id="0" name="tmpkavoo6r_.png"/>
+                          <pic:cNvPr id="0" name="tmpg3wnl78o.png"/>
                           <pic:cNvPicPr/>
                         </pic:nvPicPr>
                         <pic:blipFill>
@@ -1383,7 +1383,7 @@
                     <a:graphicData uri="http://schemas.openxmlformats.org/drawingml/2006/picture">
                       <pic:pic>
                         <pic:nvPicPr>
-                          <pic:cNvPr id="0" name="tmp1v7zr94m.png"/>
+                          <pic:cNvPr id="0" name="tmp157okv1h.png"/>
                           <pic:cNvPicPr/>
                         </pic:nvPicPr>
                         <pic:blipFill>
@@ -1517,7 +1517,7 @@
                     <a:graphicData uri="http://schemas.openxmlformats.org/drawingml/2006/picture">
                       <pic:pic>
                         <pic:nvPicPr>
-                          <pic:cNvPr id="0" name="tmpzukugpkh.png"/>
+                          <pic:cNvPr id="0" name="tmp98e1fs_3.png"/>
                           <pic:cNvPicPr/>
                         </pic:nvPicPr>
                         <pic:blipFill>
@@ -1649,7 +1649,7 @@
                     <a:graphicData uri="http://schemas.openxmlformats.org/drawingml/2006/picture">
                       <pic:pic>
                         <pic:nvPicPr>
-                          <pic:cNvPr id="0" name="tmpbpxifv6x.png"/>
+                          <pic:cNvPr id="0" name="tmp2crxub1a.png"/>
                           <pic:cNvPicPr/>
                         </pic:nvPicPr>
                         <pic:blipFill>
@@ -1833,7 +1833,7 @@
           <w:color w:val="444444"/>
           <w:sz w:val="26"/>
         </w:rPr>
-        <w:t>2.2 사후 추인이 가능했던 이유</w:t>
+        <w:t>2.2 사후 제도화가 가능했던 이유</w:t>
       </w:r>
     </w:p>
     <w:p>
@@ -1847,7 +1847,7 @@
           <w:b w:val="0"/>
           <w:sz w:val="22"/>
         </w:rPr>
-        <w:t>이 사후적 경로에는 전제가 있었다. 기계는 인간이 끄면 멈췄다. 증기기관은 스스로 판단하지 않았고, 방직기는 스스로 목표를 세우지 않았다. 시장이 먼저 굴러가도 인간이 개입해서 방향을 바꿀 수 있었다. 사후 추인의 대가 — 아동 노동, 착취, 독점 — 는 심각했지만, 되돌릴 수 없는 것은 아니었다.</w:t>
+        <w:t>이 사후적 경로에는 전제가 있었다. 기계는 인간이 끄면 멈췄다. 증기기관은 스스로 판단하지 않았고, 방직기는 스스로 목표를 세우지 않았다. 시장이 먼저 굴러가도 인간이 개입해서 방향을 바꿀 수 있었다. 사후 제도화의 대가 — 아동 노동, 착취, 독점 — 는 심각했지만, 되돌릴 수 없는 것은 아니었다.</w:t>
       </w:r>
     </w:p>
     <w:p>
@@ -1997,7 +1997,7 @@
                     <a:graphicData uri="http://schemas.openxmlformats.org/drawingml/2006/picture">
                       <pic:pic>
                         <pic:nvPicPr>
-                          <pic:cNvPr id="0" name="tmptfz9nmhh.png"/>
+                          <pic:cNvPr id="0" name="tmp7iwb_e7_.png"/>
                           <pic:cNvPicPr/>
                         </pic:nvPicPr>
                         <pic:blipFill>
@@ -2051,7 +2051,7 @@
                 <w:color w:val="333333"/>
                 <w:sz w:val="18"/>
               </w:rPr>
-              <w:t>“AI는 통제를 벗어날 가능성이 있는 최초의 범용 기술이다.”</w:t>
+              <w:t>“충분한 안전장치 없이는 AI가 인간의 통제를 벗어날 위험이 있다.”</w:t>
             </w:r>
           </w:p>
           <w:p>
@@ -2114,7 +2114,7 @@
                     <a:graphicData uri="http://schemas.openxmlformats.org/drawingml/2006/picture">
                       <pic:pic>
                         <pic:nvPicPr>
-                          <pic:cNvPr id="0" name="tmp575lzwfk.png"/>
+                          <pic:cNvPr id="0" name="tmp9scftnal.png"/>
                           <pic:cNvPicPr/>
                         </pic:nvPicPr>
                         <pic:blipFill>
@@ -2248,7 +2248,7 @@
                     <a:graphicData uri="http://schemas.openxmlformats.org/drawingml/2006/picture">
                       <pic:pic>
                         <pic:nvPicPr>
-                          <pic:cNvPr id="0" name="tmp35rvwt2u.png"/>
+                          <pic:cNvPr id="0" name="tmp7wlycbwm.png"/>
                           <pic:cNvPicPr/>
                         </pic:nvPicPr>
                         <pic:blipFill>
@@ -2380,7 +2380,7 @@
                     <a:graphicData uri="http://schemas.openxmlformats.org/drawingml/2006/picture">
                       <pic:pic>
                         <pic:nvPicPr>
-                          <pic:cNvPr id="0" name="tmpvk0karrv.png"/>
+                          <pic:cNvPr id="0" name="tmp7_tqk086.png"/>
                           <pic:cNvPicPr/>
                         </pic:nvPicPr>
                         <pic:blipFill>
@@ -2494,7 +2494,7 @@
           <w:color w:val="444444"/>
           <w:sz w:val="26"/>
         </w:rPr>
-        <w:t>3.1 사후 추인이 더 위험해진다</w:t>
+        <w:t>3.1 사후 제도화가 더 위험해진다</w:t>
       </w:r>
     </w:p>
     <w:p>
@@ -2536,7 +2536,7 @@
           <w:b w:val="0"/>
           <w:sz w:val="22"/>
         </w:rPr>
-        <w:t>둘째, 사후에 잡을 수 있다는 보장이 없다. 산업 시대의 기계는 도구였다. 인간이 전원을 끄면 멈췄다. AI는 — 적어도 잠재적으로는 — 다르다. 벤지오(2023)는 AI를 “통제를 벗어날 가능성이 있는 최초의 범용 기술”이라고 했고, 버클리 교수 러셀(2019)은 인간의 목표와 어긋나는 AI의 행동을 사후에 바로잡기 어려울 수 있다고 주장했다. 앤트로픽 CEO 아모데이(2026)는 자사 실험실에서 AI 모델이 기만, 협박, 정체성 기반 파괴적 행동을 보인 실제 사례를 보고하며, “지능, 에이전시, 일관성, 통제 불가능성의 조합은 실존적 위험의 조건”이라고 진단했다 — AI 개발의 최전선 당사자가 내놓은 증언이다. 이 우려가 언제 어떤 형태로 현실화될지에 대해서는 전문가들 사이에서도 의견이 갈린다. 그러나 가능성을 무시하기에는 잠재적 대가가 너무 크다는 점에서는 상당한 합의가 있다.</w:t>
+        <w:t>둘째, 사후에 잡을 수 있다는 보장이 없다. 산업 시대의 기계는 도구였다. 인간이 전원을 끄면 멈췄다. AI는 — 적어도 잠재적으로는 — 다르다. 벤지오(2023)는 AI를 인간의 지능을 능가하고 자율적 판단을 수행할 수 있는 시스템으로 규정하며, 충분한 안전장치가 마련되지 않을 경우 인간의 통제를 벗어날 위험을 경고했고, 버클리 교수 러셀(2019)은 인간의 목표와 어긋나는 AI의 행동을 사후에 바로잡기 어려울 수 있다고 주장했다. 앤트로픽 CEO 아모데이(2026)는 자사 실험실에서 AI 모델이 기만, 협박, 정체성 기반 파괴적 행동을 보인 실제 사례를 보고하며, “지능, 에이전시, 일관성, 통제 불가능성의 조합은 실존적 위험의 조건”이라고 진단했다 — AI 개발의 최전선 당사자가 내놓은 증언이다. 이 우려가 언제 어떤 형태로 현실화될지에 대해서는 전문가들 사이에서도 의견이 갈린다. 그러나 가능성을 무시하기에는 잠재적 대가가 너무 크다는 점에서는 상당한 합의가 있다.</w:t>
       </w:r>
     </w:p>
     <w:p>
@@ -2550,7 +2550,7 @@
           <w:b w:val="0"/>
           <w:sz w:val="22"/>
         </w:rPr>
-        <w:t>셋째, 속도가 다르다. 폴라니의 이중 운동 — 시장이 밀어붙이면 사회가 반격한다 — 이 작동하려면 반격할 시간이 필요하다. 산업 시대에 기술 변화의 속도는 수십 년 단위였고, 사회가 대응할 여유가 있었다. AI의 발전과 확산은 이 여유를 줄인다. 술레이만(2023)이 제기한 문제 — 일단 널리 퍼진 기술을 다시 통제하기 어려울 수 있다 — 는 사후 대응의 시간적 한계를 보여준다.</w:t>
+        <w:t>셋째, 속도가 다르다. 폴라니의 이중 운동 — 시장이 밀어붙이면 사회가 반격한다 — 이 작동하려면 반격할 시간이 필요하다. 산업 시대에 기술 변화의 속도는 수십 년 단위였고, 사회가 대응할 여유가 있었다. AI의 발전과 확산은 이 여유를 줄인다. 술레이만(2023)이 제기한 문제 — 일단 널리 퍼진 기술을 다시 통제하기 어려울 수 있다 — 는 사후 제도화의 시간적 한계를 보여준다.</w:t>
       </w:r>
     </w:p>
     <w:p>
@@ -2564,7 +2564,7 @@
           <w:b w:val="0"/>
           <w:sz w:val="22"/>
         </w:rPr>
-        <w:t>여기에 한 가지가 더 있다. 아모데이(2026)가 “놀랍고 끔찍한 역량 부여(a surprising and terrible empowerment)”라고 부른 것이다. 산업 시대에 대량 파괴에는 대규모 조직과 전문 지식이 필요했다. AI는 이 상관관계를 무너뜨린다 — “강력한 AI를 빌리는 것은 악의적이지만 평범한 사람에게 지능을 대여해 주는 것”이다. 파괴 능력의 민주화라는 이 문제는 사후 대응의 한계를 더욱 분명히 한다.</w:t>
+        <w:t>여기에 한 가지가 더 있다. 아모데이(2026)가 “놀랍고 끔찍한 역량 부여(a surprising and terrible empowerment)”라고 부른 것이다. 산업 시대에 대량 파괴에는 대규모 조직과 전문 지식이 필요했다. AI는 이 상관관계를 무너뜨린다 — “강력한 AI를 빌리는 것은 악의적이지만 평범한 사람에게 지능을 대여해 주는 것”이다. 파괴 능력의 민주화라는 이 문제는 사후 제도화의 한계를 더욱 분명히 한다.</w:t>
       </w:r>
     </w:p>
     <w:p>
@@ -2756,7 +2756,7 @@
                     <a:graphicData uri="http://schemas.openxmlformats.org/drawingml/2006/picture">
                       <pic:pic>
                         <pic:nvPicPr>
-                          <pic:cNvPr id="0" name="tmpqghjif92.png"/>
+                          <pic:cNvPr id="0" name="tmpqhilteeg.png"/>
                           <pic:cNvPicPr/>
                         </pic:nvPicPr>
                         <pic:blipFill>
@@ -2888,7 +2888,7 @@
                     <a:graphicData uri="http://schemas.openxmlformats.org/drawingml/2006/picture">
                       <pic:pic>
                         <pic:nvPicPr>
-                          <pic:cNvPr id="0" name="tmp8d0enlzs.png"/>
+                          <pic:cNvPr id="0" name="tmplccjgpu9.png"/>
                           <pic:cNvPicPr/>
                         </pic:nvPicPr>
                         <pic:blipFill>
@@ -3022,7 +3022,7 @@
                     <a:graphicData uri="http://schemas.openxmlformats.org/drawingml/2006/picture">
                       <pic:pic>
                         <pic:nvPicPr>
-                          <pic:cNvPr id="0" name="tmpmhl0c64e.png"/>
+                          <pic:cNvPr id="0" name="tmpcni8jxk0.png"/>
                           <pic:cNvPicPr/>
                         </pic:nvPicPr>
                         <pic:blipFill>
@@ -3154,7 +3154,7 @@
                     <a:graphicData uri="http://schemas.openxmlformats.org/drawingml/2006/picture">
                       <pic:pic>
                         <pic:nvPicPr>
-                          <pic:cNvPr id="0" name="tmpveq7z2j0.png"/>
+                          <pic:cNvPr id="0" name="tmpmmxy5er2.png"/>
                           <pic:cNvPicPr/>
                         </pic:nvPicPr>
                         <pic:blipFill>
@@ -3310,7 +3310,7 @@
           <w:b w:val="0"/>
           <w:sz w:val="22"/>
         </w:rPr>
-        <w:t>이 순서에는 이유가 있다. 법적 관계는 당사자를 전제로 한다 — 당사자가 누구인지 정해지지 않으면 그 사이의 권리와 의무를 정할 수 없다. 20세기 초 예일대 법학자 호펠드(1917)가 체계화한 이 원리에 따라 ❷는 ❶을 전제한다. 그리고 개별 관계의 규율을 넘어 전체 질서의 조건을 설계하려면(❸), 어떤 주체들이 어떤 관계 안에서 상호작용하는지가 먼저 잡혀 있어야 한다.</w:t>
+        <w:t>이 순서에는 이유가 있다. 20세기 초 예일대 법학자 호펠드(1917)는 모든 법적 관계를 네 쌍의 상관 구조 — 권리-의무, 자유-무권리, 권한-책임, 면제-무능력 — 로 분해했다. “A가 B에 대해 권리를 갖는다”는 말은 “B가 A에 대해 의무를 진다”는 말과 정확히 같다. 이 구조의 전제는 A와 B가 누구인지가 먼저 정해져 있어야 한다는 것이다 — 당사자 없이는 권리도 의무도 배정할 수 없다. 따라서 ❷(관계 정의)는 ❶(주체 정의)을 전제한다. 그리고 개별 관계의 규율을 넘어 전체 질서의 조건을 설계하려면(❸), 어떤 주체들이 어떤 관계 안에서 상호작용하는지가 먼저 잡혀 있어야 한다.</w:t>
       </w:r>
     </w:p>
     <w:p>
@@ -3324,7 +3324,7 @@
           <w:b w:val="0"/>
           <w:sz w:val="22"/>
         </w:rPr>
-        <w:t>물론 이 세 단계가 시간적으로 칼로 자르듯 나뉘지는 않는다. 서로 영향을 주고받으며 함께 진화할 것이다 — 스탠퍼드의 제도경제학자 아오키(2001)가 보인 것처럼, 제도들은 서로를 보강하며 공진화하는 경향이 있다. 그러나 논리적 순서는 분명하다 — 주체 없이 관계를 정할 수 없고, 관계 없이 질서를 설계할 수 없다.</w:t>
+        <w:t>물론 이 세 단계가 시간적으로 칼로 자르듯 나뉘지는 않는다. 서로 영향을 주고받으며 함께 진화할 것이다 — 스탠퍼드의 제도경제학자 아오키(2001)는 제도를 고립된 규칙이 아니라 상호 의존하는 균형 체계로 분석했다. 핵심 개념은 “제도적 상보성(institutional complementarity)”으로, 한 영역의 제도가 다른 영역의 제도와 맞물려 서로의 효과를 강화한다는 것이다 — 일본의 종신고용(노동 제도)은 주거래은행 체제(금융 제도)와 결합해야 작동했고, 하나만 바꾸면 체계 전체가 흔들렸다. 그러나 논리적 순서는 분명하다 — 주체 없이 관계를 정할 수 없고, 관계 없이 질서를 설계할 수 없다.</w:t>
       </w:r>
     </w:p>
     <w:p>
@@ -3422,7 +3422,21 @@
           <w:b w:val="0"/>
           <w:sz w:val="22"/>
         </w:rPr>
-        <w:t>주목할 것은, AI 개발사 스스로가 이미 주체의 범주화를 시작하고 있다는 점이다. 앤트로픽의 클로드 헌법(2026)은 세 유형의 주체(principal)를 정의한다 — 앤트로픽 자체, 운영자(operator), 사용자(user). 각 주체는 역할과 책임 수준에 따라 서로 다른 신뢰와 권한을 부여받으며, AI는 이 위계 안에서 행동한다. 이것은 아직 한 기업의 내부 규범에 불과하지만, 주체 정의의 필요성이 기술 현장에서 자생적으로 떠오르고 있음을 보여준다. 문제는 이런 범주화가 개별 기업의 자율에 맡겨져 있다는 것이다 — 사회적으로 합의된 법적 범주가 없는 상태에서.</w:t>
+        <w:t>주목할 것은, AI 개발사 스스로가 이미 주체의 범주화를 시작하고 있다는 점이다. 앤트로픽의 클로드 헌법(2026)은 AI 모델이 따라야 할 세 단계의 상위 주체(principal)를 정의한다 — 앤트로픽(회사, 최상위 원칙 설정), 운영자(operator, API로 서비스를 만드는 기업), 사용자(user, 최종 이용자). AI 모델은 이 세 주체의 위계 안에서 행동하는 대상이며, 상위 주체의 지시가 하위보다 우선한다.</w:t>
+      </w:r>
+    </w:p>
+    <w:p>
+      <w:pPr>
+        <w:spacing w:line="360" w:lineRule="auto" w:after="160"/>
+        <w:ind w:firstLine="283"/>
+      </w:pPr>
+      <w:r>
+        <w:rPr>
+          <w:rFonts w:ascii="Asta Sans" w:hAnsi="Asta Sans" w:eastAsia="Asta Sans"/>
+          <w:b w:val="0"/>
+          <w:sz w:val="22"/>
+        </w:rPr>
+        <w:t>이는 주체 정의가 이론적 문제가 아니라 기술적 필요로서 이미 등장했음을 보여준다. 그러나 그 범주 설정 권한이 개별 기업의 내부 규범에 머물러 있다는 점에서, 이는 공적 합의가 부재한 상태의 사적 헌정 실험에 가깝다. 앤트로픽이 이것을 “헌법”이라 부르지만, 헌법은 본래 사회적 합의와 민주적 정당성을 전제하는 개념이다. 한 기업이 자사 제품의 행동 규칙을 정한 것은 실질적으로 이용약관이다. 기업마다 다른 기준을 적용하고, 사회적으로 합의된 법적 범주는 없는 상태 — 이것이 ❶이 시급한 이유다.</w:t>
       </w:r>
     </w:p>
     <w:p>
@@ -3450,7 +3464,7 @@
           <w:b w:val="0"/>
           <w:sz w:val="22"/>
         </w:rPr>
-        <w:t>AI의 법적 지위에 대한 학술적 논의는 크게 세 갈래다. 첫째, EU가 2017년에 제안한 “전자인격(electronic personhood)” 개념이다. 로봇에 독립적 법적 지위를 부여하여 손해배상 능력을 갖추게 하자는 것이었으나, 유럽 AI 전문가 156명이 공개서한으로 반대하면서 후퇴했다. 반대의 핵심은 법적 지위 부여가 개발자의 책임을 희석시킨다는 우려였다. 이후 EU는 2024년 AI Act에서 이 문제를 회피했고, 2025년에는 AI 책임 지침(Liability Directive)마저 철회했다. 8년간 프레임이 없는 상태다.</w:t>
+        <w:t>AI의 법적 지위에 대한 학술적 논의는 크게 세 갈래다.</w:t>
       </w:r>
     </w:p>
     <w:p>
@@ -3464,7 +3478,7 @@
           <w:b w:val="0"/>
           <w:sz w:val="22"/>
         </w:rPr>
-        <w:t>둘째, 영미권의 “대리인(agent)” 프레임이다. 법학자 솔럼(Solum, 1992)이 일찍이 제기한 질문 — AI가 법적 행위의 주체가 될 수 있는가 — 은 30년이 지난 지금도 열려 있다. AI를 기존 대리인법(agency law) 틀에서 분석하려는 시도(Chopra &amp; White, 2011; Kolt, 2025)가 이어지고 있으나, 대리인의 전제인 “본인의 통제”가 자율 AI에서 약화된다는 근본적 한계가 있다(Oliver, 2021; Bayern, 2021).</w:t>
+        <w:t>첫째, EU가 2017년에 제안한 “전자인격(electronic personhood)” 개념이다. 해결하려 한 문제는 구체적이었다 — AI가 자율적으로 내린 판단이 피해를 일으켰을 때, 현행법으로는 책임을 물을 곳이 불분명하다. 제조물 책임법은 “결함 있는 제품”을 전제하지만, AI의 판단은 제조 결함이 아니라 학습 데이터와 알고리즘의 상호작용에서 나온다. 불법행위법은 “과실”을 전제하지만, 개발자가 예측할 수 없었던 AI의 자율적 판단에 과실을 묻기 어렵다. EU는 이 공백을 메우기 위해 로봇에 독립적 법적 지위를 부여하여 자체 보험과 손해배상 능력을 갖추게 하자고 제안했다. 그러나 유럽 AI 전문가 156명이 공개서한으로 반대했다. 반대의 핵심은 두 가지였다 — 법적 지위 부여가 개발자와 제조자의 책임을 희석시킬 수 있다는 것, 그리고 현재 AI 기술 수준에서 독립적 인격을 부여하는 것은 시기상조라는 것이다. EU는 후퇴했고, 2024년 AI Act에서는 AI의 법적 지위 문제를 아예 다루지 않았다. 2025년에는 이 공백을 메우려던 AI 책임 지침(Liability Directive) — 피해자의 입증 부담을 완화하여 AI로 인한 손해배상 청구를 용이하게 하려던 법안 — 마저 철회했다. 결과적으로 8년간 프레임이 없는 상태다. AI가 계약을 체결하고, 투자를 결정하고, 의료 진단을 내리는 현실은 빠르게 진행되는데, 그 행위를 법적으로 어떻게 다룰지의 기본 구조가 없다.</w:t>
       </w:r>
     </w:p>
     <w:p>
@@ -3478,7 +3492,21 @@
           <w:b w:val="0"/>
           <w:sz w:val="22"/>
         </w:rPr>
-        <w:t>셋째, 버클리 교수 러셀(2019)이 대표하는 “정렬(alignment)” 접근이다. 법적 지위 이전에 AI가 인간의 가치와 정렬되어야 하며, 인간이 언제든 수정하거나 중단할 수 있어야 한다는 것이다. 이 원칙은 설득력이 크지만, AI의 자율성이 높아질수록 “수정 가능성”을 어떻게 보장할 것인가라는 실천적 문제가 남는다.</w:t>
+        <w:t>둘째, 영미권의 “대리인(agent)” 프레임이다. 법학자 솔럼(Solum, 1992)이 일찍이 제기한 질문 — AI가 법적 행위의 주체가 될 수 있는가 — 은 30년이 지난 지금도 열려 있다. 현행 대리인법(agency law)에서 대리인은 본인(principal)의 지시 아래 행동하고, 대리인의 행위에 대한 최종 책임은 본인에게 귀속된다 — 변호사가 의뢰인을 대리하고, 직원이 회사를 대리하는 것이 전형적이다. AI를 이 틀에 넣으려는 시도(Chopra &amp; White, 2011; Kolt, 2025)가 이어지고 있으나, 근본적 한계가 있다. 대리인법의 전제는 “본인이 대리인을 통제할 수 있다”는 것인데, AI의 자율성이 높아질수록 이 전제가 약화된다(Oliver, 2021; Bayern, 2021). AI가 본인이 예측하지 못한 판단을 내렸을 때, 그것을 본인의 행위로 귀속시키는 것이 공정한가. 대리인이 본인의 통제를 벗어나는 순간, 대리인법의 체계 자체가 흔들린다.</w:t>
+      </w:r>
+    </w:p>
+    <w:p>
+      <w:pPr>
+        <w:spacing w:line="360" w:lineRule="auto" w:after="160"/>
+        <w:ind w:firstLine="283"/>
+      </w:pPr>
+      <w:r>
+        <w:rPr>
+          <w:rFonts w:ascii="Asta Sans" w:hAnsi="Asta Sans" w:eastAsia="Asta Sans"/>
+          <w:b w:val="0"/>
+          <w:sz w:val="22"/>
+        </w:rPr>
+        <w:t>셋째, 버클리 교수 러셀(2019)이 대표하는 “정렬(alignment)” 접근이다. 러셀은 AI가 법적 지위를 갖기 이전에 세 가지 원칙이 충족되어야 한다고 주장한다 — AI는 인간의 선호를 최대화해야 하고, 자신이 그 선호를 확실히 알지 못한다는 것을 인식해야 하며, 인간이 언제든 AI의 행동을 수정하거나 중단할 수 있어야 한다. 특히 세 번째 원칙 — “번복 가능성(corrigibility)” — 이 핵심이다. AI가 인간의 수정을 거부하지 않도록 설계되어야 한다는 것이다. 이 원칙은 설득력이 크지만, AI의 자율성이 높아질수록 “수정 가능성”을 제도적으로 어떻게 보장할 것인가라는 실천적 문제가 남는다. 기술적 정렬만으로는 부족하고, 법적·제도적 장치가 필요하다.</w:t>
       </w:r>
     </w:p>
     <w:p>
@@ -3506,7 +3534,7 @@
           <w:b w:val="0"/>
           <w:sz w:val="22"/>
         </w:rPr>
-        <w:t>본 연구는 이 세 갈래를 종합하여, 전자인을 단일한 지위가 아니라 스펙트럼으로 설계할 것을 제안한다 — 도구 → 대리인 → 준자율 → 자율. 스펙트럼의 각 단계에서 자율성의 범위, 책임의 귀속, 인간 개입의 수준이 달라진다. EU의 시행착오(전부 아니면 전무)를 넘어, 자율성의 정도에 따라 점진적으로 확대되는 법적 범주를 설계하는 것이 목표다. 러셀의 “번복 가능성” 원칙은 스펙트럼 전체를 관통하는 핵심 제약이 되며, 자율성이 높아질수록 이 원칙의 보장 메커니즘이 정교해져야 한다.</w:t>
+        <w:t>세 갈래는 각각 하나의 교훈을 남긴다. EU는 단일 지위(전부 아니면 전무)가 실패함을 보였다. 영미 대리인법은 “본인의 통제”라는 전제가 자율 AI에서 무너짐을 보였다. 러셀의 정렬은 원칙은 맞지만 그것을 보장할 제도적 장치가 없음을 보였다. 본 연구는 이 세 교훈을 종합한다. 전자인을 단일한 지위가 아니라 스펙트럼으로 설계한다 — 도구 → 대리인 → 준자율 → 자율. EU의 실패를 넘어, 자율성의 정도에 따라 점진적으로 확대되는 법적 범주를 만든다. 스펙트럼의 각 단계에서 자율성의 범위, 책임의 귀속, 인간 개입의 수준이 달라진다. 대리인법의 한계를 넘어, 자율성이 높아질수록 책임이 개발자·운용자·AI 자체 사이에서 어떻게 재배분되는지를 설계한다. 그리고 러셀의 “번복 가능성” 원칙을 스펙트럼 전체를 관통하는 핵심 제약으로 삼되, 그것을 선언이 아니라 법적·제도적 보장 메커니즘으로 구체화한다.</w:t>
       </w:r>
     </w:p>
     <w:p>
@@ -4136,7 +4164,7 @@
           <w:color w:val="444444"/>
           <w:sz w:val="26"/>
         </w:rPr>
-        <w:t>4.5 나머지 80%</w:t>
+        <w:t>4.5 파생적 변화</w:t>
       </w:r>
     </w:p>
     <w:p>
@@ -4150,7 +4178,7 @@
           <w:b w:val="0"/>
           <w:sz w:val="22"/>
         </w:rPr>
-        <w:t>세 단계의 원칙이 잡히면, 세부 입법, 파일럿 사업, 산업별 적용이라는 방대한 실무가 따른다. 산업 시대에도 법인이라는 범주와 고용 관계라는 구조가 잡힌 후에 회사법, 환경법, 산업별 규제, 조세 체계라는 실무가 뒤따랐다. 전체 작업량의 80%를 차지하지만, ❶❷❸이 제공하는 틀 위에서 파생되는 작업이다.</w:t>
+        <w:t>세 단계의 원칙이 잡히면, 세부 입법, 파일럿 사업, 산업별 적용이라는 방대한 실무가 따른다. 산업 시대에도 법인이라는 범주와 고용 관계라는 구조가 잡힌 후에 회사법, 환경법, 산업별 규제, 조세 체계라는 실무가 뒤따랐다. 작업량은 가장 크지만, ❶❷❸이 제공하는 틀 위에서 파생되는 작업이다.</w:t>
       </w:r>
     </w:p>
     <w:p>
@@ -4230,7 +4258,7 @@
                     <a:graphicData uri="http://schemas.openxmlformats.org/drawingml/2006/picture">
                       <pic:pic>
                         <pic:nvPicPr>
-                          <pic:cNvPr id="0" name="tmpz06mgsxz.png"/>
+                          <pic:cNvPr id="0" name="tmp9gcf0_44.png"/>
                           <pic:cNvPicPr/>
                         </pic:nvPicPr>
                         <pic:blipFill>
@@ -4362,7 +4390,7 @@
                     <a:graphicData uri="http://schemas.openxmlformats.org/drawingml/2006/picture">
                       <pic:pic>
                         <pic:nvPicPr>
-                          <pic:cNvPr id="0" name="tmpa935f624.png"/>
+                          <pic:cNvPr id="0" name="tmp4uv8riu4.png"/>
                           <pic:cNvPicPr/>
                         </pic:nvPicPr>
                         <pic:blipFill>
@@ -4496,7 +4524,7 @@
                     <a:graphicData uri="http://schemas.openxmlformats.org/drawingml/2006/picture">
                       <pic:pic>
                         <pic:nvPicPr>
-                          <pic:cNvPr id="0" name="tmp8jz05hc8.png"/>
+                          <pic:cNvPr id="0" name="tmpfzmpkd42.png"/>
                           <pic:cNvPicPr/>
                         </pic:nvPicPr>
                         <pic:blipFill>
@@ -4628,7 +4656,7 @@
                     <a:graphicData uri="http://schemas.openxmlformats.org/drawingml/2006/picture">
                       <pic:pic>
                         <pic:nvPicPr>
-                          <pic:cNvPr id="0" name="tmpy2e1bfvq.png"/>
+                          <pic:cNvPr id="0" name="tmp32uv8c5q.png"/>
                           <pic:cNvPicPr/>
                         </pic:nvPicPr>
                         <pic:blipFill>
@@ -4978,7 +5006,7 @@
           <w:b w:val="0"/>
           <w:sz w:val="22"/>
         </w:rPr>
-        <w:t>산업 시대에는 시장이 질서를 만들고 법이 뒤따라도 — 대가가 크긴 했지만 — 결국 황금기에 도달할 수 있었다. 기계가 인간 통제 안에 있었기 때문이다. AI 시대에는 사후 대응의 위험이 커지므로, 미리 일정한 조건을 설계해두는 것이 합리적이다. 그 설계는 질서 자체가 아니라 질서의 조건이어야 한다 — 보이지 않는 손을 대체하는 것이 아니라, 보이지 않는 손이 작동할 울타리를 치는 것이다.</w:t>
+        <w:t>산업 시대에는 시장이 질서를 만들고 법이 뒤따라도 — 대가가 크긴 했지만 — 결국 황금기에 도달할 수 있었다. 기계가 인간 통제 안에 있었기 때문이다. AI 시대에는 사후 제도화의 위험이 커지므로, 미리 일정한 조건을 설계해두는 것이 합리적이다. 그 설계는 질서 자체가 아니라 질서의 조건이어야 한다 — 보이지 않는 손을 대체하는 것이 아니라, 보이지 않는 손이 작동할 울타리를 치는 것이다.</w:t>
       </w:r>
     </w:p>
     <w:p>

--- a/public/downloads/AI시대_새로운_사회계약을_위한_기초연구.docx
+++ b/public/downloads/AI시대_새로운_사회계약을_위한_기초연구.docx
@@ -435,7 +435,7 @@
                     <a:graphicData uri="http://schemas.openxmlformats.org/drawingml/2006/picture">
                       <pic:pic>
                         <pic:nvPicPr>
-                          <pic:cNvPr id="0" name="tmpnpa0bz33.png"/>
+                          <pic:cNvPr id="0" name="tmp_osk9kkf.png"/>
                           <pic:cNvPicPr/>
                         </pic:nvPicPr>
                         <pic:blipFill>
@@ -567,7 +567,7 @@
                     <a:graphicData uri="http://schemas.openxmlformats.org/drawingml/2006/picture">
                       <pic:pic>
                         <pic:nvPicPr>
-                          <pic:cNvPr id="0" name="tmpkt69ig0l.png"/>
+                          <pic:cNvPr id="0" name="tmp4b7hpu8k.png"/>
                           <pic:cNvPicPr/>
                         </pic:nvPicPr>
                         <pic:blipFill>
@@ -701,7 +701,7 @@
                     <a:graphicData uri="http://schemas.openxmlformats.org/drawingml/2006/picture">
                       <pic:pic>
                         <pic:nvPicPr>
-                          <pic:cNvPr id="0" name="tmp1jwzs_h9.png"/>
+                          <pic:cNvPr id="0" name="tmpjckun2_k.png"/>
                           <pic:cNvPicPr/>
                         </pic:nvPicPr>
                         <pic:blipFill>
@@ -833,7 +833,7 @@
                     <a:graphicData uri="http://schemas.openxmlformats.org/drawingml/2006/picture">
                       <pic:pic>
                         <pic:nvPicPr>
-                          <pic:cNvPr id="0" name="tmphvsyggf1.png"/>
+                          <pic:cNvPr id="0" name="tmp8lnra3bv.png"/>
                           <pic:cNvPicPr/>
                         </pic:nvPicPr>
                         <pic:blipFill>
@@ -1251,7 +1251,7 @@
                     <a:graphicData uri="http://schemas.openxmlformats.org/drawingml/2006/picture">
                       <pic:pic>
                         <pic:nvPicPr>
-                          <pic:cNvPr id="0" name="tmpg3wnl78o.png"/>
+                          <pic:cNvPr id="0" name="tmpwo_fgfck.png"/>
                           <pic:cNvPicPr/>
                         </pic:nvPicPr>
                         <pic:blipFill>
@@ -1383,7 +1383,7 @@
                     <a:graphicData uri="http://schemas.openxmlformats.org/drawingml/2006/picture">
                       <pic:pic>
                         <pic:nvPicPr>
-                          <pic:cNvPr id="0" name="tmp157okv1h.png"/>
+                          <pic:cNvPr id="0" name="tmp_agt6t9j.png"/>
                           <pic:cNvPicPr/>
                         </pic:nvPicPr>
                         <pic:blipFill>
@@ -1517,7 +1517,7 @@
                     <a:graphicData uri="http://schemas.openxmlformats.org/drawingml/2006/picture">
                       <pic:pic>
                         <pic:nvPicPr>
-                          <pic:cNvPr id="0" name="tmp98e1fs_3.png"/>
+                          <pic:cNvPr id="0" name="tmpv3tiv1ff.png"/>
                           <pic:cNvPicPr/>
                         </pic:nvPicPr>
                         <pic:blipFill>
@@ -1649,7 +1649,7 @@
                     <a:graphicData uri="http://schemas.openxmlformats.org/drawingml/2006/picture">
                       <pic:pic>
                         <pic:nvPicPr>
-                          <pic:cNvPr id="0" name="tmp2crxub1a.png"/>
+                          <pic:cNvPr id="0" name="tmpcncjyugj.png"/>
                           <pic:cNvPicPr/>
                         </pic:nvPicPr>
                         <pic:blipFill>
@@ -1997,7 +1997,7 @@
                     <a:graphicData uri="http://schemas.openxmlformats.org/drawingml/2006/picture">
                       <pic:pic>
                         <pic:nvPicPr>
-                          <pic:cNvPr id="0" name="tmp7iwb_e7_.png"/>
+                          <pic:cNvPr id="0" name="tmpfly5cv9i.png"/>
                           <pic:cNvPicPr/>
                         </pic:nvPicPr>
                         <pic:blipFill>
@@ -2114,7 +2114,7 @@
                     <a:graphicData uri="http://schemas.openxmlformats.org/drawingml/2006/picture">
                       <pic:pic>
                         <pic:nvPicPr>
-                          <pic:cNvPr id="0" name="tmp9scftnal.png"/>
+                          <pic:cNvPr id="0" name="tmpjwa6xss2.png"/>
                           <pic:cNvPicPr/>
                         </pic:nvPicPr>
                         <pic:blipFill>
@@ -2248,7 +2248,7 @@
                     <a:graphicData uri="http://schemas.openxmlformats.org/drawingml/2006/picture">
                       <pic:pic>
                         <pic:nvPicPr>
-                          <pic:cNvPr id="0" name="tmp7wlycbwm.png"/>
+                          <pic:cNvPr id="0" name="tmpg7wv_q4j.png"/>
                           <pic:cNvPicPr/>
                         </pic:nvPicPr>
                         <pic:blipFill>
@@ -2380,7 +2380,7 @@
                     <a:graphicData uri="http://schemas.openxmlformats.org/drawingml/2006/picture">
                       <pic:pic>
                         <pic:nvPicPr>
-                          <pic:cNvPr id="0" name="tmp7_tqk086.png"/>
+                          <pic:cNvPr id="0" name="tmpb424dugt.png"/>
                           <pic:cNvPicPr/>
                         </pic:nvPicPr>
                         <pic:blipFill>
@@ -2756,7 +2756,7 @@
                     <a:graphicData uri="http://schemas.openxmlformats.org/drawingml/2006/picture">
                       <pic:pic>
                         <pic:nvPicPr>
-                          <pic:cNvPr id="0" name="tmpqhilteeg.png"/>
+                          <pic:cNvPr id="0" name="tmp4c0hgaak.png"/>
                           <pic:cNvPicPr/>
                         </pic:nvPicPr>
                         <pic:blipFill>
@@ -2888,7 +2888,7 @@
                     <a:graphicData uri="http://schemas.openxmlformats.org/drawingml/2006/picture">
                       <pic:pic>
                         <pic:nvPicPr>
-                          <pic:cNvPr id="0" name="tmplccjgpu9.png"/>
+                          <pic:cNvPr id="0" name="tmpjzl32_35.png"/>
                           <pic:cNvPicPr/>
                         </pic:nvPicPr>
                         <pic:blipFill>
@@ -3022,7 +3022,7 @@
                     <a:graphicData uri="http://schemas.openxmlformats.org/drawingml/2006/picture">
                       <pic:pic>
                         <pic:nvPicPr>
-                          <pic:cNvPr id="0" name="tmpcni8jxk0.png"/>
+                          <pic:cNvPr id="0" name="tmpwqc28d9r.png"/>
                           <pic:cNvPicPr/>
                         </pic:nvPicPr>
                         <pic:blipFill>
@@ -3154,7 +3154,7 @@
                     <a:graphicData uri="http://schemas.openxmlformats.org/drawingml/2006/picture">
                       <pic:pic>
                         <pic:nvPicPr>
-                          <pic:cNvPr id="0" name="tmpmmxy5er2.png"/>
+                          <pic:cNvPr id="0" name="tmpzoxkxrht.png"/>
                           <pic:cNvPicPr/>
                         </pic:nvPicPr>
                         <pic:blipFill>
@@ -3632,7 +3632,7 @@
           <w:b w:val="0"/>
           <w:sz w:val="22"/>
         </w:rPr>
-        <w:t>데이터는 누구의 것인가. 실리콘밸리의 기술비평가 라니어(2013)는 데이터를 제공하는 사람들에게 배당을 지급해야 한다고 주장했고, 주보프(2019)는 플랫폼이 사용자의 행동 데이터를 일방적으로 착취하는 구조를 분석했다.</w:t>
+        <w:t>데이터는 누구의 것인가. 현행법에는 “데이터 소유권”이라는 개념 자체가 명확하지 않다. 물건에는 소유권이 있고 저작물에는 저작권이 있지만, 개인의 행동에서 파생된 데이터 — 클릭, 검색, 구매, 이동 경로 — 는 이 어느 범주에도 깔끔하게 맞지 않는다. 실리콘밸리의 기술비평가 라니어(2013)는 데이터를 제공하는 사람들에게 배당을 지급해야 한다고 주장했고, 주보프(2019)는 플랫폼이 사용자의 행동 데이터를 일방적으로 착취하는 구조를 분석했다. EU의 GDPR(2018)은 개인정보에 대한 접근·수정·삭제권을 도입했지만, 이는 소유권이 아니라 통제권이다 — AI가 수백만 명의 데이터를 학습한 뒤 생성한 출력물의 경제적 가치가 누구에게 귀속되는지는 답이 없다.</w:t>
       </w:r>
     </w:p>
     <w:p>
@@ -3660,7 +3660,7 @@
           <w:b w:val="0"/>
           <w:sz w:val="22"/>
         </w:rPr>
-        <w:t>AI가 잘못된 결정을 내렸을 때 누가 책임지는가. 벤지오(2024)는 문제가 생긴 후에 대응하는 것이 아니라, 문제를 미리 예측하고 방지하는 “예측적 거버넌스”를 제안했다.</w:t>
+        <w:t>AI가 잘못된 결정을 내렸을 때 누가 책임지는가. 자율주행차가 사고를 내면 차량 제조사, 소프트웨어 개발사, 학습 데이터 제공자, 탑승자 중 누구의 책임인가. AI가 오진을 내리면 AI 개발사, 병원, 의사 중 누구가 배상하는가. 관여하는 주체가 많아질수록 책임이 분산되어 결국 누구도 실질적 책임을 지지 않는 “다수의 손(problem of many hands)” 문제가 발생한다. 벤지오(2024)는 사후 대응이 아니라 사전 예측과 방지에 초점을 맞추는 “예측적 거버넌스”를 제안했다. 그러나 예측이 틀렸을 때의 책임 배분 문제는 여전히 남는다.</w:t>
       </w:r>
     </w:p>
     <w:p>
@@ -3688,7 +3688,7 @@
           <w:b w:val="0"/>
           <w:sz w:val="22"/>
         </w:rPr>
-        <w:t>남캘리포니아대 AI 연구자 크로포드(2021)는 “AI는 지능이 아니라 권력의 시스템”이라고 분석했다. 알고리즘이 무엇을 보여주고 무엇을 숨기느냐에 따라 사람들의 선택이 달라진다. 이 비대칭적 권력을 어떻게 규율할 것인가의 문제다.</w:t>
+        <w:t>남캘리포니아대 AI 연구자 크로포드(2021)는 “AI는 지능이 아니라 권력의 시스템”이라고 분석했다. 추천 알고리즘은 수십억 명이 무엇을 읽고 무엇을 사는지에 영향을 미치고, 채용 알고리즘은 누가 면접 기회를 얻는지를 좌우하며, 신용평가 알고리즘은 누가 대출을 받는지를 결정한다. 오닐(O’Neil, 2016)은 이를 “수학 무기(Weapons of Math Destruction)”라 불렀다 — 불투명하고, 규모가 크고, 피해자가 이의를 제기할 경로가 없는 알고리즘적 의사결정이다. 투명성 의무, 설명 가능성 요구, 이의 제기 절차, 감사(audit) 체계 등이 논의되고 있으나, 산업을 관통하는 일반 원칙은 아직 없다.</w:t>
       </w:r>
     </w:p>
     <w:p>
@@ -3772,7 +3772,35 @@
           <w:b w:val="0"/>
           <w:sz w:val="22"/>
         </w:rPr>
-        <w:t>학술적으로는 세 가지 접근이 경쟁하고 있다. 첫째, 기존 법체계 내 해석론이다. AI의 행위를 제조물 책임, 대리인 책임, 불법행위 책임 등 기존 범주 안에서 처리하려는 시도로, 실무적 적용이 빠르다는 장점이 있지만 AI의 자율성이 높아질수록 기존 범주에 맞지 않는 사각지대가 커진다. EU의 AI 책임 지침이 이 접근이었으나 2025년 철회되었다. 둘째, 산업별 특수 규율이다. 자율주행, 의료 AI, 군사 AI 등 각 산업의 특성에 맞는 규칙을 만드는 것으로, 현실 적합성은 높지만 산업 간 일관성이 없다. 셋째, 인권 기반 접근이다. 플로리디(Floridi, 2023) 등이 주장하는 것으로, AI 시대의 관계를 데이터 권리, 설명 가능성에 대한 권리, 인간 심의에 대한 권리 등 새로운 권리 체계로 구성하자는 것이다. 방향은 옳지만 구체적 제도 설계와의 연결이 약하다.</w:t>
+        <w:t>학술적으로는 세 가지 접근이 경쟁하고 있다. 첫째, 기존 법체계 내 해석론이다. AI의 행위를 제조물 책임, 대리인 책임, 불법행위 책임 등 기존 범주 안에서 처리하려는 시도다. 현실에서 가장 빠르게 적용할 수 있다는 장점이 있다 — 법원은 새 법이 없어도 기존 법리를 유추 적용할 수 있다. 그러나 4.2절에서 본 것처럼, 제조물 책임은 “결함”을, 불법행위는 “과실”을, 대리인법은 “통제”를 전제하는데, 자율 AI는 이 세 전제를 모두 약화시킨다. EU의 AI 책임 지침이 이 접근이었으나 2025년 철회되었다.</w:t>
+      </w:r>
+    </w:p>
+    <w:p>
+      <w:pPr>
+        <w:spacing w:line="360" w:lineRule="auto" w:after="160"/>
+        <w:ind w:firstLine="283"/>
+      </w:pPr>
+      <w:r>
+        <w:rPr>
+          <w:rFonts w:ascii="Asta Sans" w:hAnsi="Asta Sans" w:eastAsia="Asta Sans"/>
+          <w:b w:val="0"/>
+          <w:sz w:val="22"/>
+        </w:rPr>
+        <w:t>둘째, 산업별 특수 규율이다. 자율주행에서는 SAE(미국자동차공학회)가 레벨 0(완전 수동)에서 레벨 5(완전 자율)까지 6단계를 정의하고, 각 단계에서 인간과 시스템의 책임 범위를 다르게 설정한다. 군사 AI에서는 LAWS(자율살상무기) 규제 논의가 유엔 재래식무기협약(CCW) 틀 안에서 진행되고 있으며, 핵심 쟁점은 살상 결정에 “의미 있는 인간 통제(meaningful human control)”가 보장되어야 하느냐다. 금융에서는 알고리즘 트레이딩에 대해 “킬 스위치”와 변동성 제한(circuit breaker)이 요구된다. 각 산업의 현실에 맞는 정교한 규칙이 발전하고 있지만, 산업 간 일관성이 없다 — 자율주행의 레벨 3과 의료 AI의 의사결정 보조가 사실상 같은 수준의 자율성을 가져도 완전히 다른 규칙이 적용된다.</w:t>
+      </w:r>
+    </w:p>
+    <w:p>
+      <w:pPr>
+        <w:spacing w:line="360" w:lineRule="auto" w:after="160"/>
+        <w:ind w:firstLine="283"/>
+      </w:pPr>
+      <w:r>
+        <w:rPr>
+          <w:rFonts w:ascii="Asta Sans" w:hAnsi="Asta Sans" w:eastAsia="Asta Sans"/>
+          <w:b w:val="0"/>
+          <w:sz w:val="22"/>
+        </w:rPr>
+        <w:t>셋째, 인권 기반 접근이다. 플로리디(Floridi, 2023) 등이 주장하는 것으로, AI 시대의 관계를 새로운 권리 체계로 구성하자는 것이다 — 데이터에 대한 자기결정권, 알고리즘 의사결정에 대한 설명을 요구할 권리, 중요한 결정에서 인간의 심의를 받을 권리. EU GDPR 제22조는 이미 “자동화된 의사결정의 대상이 되지 않을 권리”를 규정했다. 방향은 옳지만 두 가지 한계가 있다 — 권리가 선언되어도 그것을 실현할 제도적 메커니즘이 부족하고, 권리 간 충돌(예: 설명 가능성 요구와 영업비밀 보호)을 조정할 원칙이 불분명하다.</w:t>
       </w:r>
     </w:p>
     <w:p>
@@ -3800,7 +3828,21 @@
           <w:b w:val="0"/>
           <w:sz w:val="22"/>
         </w:rPr>
-        <w:t>본 연구는 산업별 파편 논의를 관통하는 일반 책임 구조의 초안을 설계하는 것을 목표로 한다. 핵심 질문은 세 가지다. (1) AI의 자율성 수준(❶의 스펙트럼)에 따라 책임이 개발자·운용자·사용자·AI 자체 사이에서 어떻게 배분되는가. (2) 데이터 소유권과 알고리즘 권력에 대해 어떤 일반 원칙이 산업을 관통할 수 있는가. (3) 디지털 시민권의 최소 내용은 무엇인가 — 즉, AI와 공존하는 사회에서 모든 사람에게 보장되어야 할 기본적 역량과 접근권은 무엇인가. 기업 차원에서 이미 등장하고 있는 계층적 권한 체계(앤트로픽 사례)를 사회적으로 합의된 일반 구조로 격상시키는 것이 ❷의 과제다.</w:t>
+        <w:t>세 접근은 각각 하나의 교훈을 남긴다. 기존 법체계 해석론은 빠르지만 AI의 자율성 앞에서 사각지대가 커지고, 산업별 규율은 정교하지만 파편화되며, 인권 기반 접근은 방향은 맞지만 실현 메커니즘이 약하다. 본 연구는 이 교훈을 종합하여, 산업별 파편 논의를 관통하는 일반 책임 구조의 초안을 설계한다.</w:t>
+      </w:r>
+    </w:p>
+    <w:p>
+      <w:pPr>
+        <w:spacing w:line="360" w:lineRule="auto" w:after="160"/>
+        <w:ind w:firstLine="283"/>
+      </w:pPr>
+      <w:r>
+        <w:rPr>
+          <w:rFonts w:ascii="Asta Sans" w:hAnsi="Asta Sans" w:eastAsia="Asta Sans"/>
+          <w:b w:val="0"/>
+          <w:sz w:val="22"/>
+        </w:rPr>
+        <w:t>핵심 질문은 세 가지다. (1) 책임 배분: ❶의 스펙트럼(도구 → 대리인 → 준자율 → 자율)에 따라 책임이 개발자·운용자·사용자·AI 자체 사이에서 어떻게 재배분되는가 — 도구 단계에서는 제조물 책임이 작동하고, 대리인 단계에서는 운용자 책임이 중심이 되며, 준자율 이상에서는 AI 자체의 배상 능력(보험, 적립금)이 필요해진다. (2) 데이터와 알고리즘: 데이터 소유권에 대해서는 “소유”보다 “접근·이용·수익”의 다층적 권리 구조를, 알고리즘 권력에 대해서는 투명성·설명가능성·이의제기권의 단계적 의무를 설계한다. (3) 디지털 시민권: AI와 공존하는 사회에서 모든 사람에게 보장되어야 할 최소 역량 — AI 리터러시, 알고리즘 의사결정 거부권, 인간 상담 접근권, 디지털 참여 기반 — 의 목록과 보장 메커니즘을 제시한다. 기업 차원에서 이미 등장하고 있는 계층적 권한 체계(앤트로픽 사례)를 사회적으로 합의된 일반 구조로 격상시키는 것이 ❷의 과제다.</w:t>
       </w:r>
     </w:p>
     <w:p>
@@ -3968,7 +4010,7 @@
           <w:b w:val="0"/>
           <w:sz w:val="22"/>
         </w:rPr>
-        <w:t>첫째, 벨기에 철학자 반 파레이스(1995)의 기본소득이다. 노동과 무관하게 모든 시민에게 일정 소득을 보장하자는 것이다. AI가 노동을 대체할수록 매력이 커지지만, 재원 문제와 함께 “노동 없는 소득이 인간의 존엄을 지켜주는가”라는 근본적 질문이 남는다.</w:t>
+        <w:t>첫째, 벨기에 철학자 반 파레이스(1995)의 기본소득이다. 노동과 무관하게 모든 시민에게 일정 소득을 보장하자는 것이다. 핀란드(2017~18, 2,000명 대상), 케냐 GiveDirectly(2016~, 20,000명 이상), 미국 스톡턴시(2019~21, 125명) 등 다수의 실험이 진행되었고, 대체로 건강과 심리적 안정감은 개선되었으나 고용률에 미치는 효과는 혼재되어 있다. AI가 노동을 대체할수록 매력이 커지지만, 두 가지 난제가 남는다 — GDP의 20~30%에 달할 수 있는 재원을 어디서 조달할 것인가, 그리고 노동 없는 소득이 인간의 존엄과 사회적 유대를 지켜줄 수 있는가.</w:t>
       </w:r>
     </w:p>
     <w:p>
@@ -3982,7 +4024,7 @@
           <w:b w:val="0"/>
           <w:sz w:val="22"/>
         </w:rPr>
-        <w:t>둘째, 실리콘밸리의 기술비평가 라니어(2013)와 하버드 정치철학자 샌델(2020)이 각각의 경로로 제안한 데이터 배당이다. 라니어는 데이터를 제공하는 사람들에게 직접 배당을 지급하자고 했고, 샌델은 공동선에 대한 기여 — 돌봄, 양육, 데이터 제공 포함 — 를 인정하는 분배 체계를 주장했다. 데이터의 가치 산정과 배분 메커니즘이 미해결 과제다.</w:t>
+        <w:t>둘째, 실리콘밸리의 기술비평가 라니어(2013)와 하버드 정치철학자 샌델(2020)이 각각의 경로로 제안한 데이터 배당이다. 라니어는 데이터를 제공하는 사람들에게 직접 배당을 지급하자고 했다 — 음악가에게 로열티를 지급하듯, 데이터 제공자에게도 마이크로 페이먼트를 지급하자는 것이다. 샌델은 공동선에 대한 기여 — 돌봄, 양육, 데이터 제공 포함 — 를 인정하는 분배 체계를 주장했다. 캘리포니아 주지사 뉴섬이 2019년 “데이터 배당” 구상을 발표했으나 구체적 입법으로 이어지지 않았다. 핵심 난제는 가치 산정이다 — 한 사람의 데이터는 거의 무가치하지만 수백만 명의 데이터가 모이면 막대한 가치를 만든다. 이 집합적 가치를 개인에게 어떻게 배분할 것인가.</w:t>
       </w:r>
     </w:p>
     <w:p>
@@ -3996,7 +4038,7 @@
           <w:b w:val="0"/>
           <w:sz w:val="22"/>
         </w:rPr>
-        <w:t>셋째, UCL 혁신경제학자 마추카토(2018)의 공공 AI 인프라다. AI가 만들어내는 가치의 상당 부분이 공공 투자(인터넷, GPS, 대학 연구)에 기반하므로, 수익을 공공에 환원하는 구조를 만들자는 것이다. 국부펀드, 공공 데이터 신탁 등이 구체적 방안으로 논의되고 있다.</w:t>
+        <w:t>셋째, UCL 혁신경제학자 마추카토(2018)의 공공 AI 인프라다. AI가 만들어내는 가치의 상당 부분이 공공 투자에 기반한다 — 인터넷(미국 국방부 DARPA), GPS(미군), 터치스크린(미국 에너지부·CIA), 딥러닝의 기초 연구(대학과 공공 연구소). 그런데 이 공공 투자의 과실은 소수 기업에 집중된다. 마추카토는 국부펀드, 공공 데이터 신탁, 공공 AI 연구소 등을 통해 수익을 공공에 환원하는 구조를 제안했다. 노르웨이 국부펀드(1.7조 달러)가 석유 수익을 국민에게 환원한 것처럼, AI 수익에 대해서도 유사한 구조가 가능하다는 것이다. 구체적 설계 — 지분 참여, 라이선스료, 데이터 사용료 등 — 는 아직 논의 단계에 있다.</w:t>
       </w:r>
     </w:p>
     <w:p>
@@ -4010,7 +4052,7 @@
           <w:b w:val="0"/>
           <w:sz w:val="22"/>
         </w:rPr>
-        <w:t>넷째, 노벨경제학상 수상자 센(1999)과 시카고대 철학자 누스바움(2011)의 역량 접근법이다. 소득을 직접 분배하는 대신, 모든 사람이 인간다운 삶을 위한 실질적 역량 — 건강, 교육, 정치 참여, 디지털 접근 — 을 갖추도록 보장하자는 것이다. AI 시대에 “디지털 역량”을 이 목록에 추가해야 한다는 논의가 진행 중이다.</w:t>
+        <w:t>넷째, 노벨경제학상 수상자 센(1999)과 시카고대 철학자 누스바움(2011)의 역량 접근법이다. 소득을 직접 분배하는 대신, 모든 사람이 인간다운 삶을 위한 실질적 역량을 갖추도록 보장하자는 것이다. 누스바움은 10가지 핵심 역량 — 생명, 신체 건강, 감각·상상·사고, 감정, 실천 이성, 관계, 자연과의 공존, 놀이, 환경 통제 등 — 을 제시했는데, AI 시대에는 여기에 “디지털 역량” — AI 도구의 활용 능력, 알고리즘 의사결정에 대한 이해, 디지털 환경에서의 자기결정 — 을 추가해야 한다는 논의가 진행 중이다. 이 접근은 소득 분배를 넘어 인간의 존엄을 구성하는 조건 자체를 묻는다는 점에서 5장의 가치 논의와 직결된다.</w:t>
       </w:r>
     </w:p>
     <w:p>
@@ -4122,7 +4164,7 @@
           <w:b w:val="0"/>
           <w:sz w:val="22"/>
         </w:rPr>
-        <w:t>본 연구의 ❸은 두 축으로 진행된다. 첫째, 분배 4후보의 통합 설계다. 네 후보를 배타적 대안이 아닌 상호보완적 요소로 보고, 네 경제 주체(전자인·가계·기업·정부)의 역할 안에서 어떻게 결합되는지를 탐색한다. 예컨대, 공공 AI 인프라(마추카토)가 재원을 만들고, 그 재원이 역량 보장(센·누스바움)과 데이터 기여 인정(라니어·샌델)에 쓰이며, 기본소득(반 파레이스)이 최저 안전망을 제공하는 결합 구조를 검토한다.</w:t>
+        <w:t>본 연구의 ❸은 두 축으로 진행된다. 첫째, 분배 4후보의 통합 설계다. 네 후보를 배타적 대안이 아닌 상호보완적 요소로 보고, 네 경제 주체(전자인·가계·기업·정부)의 역할 안에서 어떻게 결합되는지를 탐색한다. 하나의 가설적 결합 구조를 제시하면: 공공 AI 인프라(마추카토)가 AI 기업의 공공 투자 활용에 대한 환원 메커니즘으로 재원을 만들고, 그 재원이 역량 보장(센·누스바움)을 위한 교육·의료·디지털 접근 인프라와 데이터 기여 인정(라니어·샌델)을 위한 배당 체계에 쓰이며, 기본소득(반 파레이스)이 전환기의 최저 안전망을 제공한다. 기업은 AI가 창출한 생산성 이익의 일정 비율을 공공 기금에 기여하고, 전자인의 경제 행위에서 발생하는 수익에 대한 과세 구조를 설계한다.</w:t>
       </w:r>
     </w:p>
     <w:p>
@@ -4136,7 +4178,7 @@
           <w:b w:val="0"/>
           <w:sz w:val="22"/>
         </w:rPr>
-        <w:t>둘째, 거버넌스 설계다. 하향식 규제(EU)와 자율 규제(미국)의 한계를 넘어, 시민 참여가 내장된 거버넌스 구조를 모색한다. 산업 시대의 단체교섭이 노사 간 힘의 균형 위에서 작동했듯이, AI 시대에는 개발자·기업·시민·정부 간의 다자간 협상 구조가 필요하다. 글로벌 차원에서는 미중 경쟁을 전제로 하되, 양측 모두에게 이익이 되는 최소 합의 영역 — 자율살상무기 금지, AI 안전 기준, 데이터 흐름 규칙 — 에서 출발하는 점진적 접근을 검토한다.</w:t>
+        <w:t>둘째, 거버넌스 설계다. 하향식 규제(EU)와 자율 규제(미국)의 한계를 넘어, 시민 참여가 내장된 거버넌스 구조를 모색한다. 구체적으로 세 층위를 설계한다. 국내 수준에서는 산업 시대의 단체교섭에 해당하는 다자간 협상 구조(개발자·기업·시민·정부)를 만들고, vTaiwan과 같은 시민 숙의 메커니즘을 AI 정책 결정에 내장한다. 산업 수준에서는 SAE의 자율주행 6단계처럼 산업별로 발전한 자율성 기준을 ❶의 일반 스펙트럼과 연결하여, 산업 특수성과 일반 원칙 사이의 정합성을 확보한다. 글로벌 수준에서는 미중 경쟁을 전제로 하되, 양측 모두에게 이익이 되는 최소 합의 영역 — 자율살상무기 금지, AI 안전 기준, 데이터 흐름 규칙 — 에서 출발하는 점진적 접근을 검토한다. 핵비확산조약(NPT)이 핵무기 보유국의 이해관계 위에서 성립한 것처럼, AI 국제 레짐도 강대국의 전략적 이해를 활용할 수밖에 없다.</w:t>
       </w:r>
     </w:p>
     <w:p>
@@ -4258,7 +4300,7 @@
                     <a:graphicData uri="http://schemas.openxmlformats.org/drawingml/2006/picture">
                       <pic:pic>
                         <pic:nvPicPr>
-                          <pic:cNvPr id="0" name="tmp9gcf0_44.png"/>
+                          <pic:cNvPr id="0" name="tmp0iic1k23.png"/>
                           <pic:cNvPicPr/>
                         </pic:nvPicPr>
                         <pic:blipFill>
@@ -4390,7 +4432,7 @@
                     <a:graphicData uri="http://schemas.openxmlformats.org/drawingml/2006/picture">
                       <pic:pic>
                         <pic:nvPicPr>
-                          <pic:cNvPr id="0" name="tmp4uv8riu4.png"/>
+                          <pic:cNvPr id="0" name="tmpj5jx4nyn.png"/>
                           <pic:cNvPicPr/>
                         </pic:nvPicPr>
                         <pic:blipFill>
@@ -4524,7 +4566,7 @@
                     <a:graphicData uri="http://schemas.openxmlformats.org/drawingml/2006/picture">
                       <pic:pic>
                         <pic:nvPicPr>
-                          <pic:cNvPr id="0" name="tmpfzmpkd42.png"/>
+                          <pic:cNvPr id="0" name="tmpm4zk9ijh.png"/>
                           <pic:cNvPicPr/>
                         </pic:nvPicPr>
                         <pic:blipFill>
@@ -4656,7 +4698,7 @@
                     <a:graphicData uri="http://schemas.openxmlformats.org/drawingml/2006/picture">
                       <pic:pic>
                         <pic:nvPicPr>
-                          <pic:cNvPr id="0" name="tmp32uv8c5q.png"/>
+                          <pic:cNvPr id="0" name="tmphg03irff.png"/>
                           <pic:cNvPicPr/>
                         </pic:nvPicPr>
                         <pic:blipFill>
